--- a/reference_letters/ReferenceLetter_IAV.docx
+++ b/reference_letters/ReferenceLetter_IAV.docx
@@ -4,144 +4,7 @@
   <w:body>
     <w:p>
       <w:pPr>
-        <w:pStyle w:val="761"/>
-        <w:pBdr/>
-        <w:spacing/>
-        <w:ind/>
-        <w:rPr>
-          <w:rFonts w:ascii="Carlito" w:hAnsi="Carlito" w:cs="Carlito"/>
-        </w:rPr>
-      </w:pPr>
-      <w:r>
-        <w:rPr>
-          <w:rFonts w:ascii="Carlito" w:hAnsi="Carlito" w:eastAsia="Carlito" w:cs="Carlito"/>
-          <w:sz w:val="22"/>
-          <w:highlight w:val="none"/>
-        </w:rPr>
-      </w:r>
-      <w:r>
-        <w:rPr>
-          <w:rFonts w:ascii="Carlito" w:hAnsi="Carlito" w:eastAsia="Carlito" w:cs="Carlito"/>
-          <w:sz w:val="22"/>
-          <w:highlight w:val="none"/>
-        </w:rPr>
-      </w:r>
-      <w:r>
-        <w:rPr>
-          <w:rFonts w:ascii="Carlito" w:hAnsi="Carlito" w:eastAsia="Carlito" w:cs="Carlito"/>
-          <w:sz w:val="22"/>
-          <w:highlight w:val="none"/>
-        </w:rPr>
-      </w:r>
-    </w:p>
-    <w:p>
-      <w:pPr>
-        <w:pStyle w:val="761"/>
-        <w:pBdr/>
-        <w:spacing/>
-        <w:ind/>
-        <w:rPr>
-          <w:rFonts w:ascii="Carlito" w:hAnsi="Carlito" w:eastAsia="Carlito" w:cs="Carlito"/>
-          <w:sz w:val="22"/>
-          <w:szCs w:val="22"/>
-          <w:highlight w:val="none"/>
-        </w:rPr>
-      </w:pPr>
-      <w:r>
-        <w:rPr>
-          <w:rFonts w:ascii="Carlito" w:hAnsi="Carlito" w:eastAsia="Carlito" w:cs="Carlito"/>
-          <w:sz w:val="22"/>
-          <w:highlight w:val="none"/>
-        </w:rPr>
-      </w:r>
-      <w:r>
-        <w:rPr>
-          <w:rFonts w:ascii="Carlito" w:hAnsi="Carlito" w:eastAsia="Carlito" w:cs="Carlito"/>
-          <w:sz w:val="22"/>
-          <w:highlight w:val="none"/>
-        </w:rPr>
-      </w:r>
-      <w:r>
-        <w:rPr>
-          <w:rFonts w:ascii="Carlito" w:hAnsi="Carlito" w:eastAsia="Carlito" w:cs="Carlito"/>
-          <w:sz w:val="22"/>
-          <w:highlight w:val="none"/>
-        </w:rPr>
-      </w:r>
-    </w:p>
-    <w:p>
-      <w:pPr>
-        <w:pStyle w:val="761"/>
-        <w:pBdr/>
-        <w:spacing/>
-        <w:ind/>
-        <w:rPr>
-          <w:rFonts w:ascii="Carlito" w:hAnsi="Carlito" w:eastAsia="Carlito" w:cs="Carlito"/>
-          <w:sz w:val="22"/>
-          <w:szCs w:val="22"/>
-          <w:highlight w:val="none"/>
-        </w:rPr>
-      </w:pPr>
-      <w:r>
-        <w:rPr>
-          <w:rFonts w:ascii="Carlito" w:hAnsi="Carlito" w:eastAsia="Carlito" w:cs="Carlito"/>
-          <w:sz w:val="22"/>
-          <w:highlight w:val="none"/>
-        </w:rPr>
-      </w:r>
-      <w:r>
-        <w:rPr>
-          <w:rFonts w:ascii="Carlito" w:hAnsi="Carlito" w:eastAsia="Carlito" w:cs="Carlito"/>
-          <w:sz w:val="22"/>
-          <w:highlight w:val="none"/>
-        </w:rPr>
-      </w:r>
-      <w:r>
-        <w:rPr>
-          <w:rFonts w:ascii="Carlito" w:hAnsi="Carlito" w:eastAsia="Carlito" w:cs="Carlito"/>
-          <w:sz w:val="22"/>
-          <w:highlight w:val="none"/>
-        </w:rPr>
-      </w:r>
-    </w:p>
-    <w:p>
-      <w:pPr>
-        <w:pStyle w:val="761"/>
-        <w:pBdr/>
-        <w:spacing/>
-        <w:ind/>
-        <w:rPr>
-          <w:rFonts w:ascii="Carlito" w:hAnsi="Carlito" w:eastAsia="Carlito" w:cs="Carlito"/>
-          <w:sz w:val="22"/>
-          <w:szCs w:val="22"/>
-          <w:highlight w:val="none"/>
-        </w:rPr>
-      </w:pPr>
-      <w:r>
-        <w:rPr>
-          <w:rFonts w:ascii="Carlito" w:hAnsi="Carlito" w:eastAsia="Carlito" w:cs="Carlito"/>
-          <w:sz w:val="22"/>
-          <w:highlight w:val="none"/>
-        </w:rPr>
-      </w:r>
-      <w:r>
-        <w:rPr>
-          <w:rFonts w:ascii="Carlito" w:hAnsi="Carlito" w:eastAsia="Carlito" w:cs="Carlito"/>
-          <w:sz w:val="22"/>
-          <w:highlight w:val="none"/>
-        </w:rPr>
-      </w:r>
-      <w:r>
-        <w:rPr>
-          <w:rFonts w:ascii="Carlito" w:hAnsi="Carlito" w:eastAsia="Carlito" w:cs="Carlito"/>
-          <w:sz w:val="22"/>
-          <w:highlight w:val="none"/>
-        </w:rPr>
-      </w:r>
-    </w:p>
-    <w:p>
-      <w:pPr>
-        <w:pStyle w:val="761"/>
+        <w:pStyle w:val="995"/>
         <w:pBdr/>
         <w:spacing/>
         <w:ind/>
@@ -176,10 +39,18 @@
           <w:highlight w:val="none"/>
         </w:rPr>
       </w:r>
+      <w:r>
+        <w:rPr>
+          <w:rFonts w:ascii="Carlito" w:hAnsi="Carlito" w:eastAsia="Carlito" w:cs="Carlito"/>
+          <w:sz w:val="22"/>
+          <w:szCs w:val="22"/>
+          <w:highlight w:val="none"/>
+        </w:rPr>
+      </w:r>
     </w:p>
     <w:p>
       <w:pPr>
-        <w:pStyle w:val="761"/>
+        <w:pStyle w:val="995"/>
         <w:pBdr/>
         <w:spacing/>
         <w:ind/>
@@ -202,6 +73,7 @@
         <w:rPr>
           <w:rFonts w:ascii="Carlito" w:hAnsi="Carlito" w:eastAsia="Carlito" w:cs="Carlito"/>
           <w:sz w:val="22"/>
+          <w:szCs w:val="22"/>
           <w:highlight w:val="none"/>
         </w:rPr>
       </w:r>
@@ -209,13 +81,14 @@
         <w:rPr>
           <w:rFonts w:ascii="Carlito" w:hAnsi="Carlito" w:eastAsia="Carlito" w:cs="Carlito"/>
           <w:sz w:val="22"/>
+          <w:szCs w:val="22"/>
           <w:highlight w:val="none"/>
         </w:rPr>
       </w:r>
     </w:p>
     <w:p>
       <w:pPr>
-        <w:pStyle w:val="761"/>
+        <w:pStyle w:val="995"/>
         <w:pBdr/>
         <w:spacing/>
         <w:ind/>
@@ -236,12 +109,23 @@
       <w:r>
         <w:rPr>
           <w:rFonts w:ascii="Carlito" w:hAnsi="Carlito" w:eastAsia="Carlito" w:cs="Carlito"/>
+          <w:sz w:val="22"/>
+          <w:szCs w:val="22"/>
+          <w:highlight w:val="none"/>
+        </w:rPr>
+      </w:r>
+      <w:r>
+        <w:rPr>
+          <w:rFonts w:ascii="Carlito" w:hAnsi="Carlito" w:eastAsia="Carlito" w:cs="Carlito"/>
+          <w:sz w:val="22"/>
+          <w:szCs w:val="22"/>
+          <w:highlight w:val="none"/>
         </w:rPr>
       </w:r>
     </w:p>
     <w:p>
       <w:pPr>
-        <w:pStyle w:val="761"/>
+        <w:pStyle w:val="995"/>
         <w:pBdr/>
         <w:spacing/>
         <w:ind/>
@@ -258,22 +142,18 @@
       </w:r>
       <w:r>
         <w:rPr>
-          <w:rFonts w:ascii="Carlito" w:hAnsi="Carlito" w:eastAsia="Carlito" w:cs="Carlito"/>
-          <w:sz w:val="22"/>
-          <w:highlight w:val="none"/>
+          <w:rFonts w:ascii="Carlito" w:hAnsi="Carlito" w:cs="Carlito"/>
         </w:rPr>
       </w:r>
       <w:r>
         <w:rPr>
-          <w:rFonts w:ascii="Carlito" w:hAnsi="Carlito" w:eastAsia="Carlito" w:cs="Carlito"/>
-          <w:sz w:val="22"/>
-          <w:highlight w:val="none"/>
+          <w:rFonts w:ascii="Carlito" w:hAnsi="Carlito" w:cs="Carlito"/>
         </w:rPr>
       </w:r>
     </w:p>
     <w:p>
       <w:pPr>
-        <w:pStyle w:val="761"/>
+        <w:pStyle w:val="995"/>
         <w:pBdr/>
         <w:spacing/>
         <w:ind/>
@@ -307,6 +187,33 @@
       <w:r>
         <w:rPr>
           <w:rFonts w:ascii="Carlito" w:hAnsi="Carlito" w:eastAsia="Carlito" w:cs="Carlito"/>
+          <w:highlight w:val="none"/>
+        </w:rPr>
+      </w:r>
+      <w:r>
+        <w:rPr>
+          <w:rFonts w:ascii="Carlito" w:hAnsi="Carlito" w:eastAsia="Carlito" w:cs="Carlito"/>
+          <w:highlight w:val="none"/>
+        </w:rPr>
+      </w:r>
+    </w:p>
+    <w:p>
+      <w:pPr>
+        <w:pStyle w:val="995"/>
+        <w:pBdr/>
+        <w:spacing/>
+        <w:ind/>
+        <w:rPr>
+          <w:rFonts w:ascii="Carlito" w:hAnsi="Carlito" w:eastAsia="Carlito" w:cs="Carlito"/>
+          <w:sz w:val="22"/>
+          <w:szCs w:val="22"/>
+          <w:highlight w:val="none"/>
+        </w:rPr>
+      </w:pPr>
+      <w:r>
+        <w:rPr>
+          <w:rFonts w:ascii="Carlito" w:hAnsi="Carlito" w:eastAsia="Carlito" w:cs="Carlito"/>
+          <w:highlight w:val="none"/>
         </w:rPr>
       </w:r>
       <w:r>
@@ -317,35 +224,11 @@
           <w:highlight w:val="none"/>
         </w:rPr>
       </w:r>
-    </w:p>
-    <w:p>
-      <w:pPr>
-        <w:pStyle w:val="761"/>
-        <w:pBdr/>
-        <w:spacing/>
-        <w:ind/>
+      <w:r>
         <w:rPr>
           <w:rFonts w:ascii="Carlito" w:hAnsi="Carlito" w:eastAsia="Carlito" w:cs="Carlito"/>
           <w:sz w:val="22"/>
           <w:szCs w:val="22"/>
-          <w:highlight w:val="none"/>
-        </w:rPr>
-      </w:pPr>
-      <w:r>
-        <w:rPr>
-          <w:rFonts w:ascii="Carlito" w:hAnsi="Carlito" w:eastAsia="Carlito" w:cs="Carlito"/>
-          <w:highlight w:val="none"/>
-        </w:rPr>
-      </w:r>
-      <w:r>
-        <w:rPr>
-          <w:rFonts w:ascii="Carlito" w:hAnsi="Carlito" w:eastAsia="Carlito" w:cs="Carlito"/>
-          <w:highlight w:val="none"/>
-        </w:rPr>
-      </w:r>
-      <w:r>
-        <w:rPr>
-          <w:rFonts w:ascii="Carlito" w:hAnsi="Carlito" w:eastAsia="Carlito" w:cs="Carlito"/>
           <w:highlight w:val="none"/>
         </w:rPr>
       </w:r>
@@ -377,7 +260,7 @@
           </w:tcPr>
           <w:p>
             <w:pPr>
-              <w:pStyle w:val="761"/>
+              <w:pStyle w:val="995"/>
               <w:pBdr/>
               <w:spacing/>
               <w:ind/>
@@ -395,7 +278,12 @@
             </w:r>
             <w:r>
               <w:rPr>
-                <w:rFonts w:ascii="Carlito" w:hAnsi="Carlito" w:eastAsia="Carlito" w:cs="Carlito"/>
+                <w:rFonts w:ascii="Carlito" w:hAnsi="Carlito" w:cs="Carlito"/>
+              </w:rPr>
+            </w:r>
+            <w:r>
+              <w:rPr>
+                <w:rFonts w:ascii="Carlito" w:hAnsi="Carlito" w:cs="Carlito"/>
               </w:rPr>
             </w:r>
           </w:p>
@@ -407,7 +295,7 @@
           </w:tcPr>
           <w:p>
             <w:pPr>
-              <w:pStyle w:val="761"/>
+              <w:pStyle w:val="995"/>
               <w:pBdr/>
               <w:spacing/>
               <w:ind/>
@@ -424,7 +312,12 @@
             </w:r>
             <w:r>
               <w:rPr>
-                <w:rFonts w:ascii="Carlito" w:hAnsi="Carlito" w:eastAsia="Carlito" w:cs="Carlito"/>
+                <w:rFonts w:ascii="Carlito" w:hAnsi="Carlito" w:cs="Carlito"/>
+              </w:rPr>
+            </w:r>
+            <w:r>
+              <w:rPr>
+                <w:rFonts w:ascii="Carlito" w:hAnsi="Carlito" w:cs="Carlito"/>
               </w:rPr>
             </w:r>
           </w:p>
@@ -439,7 +332,7 @@
           </w:tcPr>
           <w:p>
             <w:pPr>
-              <w:pStyle w:val="761"/>
+              <w:pStyle w:val="995"/>
               <w:pBdr/>
               <w:spacing/>
               <w:ind/>
@@ -457,7 +350,12 @@
             </w:r>
             <w:r>
               <w:rPr>
-                <w:rFonts w:ascii="Carlito" w:hAnsi="Carlito" w:eastAsia="Carlito" w:cs="Carlito"/>
+                <w:rFonts w:ascii="Carlito" w:hAnsi="Carlito" w:cs="Carlito"/>
+              </w:rPr>
+            </w:r>
+            <w:r>
+              <w:rPr>
+                <w:rFonts w:ascii="Carlito" w:hAnsi="Carlito" w:cs="Carlito"/>
               </w:rPr>
             </w:r>
           </w:p>
@@ -469,7 +367,7 @@
           </w:tcPr>
           <w:p>
             <w:pPr>
-              <w:pStyle w:val="761"/>
+              <w:pStyle w:val="995"/>
               <w:pBdr/>
               <w:spacing/>
               <w:ind/>
@@ -486,7 +384,12 @@
             </w:r>
             <w:r>
               <w:rPr>
-                <w:rFonts w:ascii="Carlito" w:hAnsi="Carlito" w:eastAsia="Carlito" w:cs="Carlito"/>
+                <w:rFonts w:ascii="Carlito" w:hAnsi="Carlito" w:cs="Carlito"/>
+              </w:rPr>
+            </w:r>
+            <w:r>
+              <w:rPr>
+                <w:rFonts w:ascii="Carlito" w:hAnsi="Carlito" w:cs="Carlito"/>
               </w:rPr>
             </w:r>
           </w:p>
@@ -501,7 +404,7 @@
           </w:tcPr>
           <w:p>
             <w:pPr>
-              <w:pStyle w:val="761"/>
+              <w:pStyle w:val="995"/>
               <w:pBdr/>
               <w:spacing/>
               <w:ind/>
@@ -519,7 +422,12 @@
             </w:r>
             <w:r>
               <w:rPr>
-                <w:rFonts w:ascii="Carlito" w:hAnsi="Carlito" w:eastAsia="Carlito" w:cs="Carlito"/>
+                <w:rFonts w:ascii="Carlito" w:hAnsi="Carlito" w:cs="Carlito"/>
+              </w:rPr>
+            </w:r>
+            <w:r>
+              <w:rPr>
+                <w:rFonts w:ascii="Carlito" w:hAnsi="Carlito" w:cs="Carlito"/>
               </w:rPr>
             </w:r>
           </w:p>
@@ -531,7 +439,7 @@
           </w:tcPr>
           <w:p>
             <w:pPr>
-              <w:pStyle w:val="761"/>
+              <w:pStyle w:val="995"/>
               <w:pBdr/>
               <w:spacing/>
               <w:ind/>
@@ -548,7 +456,12 @@
             </w:r>
             <w:r>
               <w:rPr>
-                <w:rFonts w:ascii="Carlito" w:hAnsi="Carlito" w:eastAsia="Carlito" w:cs="Carlito"/>
+                <w:rFonts w:ascii="Carlito" w:hAnsi="Carlito" w:cs="Carlito"/>
+              </w:rPr>
+            </w:r>
+            <w:r>
+              <w:rPr>
+                <w:rFonts w:ascii="Carlito" w:hAnsi="Carlito" w:cs="Carlito"/>
               </w:rPr>
             </w:r>
           </w:p>
@@ -563,7 +476,7 @@
           </w:tcPr>
           <w:p>
             <w:pPr>
-              <w:pStyle w:val="761"/>
+              <w:pStyle w:val="995"/>
               <w:pBdr/>
               <w:spacing/>
               <w:ind/>
@@ -581,7 +494,12 @@
             </w:r>
             <w:r>
               <w:rPr>
-                <w:rFonts w:ascii="Carlito" w:hAnsi="Carlito" w:eastAsia="Carlito" w:cs="Carlito"/>
+                <w:rFonts w:ascii="Carlito" w:hAnsi="Carlito" w:cs="Carlito"/>
+              </w:rPr>
+            </w:r>
+            <w:r>
+              <w:rPr>
+                <w:rFonts w:ascii="Carlito" w:hAnsi="Carlito" w:cs="Carlito"/>
               </w:rPr>
             </w:r>
           </w:p>
@@ -593,7 +511,7 @@
           </w:tcPr>
           <w:p>
             <w:pPr>
-              <w:pStyle w:val="761"/>
+              <w:pStyle w:val="995"/>
               <w:pBdr/>
               <w:spacing/>
               <w:ind/>
@@ -610,7 +528,12 @@
             </w:r>
             <w:r>
               <w:rPr>
-                <w:rFonts w:ascii="Carlito" w:hAnsi="Carlito" w:eastAsia="Carlito" w:cs="Carlito"/>
+                <w:rFonts w:ascii="Carlito" w:hAnsi="Carlito" w:cs="Carlito"/>
+              </w:rPr>
+            </w:r>
+            <w:r>
+              <w:rPr>
+                <w:rFonts w:ascii="Carlito" w:hAnsi="Carlito" w:cs="Carlito"/>
               </w:rPr>
             </w:r>
           </w:p>
@@ -625,7 +548,7 @@
           </w:tcPr>
           <w:p>
             <w:pPr>
-              <w:pStyle w:val="761"/>
+              <w:pStyle w:val="995"/>
               <w:pBdr/>
               <w:spacing/>
               <w:ind/>
@@ -643,7 +566,12 @@
             </w:r>
             <w:r>
               <w:rPr>
-                <w:rFonts w:ascii="Carlito" w:hAnsi="Carlito" w:eastAsia="Carlito" w:cs="Carlito"/>
+                <w:rFonts w:ascii="Carlito" w:hAnsi="Carlito" w:cs="Carlito"/>
+              </w:rPr>
+            </w:r>
+            <w:r>
+              <w:rPr>
+                <w:rFonts w:ascii="Carlito" w:hAnsi="Carlito" w:cs="Carlito"/>
               </w:rPr>
             </w:r>
           </w:p>
@@ -655,7 +583,7 @@
           </w:tcPr>
           <w:p>
             <w:pPr>
-              <w:pStyle w:val="761"/>
+              <w:pStyle w:val="995"/>
               <w:pBdr/>
               <w:spacing/>
               <w:ind/>
@@ -668,11 +596,16 @@
                 <w:rFonts w:ascii="Carlito" w:hAnsi="Carlito" w:eastAsia="Carlito" w:cs="Carlito"/>
                 <w:sz w:val="22"/>
               </w:rPr>
-              <w:t xml:space="preserve">Northville, Michigan, USA</w:t>
+              <w:t xml:space="preserve">Outside Australia - Northville, Michigan, USA</w:t>
             </w:r>
             <w:r>
               <w:rPr>
-                <w:rFonts w:ascii="Carlito" w:hAnsi="Carlito" w:eastAsia="Carlito" w:cs="Carlito"/>
+                <w:rFonts w:ascii="Carlito" w:hAnsi="Carlito" w:cs="Carlito"/>
+              </w:rPr>
+            </w:r>
+            <w:r>
+              <w:rPr>
+                <w:rFonts w:ascii="Carlito" w:hAnsi="Carlito" w:cs="Carlito"/>
               </w:rPr>
             </w:r>
           </w:p>
@@ -687,7 +620,7 @@
           </w:tcPr>
           <w:p>
             <w:pPr>
-              <w:pStyle w:val="761"/>
+              <w:pStyle w:val="995"/>
               <w:pBdr/>
               <w:spacing/>
               <w:ind/>
@@ -705,7 +638,12 @@
             </w:r>
             <w:r>
               <w:rPr>
-                <w:rFonts w:ascii="Carlito" w:hAnsi="Carlito" w:eastAsia="Carlito" w:cs="Carlito"/>
+                <w:rFonts w:ascii="Carlito" w:hAnsi="Carlito" w:cs="Carlito"/>
+              </w:rPr>
+            </w:r>
+            <w:r>
+              <w:rPr>
+                <w:rFonts w:ascii="Carlito" w:hAnsi="Carlito" w:cs="Carlito"/>
               </w:rPr>
             </w:r>
           </w:p>
@@ -717,7 +655,7 @@
           </w:tcPr>
           <w:p>
             <w:pPr>
-              <w:pStyle w:val="761"/>
+              <w:pStyle w:val="995"/>
               <w:pBdr/>
               <w:spacing/>
               <w:ind/>
@@ -736,7 +674,12 @@
             </w:r>
             <w:r>
               <w:rPr>
-                <w:rFonts w:ascii="Carlito" w:hAnsi="Carlito" w:eastAsia="Carlito" w:cs="Carlito"/>
+                <w:rFonts w:ascii="Carlito" w:hAnsi="Carlito" w:cs="Carlito"/>
+              </w:rPr>
+            </w:r>
+            <w:r>
+              <w:rPr>
+                <w:rFonts w:ascii="Carlito" w:hAnsi="Carlito" w:cs="Carlito"/>
               </w:rPr>
             </w:r>
           </w:p>
@@ -745,7 +688,7 @@
     </w:tbl>
     <w:p>
       <w:pPr>
-        <w:pStyle w:val="761"/>
+        <w:pStyle w:val="995"/>
         <w:pBdr/>
         <w:spacing/>
         <w:ind/>
@@ -760,13 +703,18 @@
       </w:r>
       <w:r>
         <w:rPr>
-          <w:rFonts w:ascii="Carlito" w:hAnsi="Carlito" w:eastAsia="Carlito" w:cs="Carlito"/>
+          <w:rFonts w:ascii="Carlito" w:hAnsi="Carlito" w:cs="Carlito"/>
+        </w:rPr>
+      </w:r>
+      <w:r>
+        <w:rPr>
+          <w:rFonts w:ascii="Carlito" w:hAnsi="Carlito" w:cs="Carlito"/>
         </w:rPr>
       </w:r>
     </w:p>
     <w:p>
       <w:pPr>
-        <w:pStyle w:val="761"/>
+        <w:pStyle w:val="995"/>
         <w:pBdr/>
         <w:spacing/>
         <w:ind/>
@@ -784,13 +732,18 @@
       </w:r>
       <w:r>
         <w:rPr>
-          <w:rFonts w:ascii="Carlito" w:hAnsi="Carlito" w:eastAsia="Carlito" w:cs="Carlito"/>
+          <w:rFonts w:ascii="Carlito" w:hAnsi="Carlito" w:cs="Carlito"/>
+        </w:rPr>
+      </w:r>
+      <w:r>
+        <w:rPr>
+          <w:rFonts w:ascii="Carlito" w:hAnsi="Carlito" w:cs="Carlito"/>
         </w:rPr>
       </w:r>
     </w:p>
     <w:p>
       <w:pPr>
-        <w:pStyle w:val="761"/>
+        <w:pStyle w:val="995"/>
         <w:numPr>
           <w:ilvl w:val="0"/>
           <w:numId w:val="10"/>
@@ -811,13 +764,18 @@
       </w:r>
       <w:r>
         <w:rPr>
-          <w:rFonts w:ascii="Carlito" w:hAnsi="Carlito" w:eastAsia="Carlito" w:cs="Carlito"/>
+          <w:rFonts w:ascii="Carlito" w:hAnsi="Carlito" w:cs="Carlito"/>
+        </w:rPr>
+      </w:r>
+      <w:r>
+        <w:rPr>
+          <w:rFonts w:ascii="Carlito" w:hAnsi="Carlito" w:cs="Carlito"/>
         </w:rPr>
       </w:r>
     </w:p>
     <w:p>
       <w:pPr>
-        <w:pStyle w:val="761"/>
+        <w:pStyle w:val="995"/>
         <w:numPr>
           <w:ilvl w:val="0"/>
           <w:numId w:val="10"/>
@@ -838,13 +796,18 @@
       </w:r>
       <w:r>
         <w:rPr>
-          <w:rFonts w:ascii="Carlito" w:hAnsi="Carlito" w:eastAsia="Carlito" w:cs="Carlito"/>
+          <w:rFonts w:ascii="Carlito" w:hAnsi="Carlito" w:cs="Carlito"/>
+        </w:rPr>
+      </w:r>
+      <w:r>
+        <w:rPr>
+          <w:rFonts w:ascii="Carlito" w:hAnsi="Carlito" w:cs="Carlito"/>
         </w:rPr>
       </w:r>
     </w:p>
     <w:p>
       <w:pPr>
-        <w:pStyle w:val="761"/>
+        <w:pStyle w:val="995"/>
         <w:numPr>
           <w:ilvl w:val="0"/>
           <w:numId w:val="10"/>
@@ -865,13 +828,18 @@
       </w:r>
       <w:r>
         <w:rPr>
-          <w:rFonts w:ascii="Carlito" w:hAnsi="Carlito" w:eastAsia="Carlito" w:cs="Carlito"/>
+          <w:rFonts w:ascii="Carlito" w:hAnsi="Carlito" w:cs="Carlito"/>
+        </w:rPr>
+      </w:r>
+      <w:r>
+        <w:rPr>
+          <w:rFonts w:ascii="Carlito" w:hAnsi="Carlito" w:cs="Carlito"/>
         </w:rPr>
       </w:r>
     </w:p>
     <w:p>
       <w:pPr>
-        <w:pStyle w:val="761"/>
+        <w:pStyle w:val="995"/>
         <w:numPr>
           <w:ilvl w:val="0"/>
           <w:numId w:val="10"/>
@@ -892,13 +860,18 @@
       </w:r>
       <w:r>
         <w:rPr>
-          <w:rFonts w:ascii="Carlito" w:hAnsi="Carlito" w:eastAsia="Carlito" w:cs="Carlito"/>
+          <w:rFonts w:ascii="Carlito" w:hAnsi="Carlito" w:cs="Carlito"/>
+        </w:rPr>
+      </w:r>
+      <w:r>
+        <w:rPr>
+          <w:rFonts w:ascii="Carlito" w:hAnsi="Carlito" w:cs="Carlito"/>
         </w:rPr>
       </w:r>
     </w:p>
     <w:p>
       <w:pPr>
-        <w:pStyle w:val="761"/>
+        <w:pStyle w:val="995"/>
         <w:numPr>
           <w:ilvl w:val="0"/>
           <w:numId w:val="10"/>
@@ -919,13 +892,18 @@
       </w:r>
       <w:r>
         <w:rPr>
-          <w:rFonts w:ascii="Carlito" w:hAnsi="Carlito" w:eastAsia="Carlito" w:cs="Carlito"/>
+          <w:rFonts w:ascii="Carlito" w:hAnsi="Carlito" w:cs="Carlito"/>
+        </w:rPr>
+      </w:r>
+      <w:r>
+        <w:rPr>
+          <w:rFonts w:ascii="Carlito" w:hAnsi="Carlito" w:cs="Carlito"/>
         </w:rPr>
       </w:r>
     </w:p>
     <w:p>
       <w:pPr>
-        <w:pStyle w:val="761"/>
+        <w:pStyle w:val="995"/>
         <w:numPr>
           <w:ilvl w:val="0"/>
           <w:numId w:val="10"/>
@@ -946,13 +924,18 @@
       </w:r>
       <w:r>
         <w:rPr>
-          <w:rFonts w:ascii="Carlito" w:hAnsi="Carlito" w:eastAsia="Carlito" w:cs="Carlito"/>
+          <w:rFonts w:ascii="Carlito" w:hAnsi="Carlito" w:cs="Carlito"/>
+        </w:rPr>
+      </w:r>
+      <w:r>
+        <w:rPr>
+          <w:rFonts w:ascii="Carlito" w:hAnsi="Carlito" w:cs="Carlito"/>
         </w:rPr>
       </w:r>
     </w:p>
     <w:p>
       <w:pPr>
-        <w:pStyle w:val="761"/>
+        <w:pStyle w:val="995"/>
         <w:numPr>
           <w:ilvl w:val="0"/>
           <w:numId w:val="10"/>
@@ -973,13 +956,18 @@
       </w:r>
       <w:r>
         <w:rPr>
-          <w:rFonts w:ascii="Carlito" w:hAnsi="Carlito" w:eastAsia="Carlito" w:cs="Carlito"/>
+          <w:rFonts w:ascii="Carlito" w:hAnsi="Carlito" w:cs="Carlito"/>
+        </w:rPr>
+      </w:r>
+      <w:r>
+        <w:rPr>
+          <w:rFonts w:ascii="Carlito" w:hAnsi="Carlito" w:cs="Carlito"/>
         </w:rPr>
       </w:r>
     </w:p>
     <w:p>
       <w:pPr>
-        <w:pStyle w:val="761"/>
+        <w:pStyle w:val="995"/>
         <w:numPr>
           <w:ilvl w:val="0"/>
           <w:numId w:val="10"/>
@@ -1000,13 +988,18 @@
       </w:r>
       <w:r>
         <w:rPr>
-          <w:rFonts w:ascii="Carlito" w:hAnsi="Carlito" w:eastAsia="Carlito" w:cs="Carlito"/>
+          <w:rFonts w:ascii="Carlito" w:hAnsi="Carlito" w:cs="Carlito"/>
+        </w:rPr>
+      </w:r>
+      <w:r>
+        <w:rPr>
+          <w:rFonts w:ascii="Carlito" w:hAnsi="Carlito" w:cs="Carlito"/>
         </w:rPr>
       </w:r>
     </w:p>
     <w:p>
       <w:pPr>
-        <w:pStyle w:val="761"/>
+        <w:pStyle w:val="995"/>
         <w:numPr>
           <w:ilvl w:val="0"/>
           <w:numId w:val="10"/>
@@ -1027,13 +1020,18 @@
       </w:r>
       <w:r>
         <w:rPr>
-          <w:rFonts w:ascii="Carlito" w:hAnsi="Carlito" w:eastAsia="Carlito" w:cs="Carlito"/>
+          <w:rFonts w:ascii="Carlito" w:hAnsi="Carlito" w:cs="Carlito"/>
+        </w:rPr>
+      </w:r>
+      <w:r>
+        <w:rPr>
+          <w:rFonts w:ascii="Carlito" w:hAnsi="Carlito" w:cs="Carlito"/>
         </w:rPr>
       </w:r>
     </w:p>
     <w:p>
       <w:pPr>
-        <w:pStyle w:val="761"/>
+        <w:pStyle w:val="995"/>
         <w:numPr>
           <w:ilvl w:val="0"/>
           <w:numId w:val="10"/>
@@ -1054,13 +1052,18 @@
       </w:r>
       <w:r>
         <w:rPr>
-          <w:rFonts w:ascii="Carlito" w:hAnsi="Carlito" w:eastAsia="Carlito" w:cs="Carlito"/>
+          <w:rFonts w:ascii="Carlito" w:hAnsi="Carlito" w:cs="Carlito"/>
+        </w:rPr>
+      </w:r>
+      <w:r>
+        <w:rPr>
+          <w:rFonts w:ascii="Carlito" w:hAnsi="Carlito" w:cs="Carlito"/>
         </w:rPr>
       </w:r>
     </w:p>
     <w:p>
       <w:pPr>
-        <w:pStyle w:val="761"/>
+        <w:pStyle w:val="995"/>
         <w:numPr>
           <w:ilvl w:val="0"/>
           <w:numId w:val="10"/>
@@ -1081,13 +1084,18 @@
       </w:r>
       <w:r>
         <w:rPr>
-          <w:rFonts w:ascii="Carlito" w:hAnsi="Carlito" w:eastAsia="Carlito" w:cs="Carlito"/>
+          <w:rFonts w:ascii="Carlito" w:hAnsi="Carlito" w:cs="Carlito"/>
+        </w:rPr>
+      </w:r>
+      <w:r>
+        <w:rPr>
+          <w:rFonts w:ascii="Carlito" w:hAnsi="Carlito" w:cs="Carlito"/>
         </w:rPr>
       </w:r>
     </w:p>
     <w:p>
       <w:pPr>
-        <w:pStyle w:val="761"/>
+        <w:pStyle w:val="995"/>
         <w:numPr>
           <w:ilvl w:val="0"/>
           <w:numId w:val="10"/>
@@ -1108,13 +1116,18 @@
       </w:r>
       <w:r>
         <w:rPr>
-          <w:rFonts w:ascii="Carlito" w:hAnsi="Carlito" w:eastAsia="Carlito" w:cs="Carlito"/>
+          <w:rFonts w:ascii="Carlito" w:hAnsi="Carlito" w:cs="Carlito"/>
+        </w:rPr>
+      </w:r>
+      <w:r>
+        <w:rPr>
+          <w:rFonts w:ascii="Carlito" w:hAnsi="Carlito" w:cs="Carlito"/>
         </w:rPr>
       </w:r>
     </w:p>
     <w:p>
       <w:pPr>
-        <w:pStyle w:val="761"/>
+        <w:pStyle w:val="995"/>
         <w:numPr>
           <w:ilvl w:val="0"/>
           <w:numId w:val="10"/>
@@ -1135,13 +1148,47 @@
       </w:r>
       <w:r>
         <w:rPr>
-          <w:rFonts w:ascii="Carlito" w:hAnsi="Carlito" w:eastAsia="Carlito" w:cs="Carlito"/>
+          <w:rFonts w:ascii="Carlito" w:hAnsi="Carlito" w:cs="Carlito"/>
+        </w:rPr>
+      </w:r>
+      <w:r>
+        <w:rPr>
+          <w:rFonts w:ascii="Carlito" w:hAnsi="Carlito" w:cs="Carlito"/>
         </w:rPr>
       </w:r>
     </w:p>
     <w:p>
       <w:pPr>
-        <w:pStyle w:val="761"/>
+        <w:pStyle w:val="995"/>
+        <w:pBdr/>
+        <w:spacing/>
+        <w:ind w:firstLine="0" w:left="0"/>
+        <w:rPr>
+          <w:rFonts w:ascii="Carlito" w:hAnsi="Carlito" w:cs="Carlito"/>
+        </w:rPr>
+      </w:pPr>
+      <w:r>
+        <w:rPr>
+          <w:rFonts w:ascii="Carlito" w:hAnsi="Carlito" w:cs="Carlito"/>
+          <w:highlight w:val="none"/>
+        </w:rPr>
+      </w:r>
+      <w:r>
+        <w:rPr>
+          <w:rFonts w:ascii="Carlito" w:hAnsi="Carlito" w:cs="Carlito"/>
+          <w:highlight w:val="none"/>
+        </w:rPr>
+      </w:r>
+      <w:r>
+        <w:rPr>
+          <w:rFonts w:ascii="Carlito" w:hAnsi="Carlito" w:cs="Carlito"/>
+          <w:highlight w:val="none"/>
+        </w:rPr>
+      </w:r>
+    </w:p>
+    <w:p>
+      <w:pPr>
+        <w:pStyle w:val="995"/>
         <w:pBdr/>
         <w:spacing/>
         <w:ind/>
@@ -1159,13 +1206,18 @@
       </w:r>
       <w:r>
         <w:rPr>
-          <w:rFonts w:ascii="Carlito" w:hAnsi="Carlito" w:eastAsia="Carlito" w:cs="Carlito"/>
+          <w:rFonts w:ascii="Carlito" w:hAnsi="Carlito" w:cs="Carlito"/>
+        </w:rPr>
+      </w:r>
+      <w:r>
+        <w:rPr>
+          <w:rFonts w:ascii="Carlito" w:hAnsi="Carlito" w:cs="Carlito"/>
         </w:rPr>
       </w:r>
     </w:p>
     <w:p>
       <w:pPr>
-        <w:pStyle w:val="761"/>
+        <w:pStyle w:val="995"/>
         <w:numPr>
           <w:ilvl w:val="0"/>
           <w:numId w:val="11"/>
@@ -1182,17 +1234,22 @@
           <w:rFonts w:ascii="Carlito" w:hAnsi="Carlito" w:eastAsia="Carlito" w:cs="Carlito"/>
           <w:sz w:val="22"/>
         </w:rPr>
-        <w:t xml:space="preserve">Spearheading AI adoption initiatives across the organisation, building a culture of confident AI tool usage</w:t>
+        <w:t xml:space="preserve">Spearheading AI adoption initiatives across the organization, building a culture of confident AI tool usage</w:t>
       </w:r>
       <w:r>
         <w:rPr>
-          <w:rFonts w:ascii="Carlito" w:hAnsi="Carlito" w:eastAsia="Carlito" w:cs="Carlito"/>
+          <w:rFonts w:ascii="Carlito" w:hAnsi="Carlito" w:cs="Carlito"/>
+        </w:rPr>
+      </w:r>
+      <w:r>
+        <w:rPr>
+          <w:rFonts w:ascii="Carlito" w:hAnsi="Carlito" w:cs="Carlito"/>
         </w:rPr>
       </w:r>
     </w:p>
     <w:p>
       <w:pPr>
-        <w:pStyle w:val="761"/>
+        <w:pStyle w:val="995"/>
         <w:numPr>
           <w:ilvl w:val="0"/>
           <w:numId w:val="11"/>
@@ -1213,13 +1270,18 @@
       </w:r>
       <w:r>
         <w:rPr>
-          <w:rFonts w:ascii="Carlito" w:hAnsi="Carlito" w:eastAsia="Carlito" w:cs="Carlito"/>
+          <w:rFonts w:ascii="Carlito" w:hAnsi="Carlito" w:cs="Carlito"/>
+        </w:rPr>
+      </w:r>
+      <w:r>
+        <w:rPr>
+          <w:rFonts w:ascii="Carlito" w:hAnsi="Carlito" w:cs="Carlito"/>
         </w:rPr>
       </w:r>
     </w:p>
     <w:p>
       <w:pPr>
-        <w:pStyle w:val="761"/>
+        <w:pStyle w:val="995"/>
         <w:numPr>
           <w:ilvl w:val="0"/>
           <w:numId w:val="11"/>
@@ -1240,13 +1302,18 @@
       </w:r>
       <w:r>
         <w:rPr>
-          <w:rFonts w:ascii="Carlito" w:hAnsi="Carlito" w:eastAsia="Carlito" w:cs="Carlito"/>
+          <w:rFonts w:ascii="Carlito" w:hAnsi="Carlito" w:cs="Carlito"/>
+        </w:rPr>
+      </w:r>
+      <w:r>
+        <w:rPr>
+          <w:rFonts w:ascii="Carlito" w:hAnsi="Carlito" w:cs="Carlito"/>
         </w:rPr>
       </w:r>
     </w:p>
     <w:p>
       <w:pPr>
-        <w:pStyle w:val="761"/>
+        <w:pStyle w:val="995"/>
         <w:numPr>
           <w:ilvl w:val="0"/>
           <w:numId w:val="11"/>
@@ -1267,13 +1334,18 @@
       </w:r>
       <w:r>
         <w:rPr>
-          <w:rFonts w:ascii="Carlito" w:hAnsi="Carlito" w:eastAsia="Carlito" w:cs="Carlito"/>
+          <w:rFonts w:ascii="Carlito" w:hAnsi="Carlito" w:cs="Carlito"/>
+        </w:rPr>
+      </w:r>
+      <w:r>
+        <w:rPr>
+          <w:rFonts w:ascii="Carlito" w:hAnsi="Carlito" w:cs="Carlito"/>
         </w:rPr>
       </w:r>
     </w:p>
     <w:p>
       <w:pPr>
-        <w:pStyle w:val="761"/>
+        <w:pStyle w:val="995"/>
         <w:numPr>
           <w:ilvl w:val="0"/>
           <w:numId w:val="11"/>
@@ -1290,22 +1362,30 @@
           <w:rFonts w:ascii="Carlito" w:hAnsi="Carlito" w:eastAsia="Carlito" w:cs="Carlito"/>
           <w:sz w:val="22"/>
         </w:rPr>
-        <w:t xml:space="preserve">Liaising with strategy teams on new AI tools and use cases to ensure organisational alignment</w:t>
+        <w:t xml:space="preserve">Liaising with strategy teams on new AI tools and use cases to ensure organizational alignment</w:t>
       </w:r>
       <w:r>
         <w:rPr>
-          <w:rFonts w:ascii="Carlito" w:hAnsi="Carlito" w:eastAsia="Carlito" w:cs="Carlito"/>
+          <w:rFonts w:ascii="Carlito" w:hAnsi="Carlito" w:cs="Carlito"/>
+        </w:rPr>
+      </w:r>
+      <w:r>
+        <w:rPr>
+          <w:rFonts w:ascii="Carlito" w:hAnsi="Carlito" w:cs="Carlito"/>
         </w:rPr>
       </w:r>
     </w:p>
     <w:p>
       <w:pPr>
-        <w:pStyle w:val="761"/>
+        <w:pStyle w:val="995"/>
         <w:numPr>
           <w:ilvl w:val="0"/>
           <w:numId w:val="11"/>
         </w:numPr>
         <w:pBdr/>
+        <w:tabs>
+          <w:tab w:val="right" w:leader="none" w:pos="9406"/>
+        </w:tabs>
         <w:spacing/>
         <w:ind/>
         <w:rPr>
@@ -1321,13 +1401,24 @@
       </w:r>
       <w:r>
         <w:rPr>
-          <w:rFonts w:ascii="Carlito" w:hAnsi="Carlito" w:eastAsia="Carlito" w:cs="Carlito"/>
+          <w:rFonts w:ascii="Carlito" w:hAnsi="Carlito" w:cs="Carlito"/>
+        </w:rPr>
+      </w:r>
+      <w:r>
+        <w:rPr>
+          <w:rFonts w:ascii="Carlito" w:hAnsi="Carlito" w:cs="Carlito"/>
+        </w:rPr>
+        <w:tab/>
+      </w:r>
+      <w:r>
+        <w:rPr>
+          <w:rFonts w:ascii="Carlito" w:hAnsi="Carlito" w:cs="Carlito"/>
         </w:rPr>
       </w:r>
     </w:p>
     <w:p>
       <w:pPr>
-        <w:pStyle w:val="761"/>
+        <w:pStyle w:val="995"/>
         <w:numPr>
           <w:ilvl w:val="0"/>
           <w:numId w:val="11"/>
@@ -1351,15 +1442,79 @@
           <w:rFonts w:ascii="Carlito" w:hAnsi="Carlito" w:cs="Carlito"/>
         </w:rPr>
       </w:r>
+      <w:r>
+        <w:rPr>
+          <w:rFonts w:ascii="Carlito" w:hAnsi="Carlito" w:cs="Carlito"/>
+        </w:rPr>
+      </w:r>
     </w:p>
     <w:p>
       <w:pPr>
-        <w:pStyle w:val="761"/>
+        <w:pStyle w:val="995"/>
         <w:pBdr/>
         <w:spacing/>
         <w:ind w:firstLine="0" w:left="0"/>
         <w:rPr>
           <w:rFonts w:ascii="Carlito" w:hAnsi="Carlito" w:cs="Carlito"/>
+        </w:rPr>
+      </w:pPr>
+      <w:r>
+        <w:rPr>
+          <w:rFonts w:ascii="Carlito" w:hAnsi="Carlito" w:eastAsia="Carlito" w:cs="Carlito"/>
+          <w:sz w:val="22"/>
+          <w:highlight w:val="none"/>
+        </w:rPr>
+      </w:r>
+      <w:r>
+        <w:rPr>
+          <w:rFonts w:ascii="Carlito" w:hAnsi="Carlito" w:cs="Carlito"/>
+        </w:rPr>
+      </w:r>
+      <w:r>
+        <w:rPr>
+          <w:rFonts w:ascii="Carlito" w:hAnsi="Carlito" w:cs="Carlito"/>
+        </w:rPr>
+      </w:r>
+    </w:p>
+    <w:p>
+      <w:pPr>
+        <w:pStyle w:val="995"/>
+        <w:pBdr/>
+        <w:spacing/>
+        <w:ind/>
+        <w:rPr>
+          <w:rFonts w:ascii="Carlito" w:hAnsi="Carlito" w:cs="Carlito"/>
+        </w:rPr>
+      </w:pPr>
+      <w:r>
+        <w:rPr>
+          <w:rFonts w:ascii="Carlito" w:hAnsi="Carlito" w:eastAsia="Carlito" w:cs="Carlito"/>
+          <w:sz w:val="22"/>
+          <w:highlight w:val="none"/>
+        </w:rPr>
+      </w:r>
+      <w:r>
+        <w:rPr>
+          <w:rFonts w:ascii="Carlito" w:hAnsi="Carlito" w:cs="Carlito"/>
+        </w:rPr>
+      </w:r>
+      <w:r>
+        <w:rPr>
+          <w:rFonts w:ascii="Carlito" w:hAnsi="Carlito" w:cs="Carlito"/>
+        </w:rPr>
+      </w:r>
+    </w:p>
+    <w:p>
+      <w:pPr>
+        <w:pStyle w:val="995"/>
+        <w:pBdr/>
+        <w:spacing/>
+        <w:ind/>
+        <w:rPr>
+          <w:rFonts w:ascii="Carlito" w:hAnsi="Carlito" w:eastAsia="Carlito" w:cs="Carlito"/>
+          <w:sz w:val="22"/>
+          <w:szCs w:val="22"/>
+          <w:highlight w:val="none"/>
         </w:rPr>
       </w:pPr>
       <w:r>
@@ -1373,6 +1528,7 @@
         <w:rPr>
           <w:rFonts w:ascii="Carlito" w:hAnsi="Carlito" w:eastAsia="Carlito" w:cs="Carlito"/>
           <w:sz w:val="22"/>
+          <w:szCs w:val="22"/>
           <w:highlight w:val="none"/>
         </w:rPr>
       </w:r>
@@ -1380,18 +1536,22 @@
         <w:rPr>
           <w:rFonts w:ascii="Carlito" w:hAnsi="Carlito" w:eastAsia="Carlito" w:cs="Carlito"/>
           <w:sz w:val="22"/>
+          <w:szCs w:val="22"/>
           <w:highlight w:val="none"/>
         </w:rPr>
       </w:r>
     </w:p>
     <w:p>
       <w:pPr>
-        <w:pStyle w:val="761"/>
+        <w:pStyle w:val="995"/>
         <w:pBdr/>
         <w:spacing/>
         <w:ind/>
         <w:rPr>
-          <w:rFonts w:ascii="Carlito" w:hAnsi="Carlito" w:cs="Carlito"/>
+          <w:rFonts w:ascii="Carlito" w:hAnsi="Carlito" w:eastAsia="Carlito" w:cs="Carlito"/>
+          <w:sz w:val="22"/>
+          <w:szCs w:val="22"/>
+          <w:highlight w:val="none"/>
         </w:rPr>
       </w:pPr>
       <w:r>
@@ -1405,6 +1565,7 @@
         <w:rPr>
           <w:rFonts w:ascii="Carlito" w:hAnsi="Carlito" w:eastAsia="Carlito" w:cs="Carlito"/>
           <w:sz w:val="22"/>
+          <w:szCs w:val="22"/>
           <w:highlight w:val="none"/>
         </w:rPr>
       </w:r>
@@ -1412,83 +1573,14 @@
         <w:rPr>
           <w:rFonts w:ascii="Carlito" w:hAnsi="Carlito" w:eastAsia="Carlito" w:cs="Carlito"/>
           <w:sz w:val="22"/>
+          <w:szCs w:val="22"/>
           <w:highlight w:val="none"/>
         </w:rPr>
       </w:r>
     </w:p>
     <w:p>
       <w:pPr>
-        <w:pStyle w:val="761"/>
-        <w:pBdr/>
-        <w:spacing/>
-        <w:ind/>
-        <w:rPr>
-          <w:rFonts w:ascii="Carlito" w:hAnsi="Carlito" w:eastAsia="Carlito" w:cs="Carlito"/>
-          <w:sz w:val="22"/>
-          <w:szCs w:val="22"/>
-          <w:highlight w:val="none"/>
-        </w:rPr>
-      </w:pPr>
-      <w:r>
-        <w:rPr>
-          <w:rFonts w:ascii="Carlito" w:hAnsi="Carlito" w:eastAsia="Carlito" w:cs="Carlito"/>
-          <w:sz w:val="22"/>
-          <w:highlight w:val="none"/>
-        </w:rPr>
-      </w:r>
-      <w:r>
-        <w:rPr>
-          <w:rFonts w:ascii="Carlito" w:hAnsi="Carlito" w:eastAsia="Carlito" w:cs="Carlito"/>
-          <w:sz w:val="22"/>
-          <w:highlight w:val="none"/>
-        </w:rPr>
-      </w:r>
-      <w:r>
-        <w:rPr>
-          <w:rFonts w:ascii="Carlito" w:hAnsi="Carlito" w:eastAsia="Carlito" w:cs="Carlito"/>
-          <w:sz w:val="22"/>
-          <w:highlight w:val="none"/>
-        </w:rPr>
-      </w:r>
-    </w:p>
-    <w:p>
-      <w:pPr>
-        <w:pStyle w:val="761"/>
-        <w:pBdr/>
-        <w:spacing/>
-        <w:ind/>
-        <w:rPr>
-          <w:rFonts w:ascii="Carlito" w:hAnsi="Carlito" w:eastAsia="Carlito" w:cs="Carlito"/>
-          <w:sz w:val="22"/>
-          <w:szCs w:val="22"/>
-          <w:highlight w:val="none"/>
-        </w:rPr>
-      </w:pPr>
-      <w:r>
-        <w:rPr>
-          <w:rFonts w:ascii="Carlito" w:hAnsi="Carlito" w:eastAsia="Carlito" w:cs="Carlito"/>
-          <w:sz w:val="22"/>
-          <w:highlight w:val="none"/>
-        </w:rPr>
-      </w:r>
-      <w:r>
-        <w:rPr>
-          <w:rFonts w:ascii="Carlito" w:hAnsi="Carlito" w:eastAsia="Carlito" w:cs="Carlito"/>
-          <w:sz w:val="22"/>
-          <w:highlight w:val="none"/>
-        </w:rPr>
-      </w:r>
-      <w:r>
-        <w:rPr>
-          <w:rFonts w:ascii="Carlito" w:hAnsi="Carlito" w:eastAsia="Carlito" w:cs="Carlito"/>
-          <w:sz w:val="22"/>
-          <w:highlight w:val="none"/>
-        </w:rPr>
-      </w:r>
-    </w:p>
-    <w:p>
-      <w:pPr>
-        <w:pStyle w:val="761"/>
+        <w:pStyle w:val="995"/>
         <w:pBdr/>
         <w:spacing/>
         <w:ind/>
@@ -1511,17 +1603,28 @@
           <w:rFonts w:ascii="Carlito" w:hAnsi="Carlito" w:eastAsia="Carlito" w:cs="Carlito"/>
           <w:sz w:val="22"/>
         </w:rPr>
-        <w:t xml:space="preserve"> asset to our teams, consistently delivering high-quality work with strong attention to requirements traceability, testing rigour, and knowledge sharing. I highly recommend Melvin for any engineering position requiring advanced embedded software expertise.</w:t>
+        <w:t xml:space="preserve"> asset to our teams, consistently delivering high-quality work with strong attention to requirements traceability, testing rigor, and knowledge sharing. I highly recommend Melvin for any engineering position requiring advanced embedded software expertise.</w:t>
       </w:r>
       <w:r>
         <w:rPr>
           <w:rFonts w:ascii="Carlito" w:hAnsi="Carlito" w:eastAsia="Carlito" w:cs="Carlito"/>
+          <w:sz w:val="22"/>
+          <w:szCs w:val="22"/>
+          <w:highlight w:val="none"/>
+        </w:rPr>
+      </w:r>
+      <w:r>
+        <w:rPr>
+          <w:rFonts w:ascii="Carlito" w:hAnsi="Carlito" w:eastAsia="Carlito" w:cs="Carlito"/>
+          <w:sz w:val="22"/>
+          <w:szCs w:val="22"/>
+          <w:highlight w:val="none"/>
         </w:rPr>
       </w:r>
     </w:p>
     <w:p>
       <w:pPr>
-        <w:pStyle w:val="761"/>
+        <w:pStyle w:val="995"/>
         <w:pBdr/>
         <w:spacing/>
         <w:ind/>
@@ -1539,24 +1642,18 @@
       </w:r>
       <w:r>
         <w:rPr>
-          <w:rFonts w:ascii="Carlito" w:hAnsi="Carlito" w:eastAsia="Carlito" w:cs="Carlito"/>
-          <w:b w:val="0"/>
-          <w:sz w:val="22"/>
-          <w:highlight w:val="none"/>
+          <w:rFonts w:ascii="Carlito" w:hAnsi="Carlito" w:cs="Carlito"/>
         </w:rPr>
       </w:r>
       <w:r>
         <w:rPr>
-          <w:rFonts w:ascii="Carlito" w:hAnsi="Carlito" w:eastAsia="Carlito" w:cs="Carlito"/>
-          <w:b w:val="0"/>
-          <w:sz w:val="22"/>
-          <w:highlight w:val="none"/>
+          <w:rFonts w:ascii="Carlito" w:hAnsi="Carlito" w:cs="Carlito"/>
         </w:rPr>
       </w:r>
     </w:p>
     <w:p>
       <w:pPr>
-        <w:pStyle w:val="761"/>
+        <w:pStyle w:val="995"/>
         <w:pBdr/>
         <w:spacing/>
         <w:ind/>
@@ -1658,7 +1755,9 @@
         <w:rPr>
           <w:rFonts w:ascii="Carlito" w:hAnsi="Carlito" w:eastAsia="Carlito" w:cs="Carlito"/>
           <w:b w:val="0"/>
+          <w:bCs w:val="0"/>
           <w:sz w:val="22"/>
+          <w:szCs w:val="22"/>
           <w:highlight w:val="none"/>
         </w:rPr>
       </w:r>
@@ -1666,22 +1765,16 @@
         <w:rPr>
           <w:rFonts w:ascii="Carlito" w:hAnsi="Carlito" w:eastAsia="Carlito" w:cs="Carlito"/>
           <w:b w:val="0"/>
+          <w:bCs w:val="0"/>
           <w:sz w:val="22"/>
-          <w:highlight w:val="none"/>
-        </w:rPr>
-      </w:r>
-      <w:r>
-        <w:rPr>
-          <w:rFonts w:ascii="Carlito" w:hAnsi="Carlito" w:eastAsia="Carlito" w:cs="Carlito"/>
-          <w:b w:val="0"/>
-          <w:sz w:val="22"/>
+          <w:szCs w:val="22"/>
           <w:highlight w:val="none"/>
         </w:rPr>
       </w:r>
     </w:p>
     <w:p>
       <w:pPr>
-        <w:pStyle w:val="761"/>
+        <w:pStyle w:val="995"/>
         <w:pBdr/>
         <w:spacing/>
         <w:ind/>
@@ -1705,12 +1798,27 @@
       <w:r>
         <w:rPr>
           <w:rFonts w:ascii="Carlito" w:hAnsi="Carlito" w:eastAsia="Carlito" w:cs="Carlito"/>
+          <w:b w:val="0"/>
+          <w:bCs w:val="0"/>
+          <w:sz w:val="22"/>
+          <w:szCs w:val="22"/>
+          <w:highlight w:val="none"/>
+        </w:rPr>
+      </w:r>
+      <w:r>
+        <w:rPr>
+          <w:rFonts w:ascii="Carlito" w:hAnsi="Carlito" w:eastAsia="Carlito" w:cs="Carlito"/>
+          <w:b w:val="0"/>
+          <w:bCs w:val="0"/>
+          <w:sz w:val="22"/>
+          <w:szCs w:val="22"/>
+          <w:highlight w:val="none"/>
         </w:rPr>
       </w:r>
     </w:p>
     <w:p>
       <w:pPr>
-        <w:pStyle w:val="761"/>
+        <w:pStyle w:val="995"/>
         <w:pBdr/>
         <w:spacing/>
         <w:ind/>
@@ -1725,13 +1833,18 @@
       </w:r>
       <w:r>
         <w:rPr>
-          <w:rFonts w:ascii="Carlito" w:hAnsi="Carlito" w:eastAsia="Carlito" w:cs="Carlito"/>
+          <w:rFonts w:ascii="Carlito" w:hAnsi="Carlito" w:cs="Carlito"/>
+        </w:rPr>
+      </w:r>
+      <w:r>
+        <w:rPr>
+          <w:rFonts w:ascii="Carlito" w:hAnsi="Carlito" w:cs="Carlito"/>
         </w:rPr>
       </w:r>
     </w:p>
     <w:p>
       <w:pPr>
-        <w:pStyle w:val="761"/>
+        <w:pStyle w:val="995"/>
         <w:pBdr/>
         <w:spacing/>
         <w:ind/>
@@ -1739,12 +1852,6 @@
           <w:rFonts w:ascii="Carlito" w:hAnsi="Carlito" w:cs="Carlito"/>
         </w:rPr>
       </w:pPr>
-      <w:r>
-        <w:rPr>
-          <w:rFonts w:ascii="Carlito" w:hAnsi="Carlito" w:eastAsia="Carlito" w:cs="Carlito"/>
-        </w:rPr>
-      </w:r>
-      <w:r/>
       <w:r>
         <w:rPr>
           <w:rFonts w:ascii="Carlito" w:hAnsi="Carlito" w:eastAsia="Carlito" w:cs="Carlito"/>
@@ -1752,18 +1859,51 @@
       </w:r>
       <w:r>
         <w:rPr>
-          <w:rFonts w:ascii="Carlito" w:hAnsi="Carlito" w:eastAsia="Carlito" w:cs="Carlito"/>
+          <w:rFonts w:ascii="Carlito" w:hAnsi="Carlito" w:cs="Carlito"/>
+        </w:rPr>
+      </w:r>
+      <w:r>
+        <w:rPr>
+          <w:rFonts w:ascii="Carlito" w:hAnsi="Carlito" w:cs="Carlito"/>
         </w:rPr>
       </w:r>
     </w:p>
     <w:p>
       <w:pPr>
-        <w:pStyle w:val="1_183"/>
+        <w:pStyle w:val="1142"/>
         <w:pBdr/>
         <w:spacing/>
         <w:ind/>
         <w:rPr>
           <w:rFonts w:ascii="Carlito" w:hAnsi="Carlito" w:cs="Carlito"/>
+        </w:rPr>
+      </w:pPr>
+      <w:r>
+        <w:rPr>
+          <w:rFonts w:ascii="Carlito" w:hAnsi="Carlito" w:eastAsia="Carlito" w:cs="Carlito"/>
+          <w:highlight w:val="none"/>
+        </w:rPr>
+      </w:r>
+      <w:r>
+        <w:rPr>
+          <w:rFonts w:ascii="Carlito" w:hAnsi="Carlito" w:cs="Carlito"/>
+        </w:rPr>
+      </w:r>
+      <w:r>
+        <w:rPr>
+          <w:rFonts w:ascii="Carlito" w:hAnsi="Carlito" w:cs="Carlito"/>
+        </w:rPr>
+      </w:r>
+    </w:p>
+    <w:p>
+      <w:pPr>
+        <w:pStyle w:val="1142"/>
+        <w:pBdr/>
+        <w:spacing/>
+        <w:ind/>
+        <w:rPr>
+          <w:rFonts w:ascii="Carlito" w:hAnsi="Carlito" w:eastAsia="Carlito" w:cs="Carlito"/>
+          <w:highlight w:val="none"/>
         </w:rPr>
       </w:pPr>
       <w:r>
@@ -1787,7 +1927,7 @@
     </w:p>
     <w:p>
       <w:pPr>
-        <w:pStyle w:val="1_183"/>
+        <w:pStyle w:val="1142"/>
         <w:pBdr/>
         <w:spacing/>
         <w:ind/>
@@ -1799,8 +1939,14 @@
       <w:r>
         <w:rPr>
           <w:rFonts w:ascii="Carlito" w:hAnsi="Carlito" w:eastAsia="Carlito" w:cs="Carlito"/>
-          <w:highlight w:val="none"/>
         </w:rPr>
+        <w:t xml:space="preserve">Christopher</w:t>
+      </w:r>
+      <w:r>
+        <w:rPr>
+          <w:rFonts w:ascii="Carlito" w:hAnsi="Carlito" w:eastAsia="Carlito" w:cs="Carlito"/>
+        </w:rPr>
+        <w:t xml:space="preserve"> Coyne</w:t>
       </w:r>
       <w:r>
         <w:rPr>
@@ -1817,7 +1963,7 @@
     </w:p>
     <w:p>
       <w:pPr>
-        <w:pStyle w:val="1_183"/>
+        <w:pStyle w:val="1142"/>
         <w:pBdr/>
         <w:spacing/>
         <w:ind/>
@@ -1829,29 +1975,26 @@
       <w:r>
         <w:rPr>
           <w:rFonts w:ascii="Carlito" w:hAnsi="Carlito" w:eastAsia="Carlito" w:cs="Carlito"/>
+          <w:highlight w:val="none"/>
         </w:rPr>
-        <w:t xml:space="preserve">Christopher</w:t>
+        <w:t xml:space="preserve">Software Supervisor</w:t>
       </w:r>
       <w:r>
         <w:rPr>
           <w:rFonts w:ascii="Carlito" w:hAnsi="Carlito" w:eastAsia="Carlito" w:cs="Carlito"/>
-        </w:rPr>
-        <w:t xml:space="preserve"> Coyne</w:t>
-      </w:r>
-      <w:r>
-        <w:rPr>
-          <w:rFonts w:ascii="Carlito" w:hAnsi="Carlito" w:eastAsia="Carlito" w:cs="Carlito"/>
+          <w:highlight w:val="none"/>
         </w:rPr>
       </w:r>
       <w:r>
         <w:rPr>
           <w:rFonts w:ascii="Carlito" w:hAnsi="Carlito" w:eastAsia="Carlito" w:cs="Carlito"/>
+          <w:highlight w:val="none"/>
         </w:rPr>
       </w:r>
     </w:p>
     <w:p>
       <w:pPr>
-        <w:pStyle w:val="1_183"/>
+        <w:pStyle w:val="1142"/>
         <w:pBdr/>
         <w:spacing/>
         <w:ind/>
@@ -1867,18 +2010,18 @@
       </w:r>
       <w:r>
         <w:rPr>
-          <w:rFonts w:ascii="Carlito" w:hAnsi="Carlito" w:eastAsia="Carlito" w:cs="Carlito"/>
+          <w:rFonts w:ascii="Carlito" w:hAnsi="Carlito" w:cs="Carlito"/>
         </w:rPr>
       </w:r>
       <w:r>
         <w:rPr>
-          <w:rFonts w:ascii="Carlito" w:hAnsi="Carlito" w:eastAsia="Carlito" w:cs="Carlito"/>
+          <w:rFonts w:ascii="Carlito" w:hAnsi="Carlito" w:cs="Carlito"/>
         </w:rPr>
       </w:r>
     </w:p>
     <w:p>
       <w:pPr>
-        <w:pStyle w:val="1_183"/>
+        <w:pStyle w:val="1142"/>
         <w:pBdr/>
         <w:spacing/>
         <w:ind/>
@@ -1894,7 +2037,7 @@
       <w:hyperlink r:id="rId13" w:tooltip="mailto:christopher.coyne@iav-usa.com" w:history="1">
         <w:r>
           <w:rPr>
-            <w:rStyle w:val="187"/>
+            <w:rStyle w:val="965"/>
             <w:rFonts w:ascii="Carlito" w:hAnsi="Carlito" w:eastAsia="Carlito" w:cs="Carlito"/>
           </w:rPr>
           <w:t xml:space="preserve">christopher.coyne@iav-usa.com</w:t>
@@ -1902,18 +2045,18 @@
       </w:hyperlink>
       <w:r>
         <w:rPr>
-          <w:rFonts w:ascii="Carlito" w:hAnsi="Carlito" w:eastAsia="Carlito" w:cs="Carlito"/>
+          <w:rFonts w:ascii="Carlito" w:hAnsi="Carlito" w:cs="Carlito"/>
         </w:rPr>
       </w:r>
       <w:r>
         <w:rPr>
-          <w:rFonts w:ascii="Carlito" w:hAnsi="Carlito" w:eastAsia="Carlito" w:cs="Carlito"/>
+          <w:rFonts w:ascii="Carlito" w:hAnsi="Carlito" w:cs="Carlito"/>
         </w:rPr>
       </w:r>
     </w:p>
     <w:p>
       <w:pPr>
-        <w:pStyle w:val="1_183"/>
+        <w:pStyle w:val="1142"/>
         <w:pBdr/>
         <w:spacing/>
         <w:ind/>
@@ -1929,12 +2072,12 @@
       </w:r>
       <w:r>
         <w:rPr>
-          <w:rFonts w:ascii="Carlito" w:hAnsi="Carlito" w:eastAsia="Carlito" w:cs="Carlito"/>
+          <w:rFonts w:ascii="Carlito" w:hAnsi="Carlito" w:cs="Carlito"/>
         </w:rPr>
       </w:r>
       <w:r>
         <w:rPr>
-          <w:rFonts w:ascii="Carlito" w:hAnsi="Carlito" w:eastAsia="Carlito" w:cs="Carlito"/>
+          <w:rFonts w:ascii="Carlito" w:hAnsi="Carlito" w:cs="Carlito"/>
         </w:rPr>
       </w:r>
     </w:p>
@@ -1945,7 +2088,7 @@
       <w:endnotePr/>
       <w:type w:val="nextPage"/>
       <w:pgSz w:h="15840" w:orient="portrait" w:w="12240"/>
-      <w:pgMar w:top="850" w:right="1417" w:bottom="1417" w:left="1417" w:header="720" w:footer="720" w:gutter="0"/>
+      <w:pgMar w:top="850" w:right="1417" w:bottom="1417" w:left="1417" w:header="720" w:footer="360" w:gutter="0"/>
       <w:cols w:num="1" w:sep="0" w:space="720" w:equalWidth="1"/>
     </w:sectPr>
   </w:body>
@@ -1962,7 +2105,6 @@
         <w:ind/>
         <w:rPr/>
       </w:pPr>
-      <w:r/>
       <w:r>
         <w:separator/>
       </w:r>
@@ -1977,7 +2119,6 @@
         <w:ind/>
         <w:rPr/>
       </w:pPr>
-      <w:r/>
       <w:r>
         <w:continuationSeparator/>
       </w:r>
@@ -1989,57 +2130,193 @@
 
 <file path=word/footer1.xml><?xml version="1.0" encoding="utf-8"?>
 <w:ftr xmlns:wpc="http://schemas.microsoft.com/office/word/2010/wordprocessingCanvas" xmlns:mc="http://schemas.openxmlformats.org/markup-compatibility/2006" xmlns:o="urn:schemas-microsoft-com:office:office" xmlns:r="http://schemas.openxmlformats.org/officeDocument/2006/relationships" xmlns:m="http://schemas.openxmlformats.org/officeDocument/2006/math" xmlns:v="urn:schemas-microsoft-com:vml" xmlns:wp14="http://schemas.microsoft.com/office/word/2010/wordprocessingDrawing" xmlns:wp="http://schemas.openxmlformats.org/drawingml/2006/wordprocessingDrawing" xmlns:w10="urn:schemas-microsoft-com:office:word" xmlns:w="http://schemas.openxmlformats.org/wordprocessingml/2006/main" xmlns:w14="http://schemas.microsoft.com/office/word/2010/wordml" xmlns:w15="http://schemas.microsoft.com/office/word/2012/wordml" xmlns:wpg="http://schemas.microsoft.com/office/word/2010/wordprocessingGroup" xmlns:wpi="http://schemas.microsoft.com/office/word/2010/wordprocessingInk" xmlns:wne="http://schemas.microsoft.com/office/word/2006/wordml" xmlns:a="http://schemas.openxmlformats.org/drawingml/2006/main" xmlns:wps="http://schemas.microsoft.com/office/word/2010/wordprocessingShape" mc:Ignorable="w14 w15 wp14">
-  <w:p>
-    <w:pPr>
-      <w:pStyle w:val="761"/>
-      <w:pBdr/>
-      <w:spacing/>
-      <w:ind/>
-      <w:rPr>
-        <w:rFonts w:ascii="Carlito" w:hAnsi="Carlito" w:cs="Carlito"/>
-      </w:rPr>
-    </w:pPr>
-    <w:r>
-      <w:rPr>
-        <w:rFonts w:ascii="Carlito" w:hAnsi="Carlito" w:eastAsia="Carlito" w:cs="Carlito"/>
-      </w:rPr>
-    </w:r>
-    <w:r>
-      <w:rPr>
-        <w:rFonts w:ascii="Carlito" w:hAnsi="Carlito" w:eastAsia="Carlito" w:cs="Carlito"/>
-      </w:rPr>
-    </w:r>
-  </w:p>
   <w:tbl>
     <w:tblPr>
+      <w:tblStyle w:val="1043"/>
       <w:tblW w:w="0" w:type="auto"/>
-      <w:tblBorders>
-        <w:top w:val="none" w:color="000000" w:sz="4" w:space="0"/>
-        <w:left w:val="none" w:color="000000" w:sz="4" w:space="0"/>
-        <w:bottom w:val="none" w:color="000000" w:sz="4" w:space="0"/>
-        <w:right w:val="none" w:color="000000" w:sz="4" w:space="0"/>
-        <w:insideH w:val="none" w:color="000000" w:sz="4" w:space="0"/>
-        <w:insideV w:val="none" w:color="000000" w:sz="4" w:space="0"/>
-      </w:tblBorders>
+      <w:tblBorders/>
       <w:tblLook w:val="04A0" w:firstRow="1" w:lastRow="0" w:firstColumn="1" w:lastColumn="0" w:noHBand="0" w:noVBand="1"/>
     </w:tblPr>
     <w:tblGrid>
-      <w:gridCol w:w="4535"/>
-      <w:gridCol w:w="4535"/>
+      <w:gridCol w:w="3135"/>
+      <w:gridCol w:w="3135"/>
+      <w:gridCol w:w="3135"/>
     </w:tblGrid>
     <w:tr>
-      <w:trPr/>
+      <w:trPr>
+        <w:trHeight w:val="436"/>
+      </w:trPr>
       <w:tc>
         <w:tcPr>
-          <w:tcBorders/>
-          <w:tcW w:w="4535" w:type="dxa"/>
+          <w:gridSpan w:val="3"/>
+          <w:tcBorders>
+            <w:top w:val="nil" w:color="000000" w:sz="4" w:space="0"/>
+            <w:left w:val="nil" w:color="000000" w:sz="4" w:space="0"/>
+            <w:bottom w:val="nil" w:color="000000" w:sz="4" w:space="0"/>
+            <w:right w:val="nil" w:color="000000" w:sz="4" w:space="0"/>
+          </w:tcBorders>
+          <w:tcW w:w="9406" w:type="dxa"/>
+          <w:vAlign w:val="bottom"/>
+          <w:vMerge w:val="restart"/>
         </w:tcPr>
         <w:p>
           <w:pPr>
-            <w:pStyle w:val="761"/>
+            <w:pStyle w:val="995"/>
             <w:pBdr/>
+            <w:spacing w:line="240" w:lineRule="auto"/>
+            <w:ind/>
+            <w:jc w:val="center"/>
+            <w:rPr>
+              <w:rFonts w:ascii="Carlito" w:hAnsi="Carlito" w:eastAsia="Carlito" w:cs="Carlito"/>
+              <w:color w:val="444444"/>
+              <w:sz w:val="16"/>
+              <w:szCs w:val="16"/>
+              <w:highlight w:val="none"/>
+            </w:rPr>
+          </w:pPr>
+          <w:r>
+            <w:rPr>
+              <w:rFonts w:ascii="Carlito" w:hAnsi="Carlito" w:eastAsia="Carlito" w:cs="Carlito"/>
+              <w:color w:val="444444"/>
+              <w:sz w:val="16"/>
+            </w:rPr>
+            <w:t xml:space="preserve">IAV Automotive Engineering Inc. | </w:t>
+          </w:r>
+          <w:r>
+            <w:rPr>
+              <w:rFonts w:ascii="Carlito" w:hAnsi="Carlito" w:eastAsia="Carlito" w:cs="Carlito"/>
+              <w:color w:val="444444"/>
+              <w:sz w:val="16"/>
+              <w:szCs w:val="16"/>
+              <w:highlight w:val="none"/>
+            </w:rPr>
+          </w:r>
+          <w:r>
+            <w:rPr>
+              <w:rFonts w:ascii="Carlito" w:hAnsi="Carlito" w:eastAsia="Carlito" w:cs="Carlito"/>
+              <w:color w:val="444444"/>
+              <w:sz w:val="16"/>
+            </w:rPr>
+            <w:t xml:space="preserve">39525 MacKenzie Dr, </w:t>
+          </w:r>
+          <w:r>
+            <w:rPr>
+              <w:rFonts w:ascii="Carlito" w:hAnsi="Carlito" w:cs="Carlito"/>
+              <w:color w:val="444444"/>
+              <w:sz w:val="16"/>
+              <w:szCs w:val="16"/>
+            </w:rPr>
+          </w:r>
+          <w:r>
+            <w:rPr>
+              <w:rFonts w:ascii="Carlito" w:hAnsi="Carlito" w:eastAsia="Carlito" w:cs="Carlito"/>
+              <w:color w:val="444444"/>
+              <w:sz w:val="16"/>
+              <w:szCs w:val="16"/>
+              <w:highlight w:val="none"/>
+            </w:rPr>
+          </w:r>
+          <w:r>
+            <w:rPr>
+              <w:rFonts w:ascii="Carlito" w:hAnsi="Carlito" w:eastAsia="Carlito" w:cs="Carlito"/>
+              <w:color w:val="444444"/>
+              <w:sz w:val="16"/>
+            </w:rPr>
+            <w:t xml:space="preserve">Suite 1000 | </w:t>
+          </w:r>
+          <w:r>
+            <w:rPr>
+              <w:rFonts w:ascii="Carlito" w:hAnsi="Carlito" w:cs="Carlito"/>
+              <w:color w:val="444444"/>
+              <w:sz w:val="16"/>
+              <w:szCs w:val="16"/>
+            </w:rPr>
+          </w:r>
+          <w:r>
+            <w:rPr>
+              <w:rFonts w:ascii="Carlito" w:hAnsi="Carlito" w:cs="Carlito"/>
+              <w:color w:val="444444"/>
+              <w:sz w:val="16"/>
+              <w:szCs w:val="16"/>
+            </w:rPr>
+          </w:r>
+          <w:r>
+            <w:rPr>
+              <w:rFonts w:ascii="Carlito" w:hAnsi="Carlito" w:eastAsia="Carlito" w:cs="Carlito"/>
+              <w:color w:val="444444"/>
+              <w:sz w:val="16"/>
+              <w:szCs w:val="16"/>
+            </w:rPr>
+            <w:t xml:space="preserve">Novi, MI, USA 48377</w:t>
+          </w:r>
+          <w:r>
+            <w:rPr>
+              <w:rFonts w:ascii="Carlito" w:hAnsi="Carlito" w:eastAsia="Carlito" w:cs="Carlito"/>
+              <w:color w:val="444444"/>
+              <w:sz w:val="16"/>
+              <w:szCs w:val="16"/>
+              <w14:ligatures w14:val="none"/>
+            </w:rPr>
+          </w:r>
+          <w:r>
+            <w:rPr>
+              <w:rFonts w:ascii="Carlito" w:hAnsi="Carlito" w:eastAsia="Carlito" w:cs="Carlito"/>
+              <w:color w:val="444444"/>
+              <w:sz w:val="16"/>
+              <w:szCs w:val="16"/>
+              <w:highlight w:val="none"/>
+            </w:rPr>
+          </w:r>
+          <w:r>
+            <w:rPr>
+              <w:rFonts w:ascii="Carlito" w:hAnsi="Carlito" w:eastAsia="Carlito" w:cs="Carlito"/>
+              <w:color w:val="444444"/>
+              <w:sz w:val="16"/>
+            </w:rPr>
+          </w:r>
+          <w:r>
+            <w:rPr>
+              <w:rFonts w:ascii="Carlito" w:hAnsi="Carlito" w:eastAsia="Carlito" w:cs="Carlito"/>
+              <w:color w:val="444444"/>
+              <w:sz w:val="16"/>
+            </w:rPr>
+          </w:r>
+          <w:r>
+            <w:rPr>
+              <w:rFonts w:ascii="Carlito" w:hAnsi="Carlito" w:eastAsia="Carlito" w:cs="Carlito"/>
+              <w:color w:val="444444"/>
+              <w:sz w:val="16"/>
+              <w:szCs w:val="16"/>
+              <w:highlight w:val="none"/>
+            </w:rPr>
+          </w:r>
+        </w:p>
+      </w:tc>
+    </w:tr>
+    <w:tr>
+      <w:trPr>
+        <w:trHeight w:val="436"/>
+      </w:trPr>
+      <w:tc>
+        <w:tcPr>
+          <w:tcBorders>
+            <w:top w:val="nil" w:color="000000" w:sz="4" w:space="0"/>
+            <w:left w:val="nil" w:color="000000" w:sz="4" w:space="0"/>
+            <w:bottom w:val="nil" w:color="000000" w:sz="4" w:space="0"/>
+            <w:right w:val="nil" w:color="000000" w:sz="4" w:space="0"/>
+          </w:tcBorders>
+          <w:tcW w:w="3135" w:type="dxa"/>
+        </w:tcPr>
+        <w:p>
+          <w:pPr>
+            <w:pStyle w:val="995"/>
+            <w:pBdr/>
+            <w:tabs>
+              <w:tab w:val="left" w:leader="none" w:pos="2197"/>
+            </w:tabs>
             <w:spacing/>
             <w:ind/>
+            <w:jc w:val="right"/>
             <w:rPr>
               <w:rFonts w:ascii="Carlito" w:hAnsi="Carlito" w:cs="Carlito"/>
             </w:rPr>
@@ -2050,20 +2327,115 @@
               <w:color w:val="444444"/>
               <w:sz w:val="16"/>
             </w:rPr>
-            <w:t xml:space="preserve">IAV Automotive Engineering Inc.</w:t>
+            <w:t xml:space="preserve">+1 734 233-3300</w:t>
+          </w:r>
+          <w:r>
+            <w:rPr>
+              <w:rFonts w:ascii="Carlito" w:hAnsi="Carlito" w:cs="Carlito"/>
+            </w:rPr>
+          </w:r>
+          <w:r>
+            <w:rPr>
+              <w:rFonts w:ascii="Carlito" w:hAnsi="Carlito" w:cs="Carlito"/>
+            </w:rPr>
           </w:r>
           <w:r>
             <w:rPr>
               <w:rFonts w:ascii="Carlito" w:hAnsi="Carlito" w:eastAsia="Carlito" w:cs="Carlito"/>
             </w:rPr>
           </w:r>
+          <w:r>
+            <w:rPr>
+              <w:rFonts w:ascii="Carlito" w:hAnsi="Carlito" w:cs="Carlito"/>
+            </w:rPr>
+          </w:r>
+          <w:r>
+            <w:rPr>
+              <w:rFonts w:ascii="Carlito" w:hAnsi="Carlito" w:cs="Carlito"/>
+            </w:rPr>
+          </w:r>
         </w:p>
+      </w:tc>
+      <w:tc>
+        <w:tcPr>
+          <w:tcBorders>
+            <w:top w:val="nil" w:color="000000" w:sz="4" w:space="0"/>
+            <w:left w:val="nil" w:color="000000" w:sz="4" w:space="0"/>
+            <w:bottom w:val="nil" w:color="000000" w:sz="4" w:space="0"/>
+            <w:right w:val="nil" w:color="000000" w:sz="4" w:space="0"/>
+          </w:tcBorders>
+          <w:tcW w:w="3135" w:type="dxa"/>
+        </w:tcPr>
         <w:p>
           <w:pPr>
-            <w:pStyle w:val="761"/>
+            <w:pStyle w:val="995"/>
             <w:pBdr/>
             <w:spacing/>
             <w:ind/>
+            <w:jc w:val="center"/>
+            <w:rPr>
+              <w:rFonts w:ascii="Carlito" w:hAnsi="Carlito" w:cs="Carlito"/>
+            </w:rPr>
+          </w:pPr>
+          <w:r/>
+          <w:hyperlink r:id="rId1" w:tooltip="http://info@iav.com" w:history="1">
+            <w:r>
+              <w:rPr>
+                <w:rStyle w:val="965"/>
+                <w:rFonts w:ascii="Carlito" w:hAnsi="Carlito" w:eastAsia="Carlito" w:cs="Carlito"/>
+                <w:sz w:val="16"/>
+              </w:rPr>
+              <w:t xml:space="preserve">info@iav.com</w:t>
+            </w:r>
+            <w:r>
+              <w:rPr>
+                <w:rStyle w:val="965"/>
+                <w:rFonts w:ascii="Carlito" w:hAnsi="Carlito" w:eastAsia="Carlito" w:cs="Carlito"/>
+              </w:rPr>
+            </w:r>
+          </w:hyperlink>
+          <w:r>
+            <w:rPr>
+              <w:rFonts w:ascii="Carlito" w:hAnsi="Carlito" w:cs="Carlito"/>
+            </w:rPr>
+          </w:r>
+          <w:r>
+            <w:rPr>
+              <w:rFonts w:ascii="Carlito" w:hAnsi="Carlito" w:eastAsia="Carlito" w:cs="Carlito"/>
+            </w:rPr>
+          </w:r>
+          <w:r>
+            <w:rPr>
+              <w:rFonts w:ascii="Carlito" w:hAnsi="Carlito" w:eastAsia="Carlito" w:cs="Carlito"/>
+            </w:rPr>
+          </w:r>
+          <w:r>
+            <w:rPr>
+              <w:rFonts w:ascii="Carlito" w:hAnsi="Carlito" w:cs="Carlito"/>
+            </w:rPr>
+          </w:r>
+        </w:p>
+      </w:tc>
+      <w:tc>
+        <w:tcPr>
+          <w:tcBorders>
+            <w:top w:val="nil" w:color="000000" w:sz="4" w:space="0"/>
+            <w:left w:val="nil" w:color="000000" w:sz="4" w:space="0"/>
+            <w:bottom w:val="nil" w:color="000000" w:sz="4" w:space="0"/>
+            <w:right w:val="nil" w:color="000000" w:sz="4" w:space="0"/>
+          </w:tcBorders>
+          <w:tcW w:w="3135" w:type="dxa"/>
+        </w:tcPr>
+        <w:p>
+          <w:pPr>
+            <w:pStyle w:val="995"/>
+            <w:pBdr/>
+            <w:tabs>
+              <w:tab w:val="left" w:leader="none" w:pos="1405"/>
+            </w:tabs>
+            <w:spacing/>
+            <w:ind/>
+            <w:jc w:val="left"/>
             <w:rPr>
               <w:rFonts w:ascii="Carlito" w:hAnsi="Carlito" w:cs="Carlito"/>
             </w:rPr>
@@ -2074,202 +2446,68 @@
               <w:color w:val="444444"/>
               <w:sz w:val="16"/>
             </w:rPr>
-            <w:t xml:space="preserve">Phone: +1 734 233-3300</w:t>
+          </w:r>
+          <w:hyperlink r:id="rId2" w:tooltip="http://www.iav.com/us" w:history="1">
+            <w:r>
+              <w:rPr>
+                <w:rStyle w:val="965"/>
+                <w:rFonts w:ascii="Carlito" w:hAnsi="Carlito" w:eastAsia="Carlito" w:cs="Carlito"/>
+                <w:sz w:val="16"/>
+              </w:rPr>
+              <w:t xml:space="preserve">www.iav.com/us</w:t>
+            </w:r>
+            <w:r>
+              <w:rPr>
+                <w:rStyle w:val="965"/>
+                <w:rFonts w:ascii="Carlito" w:hAnsi="Carlito" w:cs="Carlito"/>
+              </w:rPr>
+            </w:r>
+            <w:r>
+              <w:rPr>
+                <w:rStyle w:val="965"/>
+                <w:rFonts w:ascii="Carlito" w:hAnsi="Carlito" w:cs="Carlito"/>
+              </w:rPr>
+            </w:r>
+            <w:r>
+              <w:rPr>
+                <w:rStyle w:val="965"/>
+              </w:rPr>
+            </w:r>
+            <w:r>
+              <w:rPr>
+                <w:rStyle w:val="965"/>
+              </w:rPr>
+            </w:r>
+            <w:r>
+              <w:rPr>
+                <w:rStyle w:val="965"/>
+                <w:rFonts w:ascii="Carlito" w:hAnsi="Carlito" w:cs="Carlito"/>
+              </w:rPr>
+            </w:r>
+          </w:hyperlink>
+          <w:r>
+            <w:rPr>
+              <w:rFonts w:ascii="Carlito" w:hAnsi="Carlito" w:cs="Carlito"/>
+            </w:rPr>
+          </w:r>
+          <w:r>
+            <w:rPr>
+              <w:rFonts w:ascii="Carlito" w:hAnsi="Carlito" w:cs="Carlito"/>
+            </w:rPr>
           </w:r>
           <w:r>
             <w:rPr>
               <w:rFonts w:ascii="Carlito" w:hAnsi="Carlito" w:eastAsia="Carlito" w:cs="Carlito"/>
             </w:rPr>
           </w:r>
-        </w:p>
-        <w:p>
-          <w:pPr>
-            <w:pStyle w:val="761"/>
-            <w:pBdr/>
-            <w:spacing/>
-            <w:ind/>
-            <w:rPr>
-              <w:rFonts w:ascii="Carlito" w:hAnsi="Carlito" w:cs="Carlito"/>
-            </w:rPr>
-          </w:pPr>
-          <w:r>
-            <w:rPr>
-              <w:rFonts w:ascii="Carlito" w:hAnsi="Carlito" w:eastAsia="Carlito" w:cs="Carlito"/>
-              <w:color w:val="444444"/>
-              <w:sz w:val="16"/>
-            </w:rPr>
-            <w:t xml:space="preserve">Fax: +1 734-233-3320</w:t>
-          </w:r>
           <w:r>
             <w:rPr>
               <w:rFonts w:ascii="Carlito" w:hAnsi="Carlito" w:eastAsia="Carlito" w:cs="Carlito"/>
             </w:rPr>
           </w:r>
-        </w:p>
-        <w:p>
-          <w:pPr>
-            <w:pStyle w:val="761"/>
-            <w:pBdr/>
-            <w:spacing/>
-            <w:ind/>
+          <w:r>
             <w:rPr>
               <w:rFonts w:ascii="Carlito" w:hAnsi="Carlito" w:cs="Carlito"/>
-            </w:rPr>
-          </w:pPr>
-          <w:r>
-            <w:rPr>
-              <w:rFonts w:ascii="Carlito" w:hAnsi="Carlito" w:eastAsia="Carlito" w:cs="Carlito"/>
-              <w:color w:val="444444"/>
-              <w:sz w:val="16"/>
-            </w:rPr>
-            <w:t xml:space="preserve">E-mail: </w:t>
-          </w:r>
-          <w:hyperlink r:id="rId1" w:tooltip="http://info@iav.com" w:history="1">
-            <w:r>
-              <w:rPr>
-                <w:rStyle w:val="187"/>
-                <w:rFonts w:ascii="Carlito" w:hAnsi="Carlito" w:eastAsia="Carlito" w:cs="Carlito"/>
-                <w:sz w:val="16"/>
-              </w:rPr>
-              <w:t xml:space="preserve">info@iav.com</w:t>
-            </w:r>
-            <w:r>
-              <w:rPr>
-                <w:rStyle w:val="187"/>
-                <w:rFonts w:ascii="Carlito" w:hAnsi="Carlito" w:eastAsia="Carlito" w:cs="Carlito"/>
-              </w:rPr>
-            </w:r>
-          </w:hyperlink>
-          <w:r>
-            <w:rPr>
-              <w:rFonts w:ascii="Carlito" w:hAnsi="Carlito" w:eastAsia="Carlito" w:cs="Carlito"/>
-            </w:rPr>
-            <w:tab/>
-          </w:r>
-          <w:r>
-            <w:rPr>
-              <w:rFonts w:ascii="Carlito" w:hAnsi="Carlito" w:eastAsia="Carlito" w:cs="Carlito"/>
-            </w:rPr>
-          </w:r>
-        </w:p>
-        <w:p>
-          <w:pPr>
-            <w:pStyle w:val="761"/>
-            <w:pBdr/>
-            <w:spacing/>
-            <w:ind/>
-            <w:rPr>
-              <w:rFonts w:ascii="Carlito" w:hAnsi="Carlito" w:cs="Carlito"/>
-            </w:rPr>
-          </w:pPr>
-          <w:r>
-            <w:rPr>
-              <w:rFonts w:ascii="Carlito" w:hAnsi="Carlito" w:eastAsia="Carlito" w:cs="Carlito"/>
-              <w:color w:val="444444"/>
-              <w:sz w:val="16"/>
-            </w:rPr>
-            <w:t xml:space="preserve">www.iav.com/us</w:t>
-          </w:r>
-          <w:r>
-            <w:rPr>
-              <w:rFonts w:ascii="Carlito" w:hAnsi="Carlito" w:eastAsia="Carlito" w:cs="Carlito"/>
-            </w:rPr>
-          </w:r>
-        </w:p>
-      </w:tc>
-      <w:tc>
-        <w:tcPr>
-          <w:tcBorders/>
-          <w:tcW w:w="4535" w:type="dxa"/>
-        </w:tcPr>
-        <w:p>
-          <w:pPr>
-            <w:pStyle w:val="761"/>
-            <w:pBdr/>
-            <w:spacing/>
-            <w:ind/>
-            <w:jc w:val="right"/>
-            <w:rPr>
-              <w:rFonts w:ascii="Carlito" w:hAnsi="Carlito" w:cs="Carlito"/>
-              <w:color w:val="444444"/>
-              <w:sz w:val="16"/>
-              <w:szCs w:val="16"/>
-            </w:rPr>
-          </w:pPr>
-          <w:r>
-            <w:rPr>
-              <w:rFonts w:ascii="Carlito" w:hAnsi="Carlito" w:eastAsia="Carlito" w:cs="Carlito"/>
-              <w:color w:val="444444"/>
-              <w:sz w:val="16"/>
-            </w:rPr>
-            <w:t xml:space="preserve">39525 MacKenzie Dr</w:t>
-          </w:r>
-          <w:r>
-            <w:rPr>
-              <w:rFonts w:ascii="Carlito" w:hAnsi="Carlito" w:eastAsia="Carlito" w:cs="Carlito"/>
-            </w:rPr>
-          </w:r>
-        </w:p>
-        <w:p>
-          <w:pPr>
-            <w:pStyle w:val="761"/>
-            <w:pBdr/>
-            <w:spacing/>
-            <w:ind/>
-            <w:jc w:val="right"/>
-            <w:rPr>
-              <w:rFonts w:ascii="Carlito" w:hAnsi="Carlito" w:cs="Carlito"/>
-              <w:color w:val="444444"/>
-              <w:sz w:val="16"/>
-              <w:szCs w:val="16"/>
-            </w:rPr>
-          </w:pPr>
-          <w:r>
-            <w:rPr>
-              <w:rFonts w:ascii="Carlito" w:hAnsi="Carlito" w:eastAsia="Carlito" w:cs="Carlito"/>
-              <w:color w:val="444444"/>
-              <w:sz w:val="16"/>
-            </w:rPr>
-            <w:t xml:space="preserve">Suite 1000</w:t>
-          </w:r>
-          <w:r>
-            <w:rPr>
-              <w:rFonts w:ascii="Carlito" w:hAnsi="Carlito" w:eastAsia="Carlito" w:cs="Carlito"/>
-            </w:rPr>
-          </w:r>
-        </w:p>
-        <w:p>
-          <w:pPr>
-            <w:pStyle w:val="761"/>
-            <w:pBdr/>
-            <w:spacing/>
-            <w:ind/>
-            <w:jc w:val="right"/>
-            <w:rPr>
-              <w:rFonts w:ascii="Carlito" w:hAnsi="Carlito" w:eastAsia="Carlito" w:cs="Carlito"/>
-              <w:color w:val="444444"/>
-              <w:sz w:val="16"/>
-              <w:szCs w:val="16"/>
-              <w14:ligatures w14:val="none"/>
-            </w:rPr>
-          </w:pPr>
-          <w:r>
-            <w:rPr>
-              <w:rFonts w:ascii="Carlito" w:hAnsi="Carlito" w:eastAsia="Carlito" w:cs="Carlito"/>
-              <w:color w:val="444444"/>
-              <w:sz w:val="16"/>
-              <w:szCs w:val="16"/>
-              <w:lang w:val="undefined"/>
-            </w:rPr>
-            <w:t xml:space="preserve">Novi, MI 48377</w:t>
-          </w:r>
-          <w:r>
-            <w:rPr>
-              <w:rFonts w:ascii="Carlito" w:hAnsi="Carlito" w:eastAsia="Carlito" w:cs="Carlito"/>
-              <w:color w:val="444444"/>
-              <w:sz w:val="16"/>
-              <w:szCs w:val="16"/>
-              <w:lang w:val="undefined"/>
             </w:rPr>
           </w:r>
         </w:p>
@@ -2278,6 +2516,7 @@
   </w:tbl>
   <w:p>
     <w:pPr>
+      <w:pStyle w:val="995"/>
       <w:pBdr/>
       <w:spacing/>
       <w:ind/>
@@ -2288,6 +2527,41 @@
     <w:r>
       <w:rPr>
         <w:rFonts w:ascii="Carlito" w:hAnsi="Carlito" w:eastAsia="Carlito" w:cs="Carlito"/>
+      </w:rPr>
+    </w:r>
+    <w:r>
+      <w:rPr>
+        <w:rFonts w:ascii="Carlito" w:hAnsi="Carlito" w:cs="Carlito"/>
+      </w:rPr>
+    </w:r>
+    <w:r>
+      <w:rPr>
+        <w:rFonts w:ascii="Carlito" w:hAnsi="Carlito" w:cs="Carlito"/>
+      </w:rPr>
+    </w:r>
+  </w:p>
+  <w:p>
+    <w:pPr>
+      <w:pBdr/>
+      <w:spacing/>
+      <w:ind/>
+      <w:rPr>
+        <w:rFonts w:ascii="Carlito" w:hAnsi="Carlito" w:cs="Carlito"/>
+      </w:rPr>
+    </w:pPr>
+    <w:r>
+      <w:rPr>
+        <w:rFonts w:ascii="Carlito" w:hAnsi="Carlito" w:eastAsia="Carlito" w:cs="Carlito"/>
+      </w:rPr>
+    </w:r>
+    <w:r>
+      <w:rPr>
+        <w:rFonts w:ascii="Carlito" w:hAnsi="Carlito" w:cs="Carlito"/>
+      </w:rPr>
+    </w:r>
+    <w:r>
+      <w:rPr>
+        <w:rFonts w:ascii="Carlito" w:hAnsi="Carlito" w:cs="Carlito"/>
       </w:rPr>
     </w:r>
   </w:p>
@@ -2304,7 +2578,6 @@
         <w:ind/>
         <w:rPr/>
       </w:pPr>
-      <w:r/>
       <w:r>
         <w:separator/>
       </w:r>
@@ -2319,7 +2592,6 @@
         <w:ind/>
         <w:rPr/>
       </w:pPr>
-      <w:r/>
       <w:r>
         <w:continuationSeparator/>
       </w:r>
@@ -2331,9 +2603,172 @@
 
 <file path=word/header1.xml><?xml version="1.0" encoding="utf-8"?>
 <w:hdr xmlns:wpc="http://schemas.microsoft.com/office/word/2010/wordprocessingCanvas" xmlns:mc="http://schemas.openxmlformats.org/markup-compatibility/2006" xmlns:o="urn:schemas-microsoft-com:office:office" xmlns:r="http://schemas.openxmlformats.org/officeDocument/2006/relationships" xmlns:m="http://schemas.openxmlformats.org/officeDocument/2006/math" xmlns:v="urn:schemas-microsoft-com:vml" xmlns:wp14="http://schemas.microsoft.com/office/word/2010/wordprocessingDrawing" xmlns:wp="http://schemas.openxmlformats.org/drawingml/2006/wordprocessingDrawing" xmlns:w10="urn:schemas-microsoft-com:office:word" xmlns:w="http://schemas.openxmlformats.org/wordprocessingml/2006/main" xmlns:w14="http://schemas.microsoft.com/office/word/2010/wordml" xmlns:w15="http://schemas.microsoft.com/office/word/2012/wordml" xmlns:wpg="http://schemas.microsoft.com/office/word/2010/wordprocessingGroup" xmlns:wpi="http://schemas.microsoft.com/office/word/2010/wordprocessingInk" xmlns:wne="http://schemas.microsoft.com/office/word/2006/wordml" xmlns:a="http://schemas.openxmlformats.org/drawingml/2006/main" xmlns:wps="http://schemas.microsoft.com/office/word/2010/wordprocessingShape" mc:Ignorable="w14 w15 wp14">
+  <w:tbl>
+    <w:tblPr>
+      <w:tblStyle w:val="1043"/>
+      <w:tblW w:w="0" w:type="auto"/>
+      <w:tblBorders/>
+      <w:tblLayout w:type="fixed"/>
+      <w:tblLook w:val="04A0" w:firstRow="1" w:lastRow="0" w:firstColumn="1" w:lastColumn="0" w:noHBand="0" w:noVBand="1"/>
+    </w:tblPr>
+    <w:tblGrid>
+      <w:gridCol w:w="4703"/>
+      <w:gridCol w:w="4901"/>
+    </w:tblGrid>
+    <w:tr>
+      <w:trPr/>
+      <w:tc>
+        <w:tcPr>
+          <w:tcBorders>
+            <w:top w:val="nil" w:color="000000" w:sz="4" w:space="0"/>
+            <w:left w:val="nil" w:color="000000" w:sz="4" w:space="0"/>
+            <w:bottom w:val="nil" w:color="000000" w:sz="4" w:space="0"/>
+            <w:right w:val="nil" w:color="000000" w:sz="4" w:space="0"/>
+          </w:tcBorders>
+          <w:tcW w:w="4703" w:type="dxa"/>
+        </w:tcPr>
+        <w:p>
+          <w:pPr>
+            <w:pBdr/>
+            <w:spacing/>
+            <w:ind/>
+            <w:rPr/>
+          </w:pPr>
+          <w:r/>
+          <w:r/>
+        </w:p>
+      </w:tc>
+      <w:tc>
+        <w:tcPr>
+          <w:tcBorders>
+            <w:top w:val="nil" w:color="000000" w:sz="4" w:space="0"/>
+            <w:left w:val="nil" w:color="000000" w:sz="4" w:space="0"/>
+            <w:bottom w:val="nil" w:color="000000" w:sz="4" w:space="0"/>
+            <w:right w:val="nil" w:color="000000" w:sz="4" w:space="0"/>
+          </w:tcBorders>
+          <w:tcW w:w="4901" w:type="dxa"/>
+        </w:tcPr>
+        <w:p>
+          <w:pPr>
+            <w:pStyle w:val="979"/>
+            <w:pBdr/>
+            <w:tabs>
+              <w:tab w:val="left" w:leader="none" w:pos="2620"/>
+              <w:tab w:val="clear" w:leader="none" w:pos="4680"/>
+              <w:tab w:val="clear" w:leader="none" w:pos="9360"/>
+            </w:tabs>
+            <w:spacing/>
+            <w:ind/>
+            <w:jc w:val="right"/>
+            <w:rPr>
+              <w:highlight w:val="none"/>
+            </w:rPr>
+          </w:pPr>
+          <w:r/>
+          <w:r/>
+          <w:r>
+            <mc:AlternateContent>
+              <mc:Choice Requires="wpg">
+                <w:drawing>
+                  <wp:inline xmlns:wp="http://schemas.openxmlformats.org/drawingml/2006/wordprocessingDrawing" distT="0" distB="0" distL="0" distR="0">
+                    <wp:extent cx="1506390" cy="485328"/>
+                    <wp:effectExtent l="0" t="0" r="0" b="0"/>
+                    <wp:docPr id="1" name="Grafik 9"/>
+                    <wp:cNvGraphicFramePr/>
+                    <a:graphic xmlns:a="http://schemas.openxmlformats.org/drawingml/2006/main">
+                      <a:graphicData uri="http://schemas.openxmlformats.org/drawingml/2006/picture">
+                        <pic:pic xmlns:pic="http://schemas.openxmlformats.org/drawingml/2006/picture">
+                          <pic:nvPicPr>
+                            <pic:cNvPr id="1417293474" name="Grafik 1"/>
+                            <pic:cNvPicPr/>
+                            <pic:nvPr/>
+                          </pic:nvPicPr>
+                          <pic:blipFill rotWithShape="1">
+                            <a:blip r:embed="rId1">
+                              <a:extLst>
+                                <a:ext uri="{96DAC541-7B7A-43D3-8B79-37D633B846F1}">
+                                  <asvg:svgBlip xmlns:asvg="http://schemas.microsoft.com/office/drawing/2016/SVG/main" r:embed="rId2"/>
+                                </a:ext>
+                              </a:extLst>
+                            </a:blip>
+                            <a:stretch/>
+                          </pic:blipFill>
+                          <pic:spPr bwMode="auto">
+                            <a:xfrm rot="0" flipH="0" flipV="0">
+                              <a:off x="0" y="0"/>
+                              <a:ext cx="1506389" cy="485327"/>
+                            </a:xfrm>
+                            <a:prstGeom prst="rect">
+                              <a:avLst/>
+                            </a:prstGeom>
+                          </pic:spPr>
+                        </pic:pic>
+                      </a:graphicData>
+                    </a:graphic>
+                  </wp:inline>
+                </w:drawing>
+              </mc:Choice>
+              <mc:Fallback>
+                <w:pict>
+                  <v:shapetype id="_x0000_t75" coordsize="21600,21600" o:spt="75" o:preferrelative="t" path="m@4@5l@4@11@9@11@9@5xe" filled="f" stroked="f">
+                    <v:stroke joinstyle="miter"/>
+                    <v:formulas>
+                      <v:f eqn="if lineDrawn pixelLineWidth 0"/>
+                      <v:f eqn="sum @0 1 0"/>
+                      <v:f eqn="sum 0 0 @1"/>
+                      <v:f eqn="prod @2 1 2"/>
+                      <v:f eqn="prod @3 21600 pixelWidth"/>
+                      <v:f eqn="prod @3 21600 pixelHeight"/>
+                      <v:f eqn="sum @0 0 1"/>
+                      <v:f eqn="prod @6 1 2"/>
+                      <v:f eqn="prod @7 21600 pixelWidth"/>
+                      <v:f eqn="sum @8 21600 0"/>
+                      <v:f eqn="prod @7 21600 pixelHeight"/>
+                      <v:f eqn="sum @10 21600 0"/>
+                    </v:formulas>
+                    <v:path o:extrusionok="f" gradientshapeok="t" o:connecttype="rect"/>
+                    <o:lock v:ext="edit" aspectratio="t"/>
+                  </v:shapetype>
+                  <v:shape id="_x0000_i0" o:spid="_x0000_s0" type="#_x0000_t75" style="width:118.61pt;height:38.21pt;mso-wrap-distance-left:0.00pt;mso-wrap-distance-top:0.00pt;mso-wrap-distance-right:0.00pt;mso-wrap-distance-bottom:0.00pt;rotation:0;z-index:1;" stroked="false">
+                    <v:imagedata r:id="rId1" o:title=""/>
+                    <o:lock v:ext="edit" rotation="t"/>
+                  </v:shape>
+                </w:pict>
+              </mc:Fallback>
+            </mc:AlternateContent>
+          </w:r>
+          <w:r>
+            <w:rPr>
+              <w:highlight w:val="none"/>
+            </w:rPr>
+          </w:r>
+          <w:r>
+            <w:rPr>
+              <w:highlight w:val="none"/>
+            </w:rPr>
+          </w:r>
+          <w:r>
+            <w:rPr>
+              <w:highlight w:val="none"/>
+            </w:rPr>
+          </w:r>
+          <w:r>
+            <w:rPr>
+              <w:highlight w:val="none"/>
+            </w:rPr>
+          </w:r>
+          <w:r>
+            <w:rPr>
+              <w:highlight w:val="none"/>
+            </w:rPr>
+          </w:r>
+        </w:p>
+      </w:tc>
+    </w:tr>
+  </w:tbl>
   <w:p>
     <w:pPr>
-      <w:pStyle w:val="745"/>
+      <w:pStyle w:val="979"/>
       <w:pBdr/>
       <w:tabs>
         <w:tab w:val="left" w:leader="none" w:pos="2620"/>
@@ -2345,91 +2780,12 @@
       <w:rPr/>
     </w:pPr>
     <w:r/>
-    <w:r>
-      <w:tab/>
-    </w:r>
     <w:r/>
-    <w:r>
-      <mc:AlternateContent>
-        <mc:Choice Requires="wpg">
-          <w:drawing>
-            <wp:anchor xmlns:wp="http://schemas.openxmlformats.org/drawingml/2006/wordprocessingDrawing" xmlns:wp14="http://schemas.microsoft.com/office/word/2010/wordprocessingDrawing" distT="0" distB="0" distL="115200" distR="115200" simplePos="0" relativeHeight="2048" behindDoc="1" locked="0" layoutInCell="1" allowOverlap="1">
-              <wp:simplePos x="0" y="0"/>
-              <wp:positionH relativeFrom="column">
-                <wp:posOffset>4363085</wp:posOffset>
-              </wp:positionH>
-              <wp:positionV relativeFrom="paragraph">
-                <wp:posOffset>-285750</wp:posOffset>
-              </wp:positionV>
-              <wp:extent cx="1609725" cy="457200"/>
-              <wp:effectExtent l="0" t="0" r="0" b="0"/>
-              <wp:wrapNone/>
-              <wp:docPr id="1" name="Picture 1" descr="IAV Logo"/>
-              <wp:cNvGraphicFramePr>
-                <a:graphicFrameLocks xmlns:a="http://schemas.openxmlformats.org/drawingml/2006/main" noChangeAspect="1"/>
-              </wp:cNvGraphicFramePr>
-              <a:graphic xmlns:a="http://schemas.openxmlformats.org/drawingml/2006/main">
-                <a:graphicData uri="http://schemas.openxmlformats.org/drawingml/2006/picture">
-                  <pic:pic xmlns:pic="http://schemas.openxmlformats.org/drawingml/2006/picture">
-                    <pic:nvPicPr>
-                      <pic:cNvPr id="737550598" name="Picture 1" descr="IAV Logo"/>
-                      <pic:cNvPicPr>
-                        <a:picLocks noChangeAspect="1"/>
-                      </pic:cNvPicPr>
-                      <pic:nvPr/>
-                    </pic:nvPicPr>
-                    <pic:blipFill rotWithShape="1">
-                      <a:blip r:embed="rId1"/>
-                      <a:stretch/>
-                    </pic:blipFill>
-                    <pic:spPr bwMode="auto">
-                      <a:xfrm rot="0" flipH="0" flipV="0">
-                        <a:off x="0" y="0"/>
-                        <a:ext cx="1609724" cy="457200"/>
-                      </a:xfrm>
-                      <a:prstGeom prst="rect">
-                        <a:avLst/>
-                      </a:prstGeom>
-                      <a:noFill/>
-                      <a:ln>
-                        <a:noFill/>
-                      </a:ln>
-                    </pic:spPr>
-                  </pic:pic>
-                </a:graphicData>
-              </a:graphic>
-            </wp:anchor>
-          </w:drawing>
-        </mc:Choice>
-        <mc:Fallback>
-          <w:pict>
-            <v:shapetype id="_x0000_t75" coordsize="21600,21600" o:spt="75" o:preferrelative="t" path="m@4@5l@4@11@9@11@9@5xe" filled="f" stroked="f">
-              <v:stroke joinstyle="miter"/>
-              <v:formulas>
-                <v:f eqn="if lineDrawn pixelLineWidth 0"/>
-                <v:f eqn="sum @0 1 0"/>
-                <v:f eqn="sum 0 0 @1"/>
-                <v:f eqn="prod @2 1 2"/>
-                <v:f eqn="prod @3 21600 pixelWidth"/>
-                <v:f eqn="prod @3 21600 pixelHeight"/>
-                <v:f eqn="sum @0 0 1"/>
-                <v:f eqn="prod @6 1 2"/>
-                <v:f eqn="prod @7 21600 pixelWidth"/>
-                <v:f eqn="sum @8 21600 0"/>
-                <v:f eqn="prod @7 21600 pixelHeight"/>
-                <v:f eqn="sum @10 21600 0"/>
-              </v:formulas>
-              <v:path o:extrusionok="f" gradientshapeok="t" o:connecttype="rect"/>
-              <o:lock v:ext="edit" aspectratio="t"/>
-            </v:shapetype>
-            <v:shape id="_x0000_i0" o:spid="_x0000_s0" type="#_x0000_t75" style="position:absolute;z-index:-2048;o:allowoverlap:true;o:allowincell:true;mso-position-horizontal-relative:text;margin-left:343.55pt;mso-position-horizontal:absolute;mso-position-vertical-relative:text;margin-top:-22.50pt;mso-position-vertical:absolute;width:126.75pt;height:36.00pt;mso-wrap-distance-left:9.07pt;mso-wrap-distance-top:0.00pt;mso-wrap-distance-right:9.07pt;mso-wrap-distance-bottom:0.00pt;rotation:0;z-index:1;" stroked="f">
-              <v:imagedata r:id="rId1" o:title=""/>
-              <o:lock v:ext="edit" rotation="t"/>
-            </v:shape>
-          </w:pict>
-        </mc:Fallback>
-      </mc:AlternateContent>
-    </w:r>
+    <w:r/>
+    <w:r/>
+    <w:r/>
+    <w:r/>
+    <w:r/>
     <w:r/>
     <w:r/>
     <w:r/>
@@ -2719,7 +3075,7 @@
         <w:spacing/>
         <w:ind w:hanging="360" w:left="1080"/>
       </w:pPr>
-      <w:pStyle w:val="784"/>
+      <w:pStyle w:val="1018"/>
       <w:rPr/>
       <w:start w:val="1"/>
       <w:suff w:val="tab"/>
@@ -2852,7 +3208,7 @@
         <w:spacing/>
         <w:ind w:hanging="360" w:left="720"/>
       </w:pPr>
-      <w:pStyle w:val="783"/>
+      <w:pStyle w:val="1017"/>
       <w:rPr/>
       <w:start w:val="1"/>
       <w:suff w:val="tab"/>
@@ -3119,7 +3475,7 @@
         <w:spacing/>
         <w:ind w:hanging="360" w:left="1080"/>
       </w:pPr>
-      <w:pStyle w:val="781"/>
+      <w:pStyle w:val="1015"/>
       <w:rPr>
         <w:rFonts w:hint="default" w:ascii="Symbol" w:hAnsi="Symbol"/>
       </w:rPr>
@@ -3254,7 +3610,7 @@
         <w:spacing/>
         <w:ind w:hanging="360" w:left="720"/>
       </w:pPr>
-      <w:pStyle w:val="780"/>
+      <w:pStyle w:val="1014"/>
       <w:rPr>
         <w:rFonts w:hint="default" w:ascii="Symbol" w:hAnsi="Symbol"/>
       </w:rPr>
@@ -3389,7 +3745,7 @@
         <w:spacing/>
         <w:ind w:hanging="360" w:left="360"/>
       </w:pPr>
-      <w:pStyle w:val="782"/>
+      <w:pStyle w:val="1016"/>
       <w:rPr/>
       <w:start w:val="1"/>
       <w:suff w:val="tab"/>
@@ -3522,7 +3878,7 @@
         <w:spacing/>
         <w:ind w:hanging="360" w:left="360"/>
       </w:pPr>
-      <w:pStyle w:val="779"/>
+      <w:pStyle w:val="1013"/>
       <w:rPr>
         <w:rFonts w:hint="default" w:ascii="Symbol" w:hAnsi="Symbol"/>
       </w:rPr>
@@ -4130,9 +4486,9 @@
     <w:lsdException w:name="Bibliography" w:uiPriority="37"/>
     <w:lsdException w:name="TOC Heading" w:uiPriority="39" w:qFormat="1"/>
   </w:latentStyles>
-  <w:style w:type="table" w:styleId="13">
+  <w:style w:type="table" w:styleId="834">
     <w:name w:val="Table Grid Light"/>
-    <w:basedOn w:val="759"/>
+    <w:basedOn w:val="993"/>
     <w:uiPriority w:val="59"/>
     <w:pPr>
       <w:pBdr/>
@@ -4329,9 +4685,9 @@
       </w:tcPr>
     </w:tblStylePr>
   </w:style>
-  <w:style w:type="table" w:styleId="14">
+  <w:style w:type="table" w:styleId="835">
     <w:name w:val="Plain Table 1"/>
-    <w:basedOn w:val="759"/>
+    <w:basedOn w:val="993"/>
     <w:uiPriority w:val="59"/>
     <w:pPr>
       <w:pBdr/>
@@ -4554,9 +4910,9 @@
       </w:tcPr>
     </w:tblStylePr>
   </w:style>
-  <w:style w:type="table" w:styleId="15">
+  <w:style w:type="table" w:styleId="836">
     <w:name w:val="Plain Table 2"/>
-    <w:basedOn w:val="759"/>
+    <w:basedOn w:val="993"/>
     <w:uiPriority w:val="59"/>
     <w:pPr>
       <w:pBdr/>
@@ -4787,9 +5143,9 @@
       </w:tcPr>
     </w:tblStylePr>
   </w:style>
-  <w:style w:type="table" w:styleId="16">
+  <w:style w:type="table" w:styleId="837">
     <w:name w:val="Plain Table 3"/>
-    <w:basedOn w:val="759"/>
+    <w:basedOn w:val="993"/>
     <w:uiPriority w:val="99"/>
     <w:pPr>
       <w:pBdr/>
@@ -5017,9 +5373,9 @@
       </w:tcPr>
     </w:tblStylePr>
   </w:style>
-  <w:style w:type="table" w:styleId="17">
+  <w:style w:type="table" w:styleId="838">
     <w:name w:val="Plain Table 4"/>
-    <w:basedOn w:val="759"/>
+    <w:basedOn w:val="993"/>
     <w:uiPriority w:val="99"/>
     <w:pPr>
       <w:pBdr/>
@@ -5233,9 +5589,9 @@
       </w:tcPr>
     </w:tblStylePr>
   </w:style>
-  <w:style w:type="table" w:styleId="18">
+  <w:style w:type="table" w:styleId="839">
     <w:name w:val="Plain Table 5"/>
-    <w:basedOn w:val="759"/>
+    <w:basedOn w:val="993"/>
     <w:uiPriority w:val="99"/>
     <w:pPr>
       <w:pBdr/>
@@ -5466,9 +5822,9 @@
       </w:tcPr>
     </w:tblStylePr>
   </w:style>
-  <w:style w:type="table" w:styleId="19">
+  <w:style w:type="table" w:styleId="840">
     <w:name w:val="Grid Table 1 Light"/>
-    <w:basedOn w:val="759"/>
+    <w:basedOn w:val="993"/>
     <w:uiPriority w:val="99"/>
     <w:pPr>
       <w:pBdr/>
@@ -5689,9 +6045,9 @@
       </w:tcPr>
     </w:tblStylePr>
   </w:style>
-  <w:style w:type="table" w:styleId="20">
+  <w:style w:type="table" w:styleId="841">
     <w:name w:val="Grid Table 1 Light - Accent 1"/>
-    <w:basedOn w:val="759"/>
+    <w:basedOn w:val="993"/>
     <w:uiPriority w:val="99"/>
     <w:pPr>
       <w:pBdr/>
@@ -5912,9 +6268,9 @@
       </w:tcPr>
     </w:tblStylePr>
   </w:style>
-  <w:style w:type="table" w:styleId="21">
+  <w:style w:type="table" w:styleId="842">
     <w:name w:val="Grid Table 1 Light - Accent 2"/>
-    <w:basedOn w:val="759"/>
+    <w:basedOn w:val="993"/>
     <w:uiPriority w:val="99"/>
     <w:pPr>
       <w:pBdr/>
@@ -6135,9 +6491,9 @@
       </w:tcPr>
     </w:tblStylePr>
   </w:style>
-  <w:style w:type="table" w:styleId="22">
+  <w:style w:type="table" w:styleId="843">
     <w:name w:val="Grid Table 1 Light - Accent 3"/>
-    <w:basedOn w:val="759"/>
+    <w:basedOn w:val="993"/>
     <w:uiPriority w:val="99"/>
     <w:pPr>
       <w:pBdr/>
@@ -6358,9 +6714,9 @@
       </w:tcPr>
     </w:tblStylePr>
   </w:style>
-  <w:style w:type="table" w:styleId="23">
+  <w:style w:type="table" w:styleId="844">
     <w:name w:val="Grid Table 1 Light - Accent 4"/>
-    <w:basedOn w:val="759"/>
+    <w:basedOn w:val="993"/>
     <w:uiPriority w:val="99"/>
     <w:pPr>
       <w:pBdr/>
@@ -6581,9 +6937,9 @@
       </w:tcPr>
     </w:tblStylePr>
   </w:style>
-  <w:style w:type="table" w:styleId="24">
+  <w:style w:type="table" w:styleId="845">
     <w:name w:val="Grid Table 1 Light - Accent 5"/>
-    <w:basedOn w:val="759"/>
+    <w:basedOn w:val="993"/>
     <w:uiPriority w:val="99"/>
     <w:pPr>
       <w:pBdr/>
@@ -6804,9 +7160,9 @@
       </w:tcPr>
     </w:tblStylePr>
   </w:style>
-  <w:style w:type="table" w:styleId="25">
+  <w:style w:type="table" w:styleId="846">
     <w:name w:val="Grid Table 1 Light - Accent 6"/>
-    <w:basedOn w:val="759"/>
+    <w:basedOn w:val="993"/>
     <w:uiPriority w:val="99"/>
     <w:pPr>
       <w:pBdr/>
@@ -7027,9 +7383,9 @@
       </w:tcPr>
     </w:tblStylePr>
   </w:style>
-  <w:style w:type="table" w:styleId="26">
+  <w:style w:type="table" w:styleId="847">
     <w:name w:val="Grid Table 2"/>
-    <w:basedOn w:val="759"/>
+    <w:basedOn w:val="993"/>
     <w:uiPriority w:val="99"/>
     <w:pPr>
       <w:pBdr/>
@@ -7259,9 +7615,9 @@
       </w:tcPr>
     </w:tblStylePr>
   </w:style>
-  <w:style w:type="table" w:styleId="27">
+  <w:style w:type="table" w:styleId="848">
     <w:name w:val="Grid Table 2 - Accent 1"/>
-    <w:basedOn w:val="759"/>
+    <w:basedOn w:val="993"/>
     <w:uiPriority w:val="99"/>
     <w:pPr>
       <w:pBdr/>
@@ -7491,9 +7847,9 @@
       </w:tcPr>
     </w:tblStylePr>
   </w:style>
-  <w:style w:type="table" w:styleId="28">
+  <w:style w:type="table" w:styleId="849">
     <w:name w:val="Grid Table 2 - Accent 2"/>
-    <w:basedOn w:val="759"/>
+    <w:basedOn w:val="993"/>
     <w:uiPriority w:val="99"/>
     <w:pPr>
       <w:pBdr/>
@@ -7723,9 +8079,9 @@
       </w:tcPr>
     </w:tblStylePr>
   </w:style>
-  <w:style w:type="table" w:styleId="29">
+  <w:style w:type="table" w:styleId="850">
     <w:name w:val="Grid Table 2 - Accent 3"/>
-    <w:basedOn w:val="759"/>
+    <w:basedOn w:val="993"/>
     <w:uiPriority w:val="99"/>
     <w:pPr>
       <w:pBdr/>
@@ -7955,9 +8311,9 @@
       </w:tcPr>
     </w:tblStylePr>
   </w:style>
-  <w:style w:type="table" w:styleId="30">
+  <w:style w:type="table" w:styleId="851">
     <w:name w:val="Grid Table 2 - Accent 4"/>
-    <w:basedOn w:val="759"/>
+    <w:basedOn w:val="993"/>
     <w:uiPriority w:val="99"/>
     <w:pPr>
       <w:pBdr/>
@@ -8187,9 +8543,9 @@
       </w:tcPr>
     </w:tblStylePr>
   </w:style>
-  <w:style w:type="table" w:styleId="31">
+  <w:style w:type="table" w:styleId="852">
     <w:name w:val="Grid Table 2 - Accent 5"/>
-    <w:basedOn w:val="759"/>
+    <w:basedOn w:val="993"/>
     <w:uiPriority w:val="99"/>
     <w:pPr>
       <w:pBdr/>
@@ -8419,9 +8775,9 @@
       </w:tcPr>
     </w:tblStylePr>
   </w:style>
-  <w:style w:type="table" w:styleId="32">
+  <w:style w:type="table" w:styleId="853">
     <w:name w:val="Grid Table 2 - Accent 6"/>
-    <w:basedOn w:val="759"/>
+    <w:basedOn w:val="993"/>
     <w:uiPriority w:val="99"/>
     <w:pPr>
       <w:pBdr/>
@@ -8651,9 +9007,9 @@
       </w:tcPr>
     </w:tblStylePr>
   </w:style>
-  <w:style w:type="table" w:styleId="33">
+  <w:style w:type="table" w:styleId="854">
     <w:name w:val="Grid Table 3"/>
-    <w:basedOn w:val="759"/>
+    <w:basedOn w:val="993"/>
     <w:uiPriority w:val="99"/>
     <w:pPr>
       <w:pBdr/>
@@ -8752,7 +9108,7 @@
         <w:tblBorders/>
       </w:tblPr>
       <w:tcPr>
-        <w:shd w:color="ffffff"/>
+        <w:shd w:val="clear" w:color="ffffff"/>
         <w:tcBorders>
           <w:top w:val="none" w:color="000000" w:sz="4" w:space="0"/>
           <w:left w:val="none" w:color="000000" w:sz="4" w:space="0"/>
@@ -8798,7 +9154,7 @@
         <w:tblBorders/>
       </w:tblPr>
       <w:tcPr>
-        <w:shd w:color="ffffff"/>
+        <w:shd w:val="clear" w:color="ffffff"/>
         <w:tcBorders>
           <w:top w:val="none" w:color="000000" w:sz="4" w:space="0"/>
           <w:left w:val="none" w:color="000000" w:sz="4" w:space="0"/>
@@ -8896,9 +9252,9 @@
       </w:tcPr>
     </w:tblStylePr>
   </w:style>
-  <w:style w:type="table" w:styleId="34">
+  <w:style w:type="table" w:styleId="855">
     <w:name w:val="Grid Table 3 - Accent 1"/>
-    <w:basedOn w:val="759"/>
+    <w:basedOn w:val="993"/>
     <w:uiPriority w:val="99"/>
     <w:pPr>
       <w:pBdr/>
@@ -8997,7 +9353,7 @@
         <w:tblBorders/>
       </w:tblPr>
       <w:tcPr>
-        <w:shd w:color="ffffff"/>
+        <w:shd w:val="clear" w:color="ffffff"/>
         <w:tcBorders>
           <w:top w:val="none" w:color="000000" w:sz="4" w:space="0"/>
           <w:left w:val="none" w:color="000000" w:sz="4" w:space="0"/>
@@ -9043,7 +9399,7 @@
         <w:tblBorders/>
       </w:tblPr>
       <w:tcPr>
-        <w:shd w:color="ffffff"/>
+        <w:shd w:val="clear" w:color="ffffff"/>
         <w:tcBorders>
           <w:top w:val="none" w:color="000000" w:sz="4" w:space="0"/>
           <w:left w:val="none" w:color="000000" w:sz="4" w:space="0"/>
@@ -9141,9 +9497,9 @@
       </w:tcPr>
     </w:tblStylePr>
   </w:style>
-  <w:style w:type="table" w:styleId="35">
+  <w:style w:type="table" w:styleId="856">
     <w:name w:val="Grid Table 3 - Accent 2"/>
-    <w:basedOn w:val="759"/>
+    <w:basedOn w:val="993"/>
     <w:uiPriority w:val="99"/>
     <w:pPr>
       <w:pBdr/>
@@ -9242,7 +9598,7 @@
         <w:tblBorders/>
       </w:tblPr>
       <w:tcPr>
-        <w:shd w:color="ffffff"/>
+        <w:shd w:val="clear" w:color="ffffff"/>
         <w:tcBorders>
           <w:top w:val="none" w:color="000000" w:sz="4" w:space="0"/>
           <w:left w:val="none" w:color="000000" w:sz="4" w:space="0"/>
@@ -9288,7 +9644,7 @@
         <w:tblBorders/>
       </w:tblPr>
       <w:tcPr>
-        <w:shd w:color="ffffff"/>
+        <w:shd w:val="clear" w:color="ffffff"/>
         <w:tcBorders>
           <w:top w:val="none" w:color="000000" w:sz="4" w:space="0"/>
           <w:left w:val="none" w:color="000000" w:sz="4" w:space="0"/>
@@ -9386,9 +9742,9 @@
       </w:tcPr>
     </w:tblStylePr>
   </w:style>
-  <w:style w:type="table" w:styleId="36">
+  <w:style w:type="table" w:styleId="857">
     <w:name w:val="Grid Table 3 - Accent 3"/>
-    <w:basedOn w:val="759"/>
+    <w:basedOn w:val="993"/>
     <w:uiPriority w:val="99"/>
     <w:pPr>
       <w:pBdr/>
@@ -9487,7 +9843,7 @@
         <w:tblBorders/>
       </w:tblPr>
       <w:tcPr>
-        <w:shd w:color="ffffff"/>
+        <w:shd w:val="clear" w:color="ffffff"/>
         <w:tcBorders>
           <w:top w:val="none" w:color="000000" w:sz="4" w:space="0"/>
           <w:left w:val="none" w:color="000000" w:sz="4" w:space="0"/>
@@ -9533,7 +9889,7 @@
         <w:tblBorders/>
       </w:tblPr>
       <w:tcPr>
-        <w:shd w:color="ffffff"/>
+        <w:shd w:val="clear" w:color="ffffff"/>
         <w:tcBorders>
           <w:top w:val="none" w:color="000000" w:sz="4" w:space="0"/>
           <w:left w:val="none" w:color="000000" w:sz="4" w:space="0"/>
@@ -9631,9 +9987,9 @@
       </w:tcPr>
     </w:tblStylePr>
   </w:style>
-  <w:style w:type="table" w:styleId="37">
+  <w:style w:type="table" w:styleId="858">
     <w:name w:val="Grid Table 3 - Accent 4"/>
-    <w:basedOn w:val="759"/>
+    <w:basedOn w:val="993"/>
     <w:uiPriority w:val="99"/>
     <w:pPr>
       <w:pBdr/>
@@ -9732,7 +10088,7 @@
         <w:tblBorders/>
       </w:tblPr>
       <w:tcPr>
-        <w:shd w:color="ffffff"/>
+        <w:shd w:val="clear" w:color="ffffff"/>
         <w:tcBorders>
           <w:top w:val="none" w:color="000000" w:sz="4" w:space="0"/>
           <w:left w:val="none" w:color="000000" w:sz="4" w:space="0"/>
@@ -9778,7 +10134,7 @@
         <w:tblBorders/>
       </w:tblPr>
       <w:tcPr>
-        <w:shd w:color="ffffff"/>
+        <w:shd w:val="clear" w:color="ffffff"/>
         <w:tcBorders>
           <w:top w:val="none" w:color="000000" w:sz="4" w:space="0"/>
           <w:left w:val="none" w:color="000000" w:sz="4" w:space="0"/>
@@ -9876,9 +10232,9 @@
       </w:tcPr>
     </w:tblStylePr>
   </w:style>
-  <w:style w:type="table" w:styleId="38">
+  <w:style w:type="table" w:styleId="859">
     <w:name w:val="Grid Table 3 - Accent 5"/>
-    <w:basedOn w:val="759"/>
+    <w:basedOn w:val="993"/>
     <w:uiPriority w:val="99"/>
     <w:pPr>
       <w:pBdr/>
@@ -9977,7 +10333,7 @@
         <w:tblBorders/>
       </w:tblPr>
       <w:tcPr>
-        <w:shd w:color="ffffff"/>
+        <w:shd w:val="clear" w:color="ffffff"/>
         <w:tcBorders>
           <w:top w:val="none" w:color="000000" w:sz="4" w:space="0"/>
           <w:left w:val="none" w:color="000000" w:sz="4" w:space="0"/>
@@ -10023,7 +10379,7 @@
         <w:tblBorders/>
       </w:tblPr>
       <w:tcPr>
-        <w:shd w:color="ffffff"/>
+        <w:shd w:val="clear" w:color="ffffff"/>
         <w:tcBorders>
           <w:top w:val="none" w:color="000000" w:sz="4" w:space="0"/>
           <w:left w:val="none" w:color="000000" w:sz="4" w:space="0"/>
@@ -10121,9 +10477,9 @@
       </w:tcPr>
     </w:tblStylePr>
   </w:style>
-  <w:style w:type="table" w:styleId="39">
+  <w:style w:type="table" w:styleId="860">
     <w:name w:val="Grid Table 3 - Accent 6"/>
-    <w:basedOn w:val="759"/>
+    <w:basedOn w:val="993"/>
     <w:uiPriority w:val="99"/>
     <w:pPr>
       <w:pBdr/>
@@ -10222,7 +10578,7 @@
         <w:tblBorders/>
       </w:tblPr>
       <w:tcPr>
-        <w:shd w:color="ffffff"/>
+        <w:shd w:val="clear" w:color="ffffff"/>
         <w:tcBorders>
           <w:top w:val="none" w:color="000000" w:sz="4" w:space="0"/>
           <w:left w:val="none" w:color="000000" w:sz="4" w:space="0"/>
@@ -10268,7 +10624,7 @@
         <w:tblBorders/>
       </w:tblPr>
       <w:tcPr>
-        <w:shd w:color="ffffff"/>
+        <w:shd w:val="clear" w:color="ffffff"/>
         <w:tcBorders>
           <w:top w:val="none" w:color="000000" w:sz="4" w:space="0"/>
           <w:left w:val="none" w:color="000000" w:sz="4" w:space="0"/>
@@ -10366,9 +10722,9 @@
       </w:tcPr>
     </w:tblStylePr>
   </w:style>
-  <w:style w:type="table" w:styleId="40">
+  <w:style w:type="table" w:styleId="861">
     <w:name w:val="Grid Table 4"/>
-    <w:basedOn w:val="759"/>
+    <w:basedOn w:val="993"/>
     <w:uiPriority w:val="59"/>
     <w:pPr>
       <w:pBdr/>
@@ -10599,9 +10955,9 @@
       </w:tcPr>
     </w:tblStylePr>
   </w:style>
-  <w:style w:type="table" w:styleId="41">
+  <w:style w:type="table" w:styleId="862">
     <w:name w:val="Grid Table 4 - Accent 1"/>
-    <w:basedOn w:val="759"/>
+    <w:basedOn w:val="993"/>
     <w:uiPriority w:val="59"/>
     <w:pPr>
       <w:pBdr/>
@@ -10832,9 +11188,9 @@
       </w:tcPr>
     </w:tblStylePr>
   </w:style>
-  <w:style w:type="table" w:styleId="42">
+  <w:style w:type="table" w:styleId="863">
     <w:name w:val="Grid Table 4 - Accent 2"/>
-    <w:basedOn w:val="759"/>
+    <w:basedOn w:val="993"/>
     <w:uiPriority w:val="59"/>
     <w:pPr>
       <w:pBdr/>
@@ -11065,9 +11421,9 @@
       </w:tcPr>
     </w:tblStylePr>
   </w:style>
-  <w:style w:type="table" w:styleId="43">
+  <w:style w:type="table" w:styleId="864">
     <w:name w:val="Grid Table 4 - Accent 3"/>
-    <w:basedOn w:val="759"/>
+    <w:basedOn w:val="993"/>
     <w:uiPriority w:val="59"/>
     <w:pPr>
       <w:pBdr/>
@@ -11298,9 +11654,9 @@
       </w:tcPr>
     </w:tblStylePr>
   </w:style>
-  <w:style w:type="table" w:styleId="44">
+  <w:style w:type="table" w:styleId="865">
     <w:name w:val="Grid Table 4 - Accent 4"/>
-    <w:basedOn w:val="759"/>
+    <w:basedOn w:val="993"/>
     <w:uiPriority w:val="59"/>
     <w:pPr>
       <w:pBdr/>
@@ -11531,9 +11887,9 @@
       </w:tcPr>
     </w:tblStylePr>
   </w:style>
-  <w:style w:type="table" w:styleId="45">
+  <w:style w:type="table" w:styleId="866">
     <w:name w:val="Grid Table 4 - Accent 5"/>
-    <w:basedOn w:val="759"/>
+    <w:basedOn w:val="993"/>
     <w:uiPriority w:val="59"/>
     <w:pPr>
       <w:pBdr/>
@@ -11764,9 +12120,9 @@
       </w:tcPr>
     </w:tblStylePr>
   </w:style>
-  <w:style w:type="table" w:styleId="46">
+  <w:style w:type="table" w:styleId="867">
     <w:name w:val="Grid Table 4 - Accent 6"/>
-    <w:basedOn w:val="759"/>
+    <w:basedOn w:val="993"/>
     <w:uiPriority w:val="59"/>
     <w:pPr>
       <w:pBdr/>
@@ -11997,9 +12353,9 @@
       </w:tcPr>
     </w:tblStylePr>
   </w:style>
-  <w:style w:type="table" w:styleId="47">
+  <w:style w:type="table" w:styleId="868">
     <w:name w:val="Grid Table 5 Dark"/>
-    <w:basedOn w:val="759"/>
+    <w:basedOn w:val="993"/>
     <w:uiPriority w:val="99"/>
     <w:pPr>
       <w:pBdr/>
@@ -12225,9 +12581,9 @@
       </w:tcPr>
     </w:tblStylePr>
   </w:style>
-  <w:style w:type="table" w:styleId="48">
+  <w:style w:type="table" w:styleId="869">
     <w:name w:val="Grid Table 5 Dark- Accent 1"/>
-    <w:basedOn w:val="759"/>
+    <w:basedOn w:val="993"/>
     <w:uiPriority w:val="99"/>
     <w:pPr>
       <w:pBdr/>
@@ -12453,9 +12809,9 @@
       </w:tcPr>
     </w:tblStylePr>
   </w:style>
-  <w:style w:type="table" w:styleId="49">
+  <w:style w:type="table" w:styleId="870">
     <w:name w:val="Grid Table 5 Dark - Accent 2"/>
-    <w:basedOn w:val="759"/>
+    <w:basedOn w:val="993"/>
     <w:uiPriority w:val="99"/>
     <w:pPr>
       <w:pBdr/>
@@ -12681,9 +13037,9 @@
       </w:tcPr>
     </w:tblStylePr>
   </w:style>
-  <w:style w:type="table" w:styleId="50">
+  <w:style w:type="table" w:styleId="871">
     <w:name w:val="Grid Table 5 Dark - Accent 3"/>
-    <w:basedOn w:val="759"/>
+    <w:basedOn w:val="993"/>
     <w:uiPriority w:val="99"/>
     <w:pPr>
       <w:pBdr/>
@@ -12909,9 +13265,9 @@
       </w:tcPr>
     </w:tblStylePr>
   </w:style>
-  <w:style w:type="table" w:styleId="51">
+  <w:style w:type="table" w:styleId="872">
     <w:name w:val="Grid Table 5 Dark- Accent 4"/>
-    <w:basedOn w:val="759"/>
+    <w:basedOn w:val="993"/>
     <w:uiPriority w:val="99"/>
     <w:pPr>
       <w:pBdr/>
@@ -13137,9 +13493,9 @@
       </w:tcPr>
     </w:tblStylePr>
   </w:style>
-  <w:style w:type="table" w:styleId="52">
+  <w:style w:type="table" w:styleId="873">
     <w:name w:val="Grid Table 5 Dark - Accent 5"/>
-    <w:basedOn w:val="759"/>
+    <w:basedOn w:val="993"/>
     <w:uiPriority w:val="99"/>
     <w:pPr>
       <w:pBdr/>
@@ -13365,9 +13721,9 @@
       </w:tcPr>
     </w:tblStylePr>
   </w:style>
-  <w:style w:type="table" w:styleId="53">
+  <w:style w:type="table" w:styleId="874">
     <w:name w:val="Grid Table 5 Dark - Accent 6"/>
-    <w:basedOn w:val="759"/>
+    <w:basedOn w:val="993"/>
     <w:uiPriority w:val="99"/>
     <w:pPr>
       <w:pBdr/>
@@ -13593,9 +13949,9 @@
       </w:tcPr>
     </w:tblStylePr>
   </w:style>
-  <w:style w:type="table" w:styleId="54">
+  <w:style w:type="table" w:styleId="875">
     <w:name w:val="Grid Table 6 Colorful"/>
-    <w:basedOn w:val="759"/>
+    <w:basedOn w:val="993"/>
     <w:uiPriority w:val="99"/>
     <w:pPr>
       <w:pBdr/>
@@ -13823,9 +14179,9 @@
       </w:tcPr>
     </w:tblStylePr>
   </w:style>
-  <w:style w:type="table" w:styleId="55">
+  <w:style w:type="table" w:styleId="876">
     <w:name w:val="Grid Table 6 Colorful - Accent 1"/>
-    <w:basedOn w:val="759"/>
+    <w:basedOn w:val="993"/>
     <w:uiPriority w:val="99"/>
     <w:pPr>
       <w:pBdr/>
@@ -14053,9 +14409,9 @@
       </w:tcPr>
     </w:tblStylePr>
   </w:style>
-  <w:style w:type="table" w:styleId="56">
+  <w:style w:type="table" w:styleId="877">
     <w:name w:val="Grid Table 6 Colorful - Accent 2"/>
-    <w:basedOn w:val="759"/>
+    <w:basedOn w:val="993"/>
     <w:uiPriority w:val="99"/>
     <w:pPr>
       <w:pBdr/>
@@ -14283,9 +14639,9 @@
       </w:tcPr>
     </w:tblStylePr>
   </w:style>
-  <w:style w:type="table" w:styleId="57">
+  <w:style w:type="table" w:styleId="878">
     <w:name w:val="Grid Table 6 Colorful - Accent 3"/>
-    <w:basedOn w:val="759"/>
+    <w:basedOn w:val="993"/>
     <w:uiPriority w:val="99"/>
     <w:pPr>
       <w:pBdr/>
@@ -14513,9 +14869,9 @@
       </w:tcPr>
     </w:tblStylePr>
   </w:style>
-  <w:style w:type="table" w:styleId="58">
+  <w:style w:type="table" w:styleId="879">
     <w:name w:val="Grid Table 6 Colorful - Accent 4"/>
-    <w:basedOn w:val="759"/>
+    <w:basedOn w:val="993"/>
     <w:uiPriority w:val="99"/>
     <w:pPr>
       <w:pBdr/>
@@ -14743,9 +15099,9 @@
       </w:tcPr>
     </w:tblStylePr>
   </w:style>
-  <w:style w:type="table" w:styleId="59">
+  <w:style w:type="table" w:styleId="880">
     <w:name w:val="Grid Table 6 Colorful - Accent 5"/>
-    <w:basedOn w:val="759"/>
+    <w:basedOn w:val="993"/>
     <w:uiPriority w:val="99"/>
     <w:pPr>
       <w:pBdr/>
@@ -14973,9 +15329,9 @@
       </w:tcPr>
     </w:tblStylePr>
   </w:style>
-  <w:style w:type="table" w:styleId="60">
+  <w:style w:type="table" w:styleId="881">
     <w:name w:val="Grid Table 6 Colorful - Accent 6"/>
-    <w:basedOn w:val="759"/>
+    <w:basedOn w:val="993"/>
     <w:uiPriority w:val="99"/>
     <w:pPr>
       <w:pBdr/>
@@ -15203,9 +15559,9 @@
       </w:tcPr>
     </w:tblStylePr>
   </w:style>
-  <w:style w:type="table" w:styleId="61">
+  <w:style w:type="table" w:styleId="882">
     <w:name w:val="Grid Table 7 Colorful"/>
-    <w:basedOn w:val="759"/>
+    <w:basedOn w:val="993"/>
     <w:uiPriority w:val="99"/>
     <w:pPr>
       <w:pBdr/>
@@ -15307,11 +15663,11 @@
         <w:tblBorders/>
       </w:tblPr>
       <w:tcPr>
-        <w:shd w:color="ffffff"/>
-        <w:tcBorders>
-          <w:top w:val="none"/>
-          <w:left w:val="none"/>
-          <w:bottom w:val="none"/>
+        <w:shd w:val="clear" w:color="ffffff"/>
+        <w:tcBorders>
+          <w:top w:val="none" w:color="000000" w:sz="4" w:space="0"/>
+          <w:left w:val="none" w:color="000000" w:sz="4" w:space="0"/>
+          <w:bottom w:val="none" w:color="000000" w:sz="4" w:space="0"/>
           <w:right w:val="single" w:color="000000" w:themeColor="text1" w:themeTint="80" w:sz="4" w:space="0"/>
         </w:tcBorders>
       </w:tcPr>
@@ -15334,10 +15690,10 @@
       <w:tcPr>
         <w:shd w:val="clear" w:color="ffffff" w:themeColor="light1" w:fill="ffffff" w:themeFill="light1"/>
         <w:tcBorders>
-          <w:top w:val="none"/>
-          <w:left w:val="none"/>
+          <w:top w:val="none" w:color="000000" w:sz="4" w:space="0"/>
+          <w:left w:val="none" w:color="000000" w:sz="4" w:space="0"/>
           <w:bottom w:val="single" w:color="000000" w:themeColor="text1" w:themeTint="80" w:sz="4" w:space="0"/>
-          <w:right w:val="none"/>
+          <w:right w:val="none" w:color="000000" w:sz="4" w:space="0"/>
         </w:tcBorders>
       </w:tcPr>
     </w:tblStylePr>
@@ -15357,12 +15713,12 @@
         <w:tblBorders/>
       </w:tblPr>
       <w:tcPr>
-        <w:shd w:color="ffffff"/>
-        <w:tcBorders>
-          <w:top w:val="none"/>
+        <w:shd w:val="clear" w:color="ffffff"/>
+        <w:tcBorders>
+          <w:top w:val="none" w:color="000000" w:sz="4" w:space="0"/>
           <w:left w:val="single" w:color="000000" w:themeColor="text1" w:themeTint="80" w:sz="4" w:space="0"/>
-          <w:bottom w:val="none"/>
-          <w:right w:val="none"/>
+          <w:bottom w:val="none" w:color="000000" w:sz="4" w:space="0"/>
+          <w:right w:val="none" w:color="000000" w:sz="4" w:space="0"/>
         </w:tcBorders>
       </w:tcPr>
     </w:tblStylePr>
@@ -15385,9 +15741,9 @@
         <w:shd w:val="clear" w:color="ffffff" w:themeColor="light1" w:fill="ffffff" w:themeFill="light1"/>
         <w:tcBorders>
           <w:top w:val="single" w:color="000000" w:themeColor="text1" w:themeTint="80" w:sz="4" w:space="0"/>
-          <w:left w:val="none"/>
-          <w:bottom w:val="none"/>
-          <w:right w:val="none"/>
+          <w:left w:val="none" w:color="000000" w:sz="4" w:space="0"/>
+          <w:bottom w:val="none" w:color="000000" w:sz="4" w:space="0"/>
+          <w:right w:val="none" w:color="000000" w:sz="4" w:space="0"/>
         </w:tcBorders>
       </w:tcPr>
     </w:tblStylePr>
@@ -15457,9 +15813,9 @@
       </w:tcPr>
     </w:tblStylePr>
   </w:style>
-  <w:style w:type="table" w:styleId="62">
+  <w:style w:type="table" w:styleId="883">
     <w:name w:val="Grid Table 7 Colorful - Accent 1"/>
-    <w:basedOn w:val="759"/>
+    <w:basedOn w:val="993"/>
     <w:uiPriority w:val="99"/>
     <w:pPr>
       <w:pBdr/>
@@ -15561,11 +15917,11 @@
         <w:tblBorders/>
       </w:tblPr>
       <w:tcPr>
-        <w:shd w:color="ffffff"/>
-        <w:tcBorders>
-          <w:top w:val="none"/>
-          <w:left w:val="none"/>
-          <w:bottom w:val="none"/>
+        <w:shd w:val="clear" w:color="ffffff"/>
+        <w:tcBorders>
+          <w:top w:val="none" w:color="000000" w:sz="4" w:space="0"/>
+          <w:left w:val="none" w:color="000000" w:sz="4" w:space="0"/>
+          <w:bottom w:val="none" w:color="000000" w:sz="4" w:space="0"/>
           <w:right w:val="single" w:color="000000" w:themeColor="accent1" w:themeTint="80" w:sz="4" w:space="0"/>
         </w:tcBorders>
       </w:tcPr>
@@ -15588,10 +15944,10 @@
       <w:tcPr>
         <w:shd w:val="clear" w:color="ffffff" w:themeColor="light1" w:fill="ffffff" w:themeFill="light1"/>
         <w:tcBorders>
-          <w:top w:val="none"/>
-          <w:left w:val="none"/>
+          <w:top w:val="none" w:color="000000" w:sz="4" w:space="0"/>
+          <w:left w:val="none" w:color="000000" w:sz="4" w:space="0"/>
           <w:bottom w:val="single" w:color="000000" w:themeColor="accent1" w:themeTint="80" w:sz="4" w:space="0"/>
-          <w:right w:val="none"/>
+          <w:right w:val="none" w:color="000000" w:sz="4" w:space="0"/>
         </w:tcBorders>
       </w:tcPr>
     </w:tblStylePr>
@@ -15611,12 +15967,12 @@
         <w:tblBorders/>
       </w:tblPr>
       <w:tcPr>
-        <w:shd w:color="ffffff"/>
-        <w:tcBorders>
-          <w:top w:val="none"/>
+        <w:shd w:val="clear" w:color="ffffff"/>
+        <w:tcBorders>
+          <w:top w:val="none" w:color="000000" w:sz="4" w:space="0"/>
           <w:left w:val="single" w:color="000000" w:themeColor="accent1" w:themeTint="80" w:sz="4" w:space="0"/>
-          <w:bottom w:val="none"/>
-          <w:right w:val="none"/>
+          <w:bottom w:val="none" w:color="000000" w:sz="4" w:space="0"/>
+          <w:right w:val="none" w:color="000000" w:sz="4" w:space="0"/>
         </w:tcBorders>
       </w:tcPr>
     </w:tblStylePr>
@@ -15639,9 +15995,9 @@
         <w:shd w:val="clear" w:color="ffffff" w:themeColor="light1" w:fill="ffffff" w:themeFill="light1"/>
         <w:tcBorders>
           <w:top w:val="single" w:color="000000" w:themeColor="accent1" w:themeTint="80" w:sz="4" w:space="0"/>
-          <w:left w:val="none"/>
-          <w:bottom w:val="none"/>
-          <w:right w:val="none"/>
+          <w:left w:val="none" w:color="000000" w:sz="4" w:space="0"/>
+          <w:bottom w:val="none" w:color="000000" w:sz="4" w:space="0"/>
+          <w:right w:val="none" w:color="000000" w:sz="4" w:space="0"/>
         </w:tcBorders>
       </w:tcPr>
     </w:tblStylePr>
@@ -15711,9 +16067,9 @@
       </w:tcPr>
     </w:tblStylePr>
   </w:style>
-  <w:style w:type="table" w:styleId="63">
+  <w:style w:type="table" w:styleId="884">
     <w:name w:val="Grid Table 7 Colorful - Accent 2"/>
-    <w:basedOn w:val="759"/>
+    <w:basedOn w:val="993"/>
     <w:uiPriority w:val="99"/>
     <w:pPr>
       <w:pBdr/>
@@ -15815,11 +16171,11 @@
         <w:tblBorders/>
       </w:tblPr>
       <w:tcPr>
-        <w:shd w:color="ffffff"/>
-        <w:tcBorders>
-          <w:top w:val="none"/>
-          <w:left w:val="none"/>
-          <w:bottom w:val="none"/>
+        <w:shd w:val="clear" w:color="ffffff"/>
+        <w:tcBorders>
+          <w:top w:val="none" w:color="000000" w:sz="4" w:space="0"/>
+          <w:left w:val="none" w:color="000000" w:sz="4" w:space="0"/>
+          <w:bottom w:val="none" w:color="000000" w:sz="4" w:space="0"/>
           <w:right w:val="single" w:color="000000" w:themeColor="accent2" w:themeTint="97" w:sz="4" w:space="0"/>
         </w:tcBorders>
       </w:tcPr>
@@ -15842,10 +16198,10 @@
       <w:tcPr>
         <w:shd w:val="clear" w:color="ffffff" w:themeColor="light1" w:fill="ffffff" w:themeFill="light1"/>
         <w:tcBorders>
-          <w:top w:val="none"/>
-          <w:left w:val="none"/>
+          <w:top w:val="none" w:color="000000" w:sz="4" w:space="0"/>
+          <w:left w:val="none" w:color="000000" w:sz="4" w:space="0"/>
           <w:bottom w:val="single" w:color="000000" w:themeColor="accent2" w:themeTint="97" w:sz="4" w:space="0"/>
-          <w:right w:val="none"/>
+          <w:right w:val="none" w:color="000000" w:sz="4" w:space="0"/>
         </w:tcBorders>
       </w:tcPr>
     </w:tblStylePr>
@@ -15865,12 +16221,12 @@
         <w:tblBorders/>
       </w:tblPr>
       <w:tcPr>
-        <w:shd w:color="ffffff"/>
-        <w:tcBorders>
-          <w:top w:val="none"/>
+        <w:shd w:val="clear" w:color="ffffff"/>
+        <w:tcBorders>
+          <w:top w:val="none" w:color="000000" w:sz="4" w:space="0"/>
           <w:left w:val="single" w:color="000000" w:themeColor="accent2" w:themeTint="97" w:sz="4" w:space="0"/>
-          <w:bottom w:val="none"/>
-          <w:right w:val="none"/>
+          <w:bottom w:val="none" w:color="000000" w:sz="4" w:space="0"/>
+          <w:right w:val="none" w:color="000000" w:sz="4" w:space="0"/>
         </w:tcBorders>
       </w:tcPr>
     </w:tblStylePr>
@@ -15893,9 +16249,9 @@
         <w:shd w:val="clear" w:color="ffffff" w:themeColor="light1" w:fill="ffffff" w:themeFill="light1"/>
         <w:tcBorders>
           <w:top w:val="single" w:color="000000" w:themeColor="accent2" w:themeTint="97" w:sz="4" w:space="0"/>
-          <w:left w:val="none"/>
-          <w:bottom w:val="none"/>
-          <w:right w:val="none"/>
+          <w:left w:val="none" w:color="000000" w:sz="4" w:space="0"/>
+          <w:bottom w:val="none" w:color="000000" w:sz="4" w:space="0"/>
+          <w:right w:val="none" w:color="000000" w:sz="4" w:space="0"/>
         </w:tcBorders>
       </w:tcPr>
     </w:tblStylePr>
@@ -15965,9 +16321,9 @@
       </w:tcPr>
     </w:tblStylePr>
   </w:style>
-  <w:style w:type="table" w:styleId="64">
+  <w:style w:type="table" w:styleId="885">
     <w:name w:val="Grid Table 7 Colorful - Accent 3"/>
-    <w:basedOn w:val="759"/>
+    <w:basedOn w:val="993"/>
     <w:uiPriority w:val="99"/>
     <w:pPr>
       <w:pBdr/>
@@ -16069,11 +16425,11 @@
         <w:tblBorders/>
       </w:tblPr>
       <w:tcPr>
-        <w:shd w:color="ffffff"/>
-        <w:tcBorders>
-          <w:top w:val="none"/>
-          <w:left w:val="none"/>
-          <w:bottom w:val="none"/>
+        <w:shd w:val="clear" w:color="ffffff"/>
+        <w:tcBorders>
+          <w:top w:val="none" w:color="000000" w:sz="4" w:space="0"/>
+          <w:left w:val="none" w:color="000000" w:sz="4" w:space="0"/>
+          <w:bottom w:val="none" w:color="000000" w:sz="4" w:space="0"/>
           <w:right w:val="single" w:color="000000" w:themeColor="accent3" w:themeTint="FE" w:sz="4" w:space="0"/>
         </w:tcBorders>
       </w:tcPr>
@@ -16096,10 +16452,10 @@
       <w:tcPr>
         <w:shd w:val="clear" w:color="ffffff" w:themeColor="light1" w:fill="ffffff" w:themeFill="light1"/>
         <w:tcBorders>
-          <w:top w:val="none"/>
-          <w:left w:val="none"/>
+          <w:top w:val="none" w:color="000000" w:sz="4" w:space="0"/>
+          <w:left w:val="none" w:color="000000" w:sz="4" w:space="0"/>
           <w:bottom w:val="single" w:color="000000" w:themeColor="accent3" w:themeTint="FE" w:sz="4" w:space="0"/>
-          <w:right w:val="none"/>
+          <w:right w:val="none" w:color="000000" w:sz="4" w:space="0"/>
         </w:tcBorders>
       </w:tcPr>
     </w:tblStylePr>
@@ -16119,12 +16475,12 @@
         <w:tblBorders/>
       </w:tblPr>
       <w:tcPr>
-        <w:shd w:color="ffffff"/>
-        <w:tcBorders>
-          <w:top w:val="none"/>
+        <w:shd w:val="clear" w:color="ffffff"/>
+        <w:tcBorders>
+          <w:top w:val="none" w:color="000000" w:sz="4" w:space="0"/>
           <w:left w:val="single" w:color="000000" w:themeColor="accent3" w:themeTint="FE" w:sz="4" w:space="0"/>
-          <w:bottom w:val="none"/>
-          <w:right w:val="none"/>
+          <w:bottom w:val="none" w:color="000000" w:sz="4" w:space="0"/>
+          <w:right w:val="none" w:color="000000" w:sz="4" w:space="0"/>
         </w:tcBorders>
       </w:tcPr>
     </w:tblStylePr>
@@ -16147,9 +16503,9 @@
         <w:shd w:val="clear" w:color="ffffff" w:themeColor="light1" w:fill="ffffff" w:themeFill="light1"/>
         <w:tcBorders>
           <w:top w:val="single" w:color="000000" w:themeColor="accent3" w:themeTint="FE" w:sz="4" w:space="0"/>
-          <w:left w:val="none"/>
-          <w:bottom w:val="none"/>
-          <w:right w:val="none"/>
+          <w:left w:val="none" w:color="000000" w:sz="4" w:space="0"/>
+          <w:bottom w:val="none" w:color="000000" w:sz="4" w:space="0"/>
+          <w:right w:val="none" w:color="000000" w:sz="4" w:space="0"/>
         </w:tcBorders>
       </w:tcPr>
     </w:tblStylePr>
@@ -16219,9 +16575,9 @@
       </w:tcPr>
     </w:tblStylePr>
   </w:style>
-  <w:style w:type="table" w:styleId="65">
+  <w:style w:type="table" w:styleId="886">
     <w:name w:val="Grid Table 7 Colorful - Accent 4"/>
-    <w:basedOn w:val="759"/>
+    <w:basedOn w:val="993"/>
     <w:uiPriority w:val="99"/>
     <w:pPr>
       <w:pBdr/>
@@ -16323,11 +16679,11 @@
         <w:tblBorders/>
       </w:tblPr>
       <w:tcPr>
-        <w:shd w:color="ffffff"/>
-        <w:tcBorders>
-          <w:top w:val="none"/>
-          <w:left w:val="none"/>
-          <w:bottom w:val="none"/>
+        <w:shd w:val="clear" w:color="ffffff"/>
+        <w:tcBorders>
+          <w:top w:val="none" w:color="000000" w:sz="4" w:space="0"/>
+          <w:left w:val="none" w:color="000000" w:sz="4" w:space="0"/>
+          <w:bottom w:val="none" w:color="000000" w:sz="4" w:space="0"/>
           <w:right w:val="single" w:color="000000" w:themeColor="accent4" w:themeTint="9A" w:sz="4" w:space="0"/>
         </w:tcBorders>
       </w:tcPr>
@@ -16350,10 +16706,10 @@
       <w:tcPr>
         <w:shd w:val="clear" w:color="ffffff" w:themeColor="light1" w:fill="ffffff" w:themeFill="light1"/>
         <w:tcBorders>
-          <w:top w:val="none"/>
-          <w:left w:val="none"/>
+          <w:top w:val="none" w:color="000000" w:sz="4" w:space="0"/>
+          <w:left w:val="none" w:color="000000" w:sz="4" w:space="0"/>
           <w:bottom w:val="single" w:color="000000" w:themeColor="accent4" w:themeTint="9A" w:sz="4" w:space="0"/>
-          <w:right w:val="none"/>
+          <w:right w:val="none" w:color="000000" w:sz="4" w:space="0"/>
         </w:tcBorders>
       </w:tcPr>
     </w:tblStylePr>
@@ -16373,12 +16729,12 @@
         <w:tblBorders/>
       </w:tblPr>
       <w:tcPr>
-        <w:shd w:color="ffffff"/>
-        <w:tcBorders>
-          <w:top w:val="none"/>
+        <w:shd w:val="clear" w:color="ffffff"/>
+        <w:tcBorders>
+          <w:top w:val="none" w:color="000000" w:sz="4" w:space="0"/>
           <w:left w:val="single" w:color="000000" w:themeColor="accent4" w:themeTint="9A" w:sz="4" w:space="0"/>
-          <w:bottom w:val="none"/>
-          <w:right w:val="none"/>
+          <w:bottom w:val="none" w:color="000000" w:sz="4" w:space="0"/>
+          <w:right w:val="none" w:color="000000" w:sz="4" w:space="0"/>
         </w:tcBorders>
       </w:tcPr>
     </w:tblStylePr>
@@ -16401,9 +16757,9 @@
         <w:shd w:val="clear" w:color="ffffff" w:themeColor="light1" w:fill="ffffff" w:themeFill="light1"/>
         <w:tcBorders>
           <w:top w:val="single" w:color="000000" w:themeColor="accent4" w:themeTint="9A" w:sz="4" w:space="0"/>
-          <w:left w:val="none"/>
-          <w:bottom w:val="none"/>
-          <w:right w:val="none"/>
+          <w:left w:val="none" w:color="000000" w:sz="4" w:space="0"/>
+          <w:bottom w:val="none" w:color="000000" w:sz="4" w:space="0"/>
+          <w:right w:val="none" w:color="000000" w:sz="4" w:space="0"/>
         </w:tcBorders>
       </w:tcPr>
     </w:tblStylePr>
@@ -16473,9 +16829,9 @@
       </w:tcPr>
     </w:tblStylePr>
   </w:style>
-  <w:style w:type="table" w:styleId="66">
+  <w:style w:type="table" w:styleId="887">
     <w:name w:val="Grid Table 7 Colorful - Accent 5"/>
-    <w:basedOn w:val="759"/>
+    <w:basedOn w:val="993"/>
     <w:uiPriority w:val="99"/>
     <w:pPr>
       <w:pBdr/>
@@ -16577,11 +16933,11 @@
         <w:tblBorders/>
       </w:tblPr>
       <w:tcPr>
-        <w:shd w:color="ffffff"/>
-        <w:tcBorders>
-          <w:top w:val="none"/>
-          <w:left w:val="none"/>
-          <w:bottom w:val="none"/>
+        <w:shd w:val="clear" w:color="ffffff"/>
+        <w:tcBorders>
+          <w:top w:val="none" w:color="000000" w:sz="4" w:space="0"/>
+          <w:left w:val="none" w:color="000000" w:sz="4" w:space="0"/>
+          <w:bottom w:val="none" w:color="000000" w:sz="4" w:space="0"/>
           <w:right w:val="single" w:color="000000" w:themeColor="accent5" w:themeTint="90" w:sz="4" w:space="0"/>
         </w:tcBorders>
       </w:tcPr>
@@ -16604,10 +16960,10 @@
       <w:tcPr>
         <w:shd w:val="clear" w:color="ffffff" w:themeColor="light1" w:fill="ffffff" w:themeFill="light1"/>
         <w:tcBorders>
-          <w:top w:val="none"/>
-          <w:left w:val="none"/>
+          <w:top w:val="none" w:color="000000" w:sz="4" w:space="0"/>
+          <w:left w:val="none" w:color="000000" w:sz="4" w:space="0"/>
           <w:bottom w:val="single" w:color="000000" w:themeColor="accent5" w:themeTint="90" w:sz="4" w:space="0"/>
-          <w:right w:val="none"/>
+          <w:right w:val="none" w:color="000000" w:sz="4" w:space="0"/>
         </w:tcBorders>
       </w:tcPr>
     </w:tblStylePr>
@@ -16627,12 +16983,12 @@
         <w:tblBorders/>
       </w:tblPr>
       <w:tcPr>
-        <w:shd w:color="ffffff"/>
-        <w:tcBorders>
-          <w:top w:val="none"/>
+        <w:shd w:val="clear" w:color="ffffff"/>
+        <w:tcBorders>
+          <w:top w:val="none" w:color="000000" w:sz="4" w:space="0"/>
           <w:left w:val="single" w:color="000000" w:themeColor="accent5" w:themeTint="90" w:sz="4" w:space="0"/>
-          <w:bottom w:val="none"/>
-          <w:right w:val="none"/>
+          <w:bottom w:val="none" w:color="000000" w:sz="4" w:space="0"/>
+          <w:right w:val="none" w:color="000000" w:sz="4" w:space="0"/>
         </w:tcBorders>
       </w:tcPr>
     </w:tblStylePr>
@@ -16655,9 +17011,9 @@
         <w:shd w:val="clear" w:color="ffffff" w:themeColor="light1" w:fill="ffffff" w:themeFill="light1"/>
         <w:tcBorders>
           <w:top w:val="single" w:color="000000" w:themeColor="accent5" w:themeTint="90" w:sz="4" w:space="0"/>
-          <w:left w:val="none"/>
-          <w:bottom w:val="none"/>
-          <w:right w:val="none"/>
+          <w:left w:val="none" w:color="000000" w:sz="4" w:space="0"/>
+          <w:bottom w:val="none" w:color="000000" w:sz="4" w:space="0"/>
+          <w:right w:val="none" w:color="000000" w:sz="4" w:space="0"/>
         </w:tcBorders>
       </w:tcPr>
     </w:tblStylePr>
@@ -16727,9 +17083,9 @@
       </w:tcPr>
     </w:tblStylePr>
   </w:style>
-  <w:style w:type="table" w:styleId="67">
+  <w:style w:type="table" w:styleId="888">
     <w:name w:val="Grid Table 7 Colorful - Accent 6"/>
-    <w:basedOn w:val="759"/>
+    <w:basedOn w:val="993"/>
     <w:uiPriority w:val="99"/>
     <w:pPr>
       <w:pBdr/>
@@ -16831,11 +17187,11 @@
         <w:tblBorders/>
       </w:tblPr>
       <w:tcPr>
-        <w:shd w:color="ffffff"/>
-        <w:tcBorders>
-          <w:top w:val="none"/>
-          <w:left w:val="none"/>
-          <w:bottom w:val="none"/>
+        <w:shd w:val="clear" w:color="ffffff"/>
+        <w:tcBorders>
+          <w:top w:val="none" w:color="000000" w:sz="4" w:space="0"/>
+          <w:left w:val="none" w:color="000000" w:sz="4" w:space="0"/>
+          <w:bottom w:val="none" w:color="000000" w:sz="4" w:space="0"/>
           <w:right w:val="single" w:color="000000" w:themeColor="accent6" w:themeTint="90" w:sz="4" w:space="0"/>
         </w:tcBorders>
       </w:tcPr>
@@ -16858,10 +17214,10 @@
       <w:tcPr>
         <w:shd w:val="clear" w:color="ffffff" w:themeColor="light1" w:fill="ffffff" w:themeFill="light1"/>
         <w:tcBorders>
-          <w:top w:val="none"/>
-          <w:left w:val="none"/>
+          <w:top w:val="none" w:color="000000" w:sz="4" w:space="0"/>
+          <w:left w:val="none" w:color="000000" w:sz="4" w:space="0"/>
           <w:bottom w:val="single" w:color="000000" w:themeColor="accent6" w:themeTint="90" w:sz="4" w:space="0"/>
-          <w:right w:val="none"/>
+          <w:right w:val="none" w:color="000000" w:sz="4" w:space="0"/>
         </w:tcBorders>
       </w:tcPr>
     </w:tblStylePr>
@@ -16881,12 +17237,12 @@
         <w:tblBorders/>
       </w:tblPr>
       <w:tcPr>
-        <w:shd w:color="ffffff"/>
-        <w:tcBorders>
-          <w:top w:val="none"/>
+        <w:shd w:val="clear" w:color="ffffff"/>
+        <w:tcBorders>
+          <w:top w:val="none" w:color="000000" w:sz="4" w:space="0"/>
           <w:left w:val="single" w:color="000000" w:themeColor="accent6" w:themeTint="90" w:sz="4" w:space="0"/>
-          <w:bottom w:val="none"/>
-          <w:right w:val="none"/>
+          <w:bottom w:val="none" w:color="000000" w:sz="4" w:space="0"/>
+          <w:right w:val="none" w:color="000000" w:sz="4" w:space="0"/>
         </w:tcBorders>
       </w:tcPr>
     </w:tblStylePr>
@@ -16909,9 +17265,9 @@
         <w:shd w:val="clear" w:color="ffffff" w:themeColor="light1" w:fill="ffffff" w:themeFill="light1"/>
         <w:tcBorders>
           <w:top w:val="single" w:color="000000" w:themeColor="accent6" w:themeTint="90" w:sz="4" w:space="0"/>
-          <w:left w:val="none"/>
-          <w:bottom w:val="none"/>
-          <w:right w:val="none"/>
+          <w:left w:val="none" w:color="000000" w:sz="4" w:space="0"/>
+          <w:bottom w:val="none" w:color="000000" w:sz="4" w:space="0"/>
+          <w:right w:val="none" w:color="000000" w:sz="4" w:space="0"/>
         </w:tcBorders>
       </w:tcPr>
     </w:tblStylePr>
@@ -16981,9 +17337,9 @@
       </w:tcPr>
     </w:tblStylePr>
   </w:style>
-  <w:style w:type="table" w:styleId="68">
+  <w:style w:type="table" w:styleId="889">
     <w:name w:val="List Table 1 Light"/>
-    <w:basedOn w:val="759"/>
+    <w:basedOn w:val="993"/>
     <w:uiPriority w:val="99"/>
     <w:pPr>
       <w:pBdr/>
@@ -17197,9 +17553,9 @@
       </w:tcPr>
     </w:tblStylePr>
   </w:style>
-  <w:style w:type="table" w:styleId="69">
+  <w:style w:type="table" w:styleId="890">
     <w:name w:val="List Table 1 Light - Accent 1"/>
-    <w:basedOn w:val="759"/>
+    <w:basedOn w:val="993"/>
     <w:uiPriority w:val="99"/>
     <w:pPr>
       <w:pBdr/>
@@ -17413,9 +17769,9 @@
       </w:tcPr>
     </w:tblStylePr>
   </w:style>
-  <w:style w:type="table" w:styleId="70">
+  <w:style w:type="table" w:styleId="891">
     <w:name w:val="List Table 1 Light - Accent 2"/>
-    <w:basedOn w:val="759"/>
+    <w:basedOn w:val="993"/>
     <w:uiPriority w:val="99"/>
     <w:pPr>
       <w:pBdr/>
@@ -17629,9 +17985,9 @@
       </w:tcPr>
     </w:tblStylePr>
   </w:style>
-  <w:style w:type="table" w:styleId="71">
+  <w:style w:type="table" w:styleId="892">
     <w:name w:val="List Table 1 Light - Accent 3"/>
-    <w:basedOn w:val="759"/>
+    <w:basedOn w:val="993"/>
     <w:uiPriority w:val="99"/>
     <w:pPr>
       <w:pBdr/>
@@ -17845,9 +18201,9 @@
       </w:tcPr>
     </w:tblStylePr>
   </w:style>
-  <w:style w:type="table" w:styleId="72">
+  <w:style w:type="table" w:styleId="893">
     <w:name w:val="List Table 1 Light - Accent 4"/>
-    <w:basedOn w:val="759"/>
+    <w:basedOn w:val="993"/>
     <w:uiPriority w:val="99"/>
     <w:pPr>
       <w:pBdr/>
@@ -18061,9 +18417,9 @@
       </w:tcPr>
     </w:tblStylePr>
   </w:style>
-  <w:style w:type="table" w:styleId="73">
+  <w:style w:type="table" w:styleId="894">
     <w:name w:val="List Table 1 Light - Accent 5"/>
-    <w:basedOn w:val="759"/>
+    <w:basedOn w:val="993"/>
     <w:uiPriority w:val="99"/>
     <w:pPr>
       <w:pBdr/>
@@ -18277,9 +18633,9 @@
       </w:tcPr>
     </w:tblStylePr>
   </w:style>
-  <w:style w:type="table" w:styleId="74">
+  <w:style w:type="table" w:styleId="895">
     <w:name w:val="List Table 1 Light - Accent 6"/>
-    <w:basedOn w:val="759"/>
+    <w:basedOn w:val="993"/>
     <w:uiPriority w:val="99"/>
     <w:pPr>
       <w:pBdr/>
@@ -18493,9 +18849,9 @@
       </w:tcPr>
     </w:tblStylePr>
   </w:style>
-  <w:style w:type="table" w:styleId="75">
+  <w:style w:type="table" w:styleId="896">
     <w:name w:val="List Table 2"/>
-    <w:basedOn w:val="759"/>
+    <w:basedOn w:val="993"/>
     <w:uiPriority w:val="99"/>
     <w:pPr>
       <w:pBdr/>
@@ -18731,9 +19087,9 @@
       </w:tcPr>
     </w:tblStylePr>
   </w:style>
-  <w:style w:type="table" w:styleId="76">
+  <w:style w:type="table" w:styleId="897">
     <w:name w:val="List Table 2 - Accent 1"/>
-    <w:basedOn w:val="759"/>
+    <w:basedOn w:val="993"/>
     <w:uiPriority w:val="99"/>
     <w:pPr>
       <w:pBdr/>
@@ -18969,9 +19325,9 @@
       </w:tcPr>
     </w:tblStylePr>
   </w:style>
-  <w:style w:type="table" w:styleId="77">
+  <w:style w:type="table" w:styleId="898">
     <w:name w:val="List Table 2 - Accent 2"/>
-    <w:basedOn w:val="759"/>
+    <w:basedOn w:val="993"/>
     <w:uiPriority w:val="99"/>
     <w:pPr>
       <w:pBdr/>
@@ -19207,9 +19563,9 @@
       </w:tcPr>
     </w:tblStylePr>
   </w:style>
-  <w:style w:type="table" w:styleId="78">
+  <w:style w:type="table" w:styleId="899">
     <w:name w:val="List Table 2 - Accent 3"/>
-    <w:basedOn w:val="759"/>
+    <w:basedOn w:val="993"/>
     <w:uiPriority w:val="99"/>
     <w:pPr>
       <w:pBdr/>
@@ -19445,9 +19801,9 @@
       </w:tcPr>
     </w:tblStylePr>
   </w:style>
-  <w:style w:type="table" w:styleId="79">
+  <w:style w:type="table" w:styleId="900">
     <w:name w:val="List Table 2 - Accent 4"/>
-    <w:basedOn w:val="759"/>
+    <w:basedOn w:val="993"/>
     <w:uiPriority w:val="99"/>
     <w:pPr>
       <w:pBdr/>
@@ -19683,9 +20039,9 @@
       </w:tcPr>
     </w:tblStylePr>
   </w:style>
-  <w:style w:type="table" w:styleId="80">
+  <w:style w:type="table" w:styleId="901">
     <w:name w:val="List Table 2 - Accent 5"/>
-    <w:basedOn w:val="759"/>
+    <w:basedOn w:val="993"/>
     <w:uiPriority w:val="99"/>
     <w:pPr>
       <w:pBdr/>
@@ -19921,9 +20277,9 @@
       </w:tcPr>
     </w:tblStylePr>
   </w:style>
-  <w:style w:type="table" w:styleId="81">
+  <w:style w:type="table" w:styleId="902">
     <w:name w:val="List Table 2 - Accent 6"/>
-    <w:basedOn w:val="759"/>
+    <w:basedOn w:val="993"/>
     <w:uiPriority w:val="99"/>
     <w:pPr>
       <w:pBdr/>
@@ -20159,9 +20515,9 @@
       </w:tcPr>
     </w:tblStylePr>
   </w:style>
-  <w:style w:type="table" w:styleId="82">
+  <w:style w:type="table" w:styleId="903">
     <w:name w:val="List Table 3"/>
-    <w:basedOn w:val="759"/>
+    <w:basedOn w:val="993"/>
     <w:uiPriority w:val="99"/>
     <w:pPr>
       <w:pBdr/>
@@ -20387,9 +20743,9 @@
       </w:tcPr>
     </w:tblStylePr>
   </w:style>
-  <w:style w:type="table" w:styleId="83">
+  <w:style w:type="table" w:styleId="904">
     <w:name w:val="List Table 3 - Accent 1"/>
-    <w:basedOn w:val="759"/>
+    <w:basedOn w:val="993"/>
     <w:uiPriority w:val="99"/>
     <w:pPr>
       <w:pBdr/>
@@ -20615,9 +20971,9 @@
       </w:tcPr>
     </w:tblStylePr>
   </w:style>
-  <w:style w:type="table" w:styleId="84">
+  <w:style w:type="table" w:styleId="905">
     <w:name w:val="List Table 3 - Accent 2"/>
-    <w:basedOn w:val="759"/>
+    <w:basedOn w:val="993"/>
     <w:uiPriority w:val="99"/>
     <w:pPr>
       <w:pBdr/>
@@ -20843,9 +21199,9 @@
       </w:tcPr>
     </w:tblStylePr>
   </w:style>
-  <w:style w:type="table" w:styleId="85">
+  <w:style w:type="table" w:styleId="906">
     <w:name w:val="List Table 3 - Accent 3"/>
-    <w:basedOn w:val="759"/>
+    <w:basedOn w:val="993"/>
     <w:uiPriority w:val="99"/>
     <w:pPr>
       <w:pBdr/>
@@ -21071,9 +21427,9 @@
       </w:tcPr>
     </w:tblStylePr>
   </w:style>
-  <w:style w:type="table" w:styleId="86">
+  <w:style w:type="table" w:styleId="907">
     <w:name w:val="List Table 3 - Accent 4"/>
-    <w:basedOn w:val="759"/>
+    <w:basedOn w:val="993"/>
     <w:uiPriority w:val="99"/>
     <w:pPr>
       <w:pBdr/>
@@ -21299,9 +21655,9 @@
       </w:tcPr>
     </w:tblStylePr>
   </w:style>
-  <w:style w:type="table" w:styleId="87">
+  <w:style w:type="table" w:styleId="908">
     <w:name w:val="List Table 3 - Accent 5"/>
-    <w:basedOn w:val="759"/>
+    <w:basedOn w:val="993"/>
     <w:uiPriority w:val="99"/>
     <w:pPr>
       <w:pBdr/>
@@ -21527,9 +21883,9 @@
       </w:tcPr>
     </w:tblStylePr>
   </w:style>
-  <w:style w:type="table" w:styleId="88">
+  <w:style w:type="table" w:styleId="909">
     <w:name w:val="List Table 3 - Accent 6"/>
-    <w:basedOn w:val="759"/>
+    <w:basedOn w:val="993"/>
     <w:uiPriority w:val="99"/>
     <w:pPr>
       <w:pBdr/>
@@ -21755,9 +22111,9 @@
       </w:tcPr>
     </w:tblStylePr>
   </w:style>
-  <w:style w:type="table" w:styleId="89">
+  <w:style w:type="table" w:styleId="910">
     <w:name w:val="List Table 4"/>
-    <w:basedOn w:val="759"/>
+    <w:basedOn w:val="993"/>
     <w:uiPriority w:val="99"/>
     <w:pPr>
       <w:pBdr/>
@@ -21980,9 +22336,9 @@
       </w:tcPr>
     </w:tblStylePr>
   </w:style>
-  <w:style w:type="table" w:styleId="90">
+  <w:style w:type="table" w:styleId="911">
     <w:name w:val="List Table 4 - Accent 1"/>
-    <w:basedOn w:val="759"/>
+    <w:basedOn w:val="993"/>
     <w:uiPriority w:val="99"/>
     <w:pPr>
       <w:pBdr/>
@@ -22205,9 +22561,9 @@
       </w:tcPr>
     </w:tblStylePr>
   </w:style>
-  <w:style w:type="table" w:styleId="91">
+  <w:style w:type="table" w:styleId="912">
     <w:name w:val="List Table 4 - Accent 2"/>
-    <w:basedOn w:val="759"/>
+    <w:basedOn w:val="993"/>
     <w:uiPriority w:val="99"/>
     <w:pPr>
       <w:pBdr/>
@@ -22430,9 +22786,9 @@
       </w:tcPr>
     </w:tblStylePr>
   </w:style>
-  <w:style w:type="table" w:styleId="92">
+  <w:style w:type="table" w:styleId="913">
     <w:name w:val="List Table 4 - Accent 3"/>
-    <w:basedOn w:val="759"/>
+    <w:basedOn w:val="993"/>
     <w:uiPriority w:val="99"/>
     <w:pPr>
       <w:pBdr/>
@@ -22655,9 +23011,9 @@
       </w:tcPr>
     </w:tblStylePr>
   </w:style>
-  <w:style w:type="table" w:styleId="93">
+  <w:style w:type="table" w:styleId="914">
     <w:name w:val="List Table 4 - Accent 4"/>
-    <w:basedOn w:val="759"/>
+    <w:basedOn w:val="993"/>
     <w:uiPriority w:val="99"/>
     <w:pPr>
       <w:pBdr/>
@@ -22880,9 +23236,9 @@
       </w:tcPr>
     </w:tblStylePr>
   </w:style>
-  <w:style w:type="table" w:styleId="94">
+  <w:style w:type="table" w:styleId="915">
     <w:name w:val="List Table 4 - Accent 5"/>
-    <w:basedOn w:val="759"/>
+    <w:basedOn w:val="993"/>
     <w:uiPriority w:val="99"/>
     <w:pPr>
       <w:pBdr/>
@@ -23105,9 +23461,9 @@
       </w:tcPr>
     </w:tblStylePr>
   </w:style>
-  <w:style w:type="table" w:styleId="95">
+  <w:style w:type="table" w:styleId="916">
     <w:name w:val="List Table 4 - Accent 6"/>
-    <w:basedOn w:val="759"/>
+    <w:basedOn w:val="993"/>
     <w:uiPriority w:val="99"/>
     <w:pPr>
       <w:pBdr/>
@@ -23330,9 +23686,9 @@
       </w:tcPr>
     </w:tblStylePr>
   </w:style>
-  <w:style w:type="table" w:styleId="96">
+  <w:style w:type="table" w:styleId="917">
     <w:name w:val="List Table 5 Dark"/>
-    <w:basedOn w:val="759"/>
+    <w:basedOn w:val="993"/>
     <w:uiPriority w:val="99"/>
     <w:pPr>
       <w:pBdr/>
@@ -23572,9 +23928,9 @@
       </w:tcPr>
     </w:tblStylePr>
   </w:style>
-  <w:style w:type="table" w:styleId="97">
+  <w:style w:type="table" w:styleId="918">
     <w:name w:val="List Table 5 Dark - Accent 1"/>
-    <w:basedOn w:val="759"/>
+    <w:basedOn w:val="993"/>
     <w:uiPriority w:val="99"/>
     <w:pPr>
       <w:pBdr/>
@@ -23814,9 +24170,9 @@
       </w:tcPr>
     </w:tblStylePr>
   </w:style>
-  <w:style w:type="table" w:styleId="98">
+  <w:style w:type="table" w:styleId="919">
     <w:name w:val="List Table 5 Dark - Accent 2"/>
-    <w:basedOn w:val="759"/>
+    <w:basedOn w:val="993"/>
     <w:uiPriority w:val="99"/>
     <w:pPr>
       <w:pBdr/>
@@ -24056,9 +24412,9 @@
       </w:tcPr>
     </w:tblStylePr>
   </w:style>
-  <w:style w:type="table" w:styleId="99">
+  <w:style w:type="table" w:styleId="920">
     <w:name w:val="List Table 5 Dark - Accent 3"/>
-    <w:basedOn w:val="759"/>
+    <w:basedOn w:val="993"/>
     <w:uiPriority w:val="99"/>
     <w:pPr>
       <w:pBdr/>
@@ -24298,9 +24654,9 @@
       </w:tcPr>
     </w:tblStylePr>
   </w:style>
-  <w:style w:type="table" w:styleId="100">
+  <w:style w:type="table" w:styleId="921">
     <w:name w:val="List Table 5 Dark - Accent 4"/>
-    <w:basedOn w:val="759"/>
+    <w:basedOn w:val="993"/>
     <w:uiPriority w:val="99"/>
     <w:pPr>
       <w:pBdr/>
@@ -24540,9 +24896,9 @@
       </w:tcPr>
     </w:tblStylePr>
   </w:style>
-  <w:style w:type="table" w:styleId="101">
+  <w:style w:type="table" w:styleId="922">
     <w:name w:val="List Table 5 Dark - Accent 5"/>
-    <w:basedOn w:val="759"/>
+    <w:basedOn w:val="993"/>
     <w:uiPriority w:val="99"/>
     <w:pPr>
       <w:pBdr/>
@@ -24782,9 +25138,9 @@
       </w:tcPr>
     </w:tblStylePr>
   </w:style>
-  <w:style w:type="table" w:styleId="102">
+  <w:style w:type="table" w:styleId="923">
     <w:name w:val="List Table 5 Dark - Accent 6"/>
-    <w:basedOn w:val="759"/>
+    <w:basedOn w:val="993"/>
     <w:uiPriority w:val="99"/>
     <w:pPr>
       <w:pBdr/>
@@ -25024,9 +25380,9 @@
       </w:tcPr>
     </w:tblStylePr>
   </w:style>
-  <w:style w:type="table" w:styleId="103">
+  <w:style w:type="table" w:styleId="924">
     <w:name w:val="List Table 6 Colorful"/>
-    <w:basedOn w:val="759"/>
+    <w:basedOn w:val="993"/>
     <w:uiPriority w:val="99"/>
     <w:pPr>
       <w:pBdr/>
@@ -25247,9 +25603,9 @@
       </w:tcPr>
     </w:tblStylePr>
   </w:style>
-  <w:style w:type="table" w:styleId="104">
+  <w:style w:type="table" w:styleId="925">
     <w:name w:val="List Table 6 Colorful - Accent 1"/>
-    <w:basedOn w:val="759"/>
+    <w:basedOn w:val="993"/>
     <w:uiPriority w:val="99"/>
     <w:pPr>
       <w:pBdr/>
@@ -25470,9 +25826,9 @@
       </w:tcPr>
     </w:tblStylePr>
   </w:style>
-  <w:style w:type="table" w:styleId="105">
+  <w:style w:type="table" w:styleId="926">
     <w:name w:val="List Table 6 Colorful - Accent 2"/>
-    <w:basedOn w:val="759"/>
+    <w:basedOn w:val="993"/>
     <w:uiPriority w:val="99"/>
     <w:pPr>
       <w:pBdr/>
@@ -25693,9 +26049,9 @@
       </w:tcPr>
     </w:tblStylePr>
   </w:style>
-  <w:style w:type="table" w:styleId="106">
+  <w:style w:type="table" w:styleId="927">
     <w:name w:val="List Table 6 Colorful - Accent 3"/>
-    <w:basedOn w:val="759"/>
+    <w:basedOn w:val="993"/>
     <w:uiPriority w:val="99"/>
     <w:pPr>
       <w:pBdr/>
@@ -25916,9 +26272,9 @@
       </w:tcPr>
     </w:tblStylePr>
   </w:style>
-  <w:style w:type="table" w:styleId="107">
+  <w:style w:type="table" w:styleId="928">
     <w:name w:val="List Table 6 Colorful - Accent 4"/>
-    <w:basedOn w:val="759"/>
+    <w:basedOn w:val="993"/>
     <w:uiPriority w:val="99"/>
     <w:pPr>
       <w:pBdr/>
@@ -26139,9 +26495,9 @@
       </w:tcPr>
     </w:tblStylePr>
   </w:style>
-  <w:style w:type="table" w:styleId="108">
+  <w:style w:type="table" w:styleId="929">
     <w:name w:val="List Table 6 Colorful - Accent 5"/>
-    <w:basedOn w:val="759"/>
+    <w:basedOn w:val="993"/>
     <w:uiPriority w:val="99"/>
     <w:pPr>
       <w:pBdr/>
@@ -26362,9 +26718,9 @@
       </w:tcPr>
     </w:tblStylePr>
   </w:style>
-  <w:style w:type="table" w:styleId="109">
+  <w:style w:type="table" w:styleId="930">
     <w:name w:val="List Table 6 Colorful - Accent 6"/>
-    <w:basedOn w:val="759"/>
+    <w:basedOn w:val="993"/>
     <w:uiPriority w:val="99"/>
     <w:pPr>
       <w:pBdr/>
@@ -26585,9 +26941,9 @@
       </w:tcPr>
     </w:tblStylePr>
   </w:style>
-  <w:style w:type="table" w:styleId="110">
+  <w:style w:type="table" w:styleId="931">
     <w:name w:val="List Table 7 Colorful"/>
-    <w:basedOn w:val="759"/>
+    <w:basedOn w:val="993"/>
     <w:uiPriority w:val="99"/>
     <w:pPr>
       <w:pBdr/>
@@ -26686,11 +27042,11 @@
         <w:tblBorders/>
       </w:tblPr>
       <w:tcPr>
-        <w:shd w:color="ffffff"/>
-        <w:tcBorders>
-          <w:top w:val="none"/>
-          <w:left w:val="none"/>
-          <w:bottom w:val="none"/>
+        <w:shd w:val="clear" w:color="ffffff"/>
+        <w:tcBorders>
+          <w:top w:val="none" w:color="000000" w:sz="4" w:space="0"/>
+          <w:left w:val="none" w:color="000000" w:sz="4" w:space="0"/>
+          <w:bottom w:val="none" w:color="000000" w:sz="4" w:space="0"/>
           <w:right w:val="single" w:color="000000" w:themeColor="text1" w:themeTint="80" w:sz="4" w:space="0"/>
         </w:tcBorders>
       </w:tcPr>
@@ -26713,10 +27069,10 @@
       <w:tcPr>
         <w:shd w:val="clear" w:color="ffffff" w:themeColor="light1" w:fill="ffffff" w:themeFill="light1"/>
         <w:tcBorders>
-          <w:top w:val="none"/>
-          <w:left w:val="none"/>
+          <w:top w:val="none" w:color="000000" w:sz="4" w:space="0"/>
+          <w:left w:val="none" w:color="000000" w:sz="4" w:space="0"/>
           <w:bottom w:val="single" w:color="000000" w:themeColor="text1" w:themeTint="80" w:sz="4" w:space="0"/>
-          <w:right w:val="none"/>
+          <w:right w:val="none" w:color="000000" w:sz="4" w:space="0"/>
         </w:tcBorders>
       </w:tcPr>
     </w:tblStylePr>
@@ -26736,12 +27092,12 @@
         <w:tblBorders/>
       </w:tblPr>
       <w:tcPr>
-        <w:shd w:color="ffffff"/>
-        <w:tcBorders>
-          <w:top w:val="none"/>
+        <w:shd w:val="clear" w:color="ffffff"/>
+        <w:tcBorders>
+          <w:top w:val="none" w:color="000000" w:sz="4" w:space="0"/>
           <w:left w:val="single" w:color="000000" w:themeColor="text1" w:themeTint="80" w:sz="4" w:space="0"/>
-          <w:bottom w:val="none"/>
-          <w:right w:val="none"/>
+          <w:bottom w:val="none" w:color="000000" w:sz="4" w:space="0"/>
+          <w:right w:val="none" w:color="000000" w:sz="4" w:space="0"/>
         </w:tcBorders>
       </w:tcPr>
     </w:tblStylePr>
@@ -26764,9 +27120,9 @@
         <w:shd w:val="clear" w:color="ffffff" w:themeColor="light1" w:fill="ffffff" w:themeFill="light1"/>
         <w:tcBorders>
           <w:top w:val="single" w:color="000000" w:themeColor="text1" w:themeTint="80" w:sz="4" w:space="0"/>
-          <w:left w:val="none"/>
-          <w:bottom w:val="none"/>
-          <w:right w:val="none"/>
+          <w:left w:val="none" w:color="000000" w:sz="4" w:space="0"/>
+          <w:bottom w:val="none" w:color="000000" w:sz="4" w:space="0"/>
+          <w:right w:val="none" w:color="000000" w:sz="4" w:space="0"/>
         </w:tcBorders>
       </w:tcPr>
     </w:tblStylePr>
@@ -26841,9 +27197,9 @@
       </w:tcPr>
     </w:tblStylePr>
   </w:style>
-  <w:style w:type="table" w:styleId="111">
+  <w:style w:type="table" w:styleId="932">
     <w:name w:val="List Table 7 Colorful - Accent 1"/>
-    <w:basedOn w:val="759"/>
+    <w:basedOn w:val="993"/>
     <w:uiPriority w:val="99"/>
     <w:pPr>
       <w:pBdr/>
@@ -26942,11 +27298,11 @@
         <w:tblBorders/>
       </w:tblPr>
       <w:tcPr>
-        <w:shd w:color="ffffff"/>
-        <w:tcBorders>
-          <w:top w:val="none"/>
-          <w:left w:val="none"/>
-          <w:bottom w:val="none"/>
+        <w:shd w:val="clear" w:color="ffffff"/>
+        <w:tcBorders>
+          <w:top w:val="none" w:color="000000" w:sz="4" w:space="0"/>
+          <w:left w:val="none" w:color="000000" w:sz="4" w:space="0"/>
+          <w:bottom w:val="none" w:color="000000" w:sz="4" w:space="0"/>
           <w:right w:val="single" w:color="000000" w:themeColor="accent1" w:sz="4" w:space="0"/>
         </w:tcBorders>
       </w:tcPr>
@@ -26969,10 +27325,10 @@
       <w:tcPr>
         <w:shd w:val="clear" w:color="ffffff" w:themeColor="light1" w:fill="ffffff" w:themeFill="light1"/>
         <w:tcBorders>
-          <w:top w:val="none"/>
-          <w:left w:val="none"/>
+          <w:top w:val="none" w:color="000000" w:sz="4" w:space="0"/>
+          <w:left w:val="none" w:color="000000" w:sz="4" w:space="0"/>
           <w:bottom w:val="single" w:color="000000" w:themeColor="accent1" w:sz="4" w:space="0"/>
-          <w:right w:val="none"/>
+          <w:right w:val="none" w:color="000000" w:sz="4" w:space="0"/>
         </w:tcBorders>
       </w:tcPr>
     </w:tblStylePr>
@@ -26992,12 +27348,12 @@
         <w:tblBorders/>
       </w:tblPr>
       <w:tcPr>
-        <w:shd w:color="ffffff"/>
-        <w:tcBorders>
-          <w:top w:val="none"/>
+        <w:shd w:val="clear" w:color="ffffff"/>
+        <w:tcBorders>
+          <w:top w:val="none" w:color="000000" w:sz="4" w:space="0"/>
           <w:left w:val="single" w:color="000000" w:themeColor="accent1" w:sz="4" w:space="0"/>
-          <w:bottom w:val="none"/>
-          <w:right w:val="none"/>
+          <w:bottom w:val="none" w:color="000000" w:sz="4" w:space="0"/>
+          <w:right w:val="none" w:color="000000" w:sz="4" w:space="0"/>
         </w:tcBorders>
       </w:tcPr>
     </w:tblStylePr>
@@ -27020,9 +27376,9 @@
         <w:shd w:val="clear" w:color="ffffff" w:themeColor="light1" w:fill="ffffff" w:themeFill="light1"/>
         <w:tcBorders>
           <w:top w:val="single" w:color="000000" w:themeColor="accent1" w:sz="4" w:space="0"/>
-          <w:left w:val="none"/>
-          <w:bottom w:val="none"/>
-          <w:right w:val="none"/>
+          <w:left w:val="none" w:color="000000" w:sz="4" w:space="0"/>
+          <w:bottom w:val="none" w:color="000000" w:sz="4" w:space="0"/>
+          <w:right w:val="none" w:color="000000" w:sz="4" w:space="0"/>
         </w:tcBorders>
       </w:tcPr>
     </w:tblStylePr>
@@ -27097,9 +27453,9 @@
       </w:tcPr>
     </w:tblStylePr>
   </w:style>
-  <w:style w:type="table" w:styleId="112">
+  <w:style w:type="table" w:styleId="933">
     <w:name w:val="List Table 7 Colorful - Accent 2"/>
-    <w:basedOn w:val="759"/>
+    <w:basedOn w:val="993"/>
     <w:uiPriority w:val="99"/>
     <w:pPr>
       <w:pBdr/>
@@ -27198,11 +27554,11 @@
         <w:tblBorders/>
       </w:tblPr>
       <w:tcPr>
-        <w:shd w:color="ffffff"/>
-        <w:tcBorders>
-          <w:top w:val="none"/>
-          <w:left w:val="none"/>
-          <w:bottom w:val="none"/>
+        <w:shd w:val="clear" w:color="ffffff"/>
+        <w:tcBorders>
+          <w:top w:val="none" w:color="000000" w:sz="4" w:space="0"/>
+          <w:left w:val="none" w:color="000000" w:sz="4" w:space="0"/>
+          <w:bottom w:val="none" w:color="000000" w:sz="4" w:space="0"/>
           <w:right w:val="single" w:color="000000" w:themeColor="accent2" w:themeTint="97" w:sz="4" w:space="0"/>
         </w:tcBorders>
       </w:tcPr>
@@ -27225,10 +27581,10 @@
       <w:tcPr>
         <w:shd w:val="clear" w:color="ffffff" w:themeColor="light1" w:fill="ffffff" w:themeFill="light1"/>
         <w:tcBorders>
-          <w:top w:val="none"/>
-          <w:left w:val="none"/>
+          <w:top w:val="none" w:color="000000" w:sz="4" w:space="0"/>
+          <w:left w:val="none" w:color="000000" w:sz="4" w:space="0"/>
           <w:bottom w:val="single" w:color="000000" w:themeColor="accent2" w:themeTint="97" w:sz="4" w:space="0"/>
-          <w:right w:val="none"/>
+          <w:right w:val="none" w:color="000000" w:sz="4" w:space="0"/>
         </w:tcBorders>
       </w:tcPr>
     </w:tblStylePr>
@@ -27248,12 +27604,12 @@
         <w:tblBorders/>
       </w:tblPr>
       <w:tcPr>
-        <w:shd w:color="ffffff"/>
-        <w:tcBorders>
-          <w:top w:val="none"/>
+        <w:shd w:val="clear" w:color="ffffff"/>
+        <w:tcBorders>
+          <w:top w:val="none" w:color="000000" w:sz="4" w:space="0"/>
           <w:left w:val="single" w:color="000000" w:themeColor="accent2" w:themeTint="97" w:sz="4" w:space="0"/>
-          <w:bottom w:val="none"/>
-          <w:right w:val="none"/>
+          <w:bottom w:val="none" w:color="000000" w:sz="4" w:space="0"/>
+          <w:right w:val="none" w:color="000000" w:sz="4" w:space="0"/>
         </w:tcBorders>
       </w:tcPr>
     </w:tblStylePr>
@@ -27276,9 +27632,9 @@
         <w:shd w:val="clear" w:color="ffffff" w:themeColor="light1" w:fill="ffffff" w:themeFill="light1"/>
         <w:tcBorders>
           <w:top w:val="single" w:color="000000" w:themeColor="accent2" w:themeTint="97" w:sz="4" w:space="0"/>
-          <w:left w:val="none"/>
-          <w:bottom w:val="none"/>
-          <w:right w:val="none"/>
+          <w:left w:val="none" w:color="000000" w:sz="4" w:space="0"/>
+          <w:bottom w:val="none" w:color="000000" w:sz="4" w:space="0"/>
+          <w:right w:val="none" w:color="000000" w:sz="4" w:space="0"/>
         </w:tcBorders>
       </w:tcPr>
     </w:tblStylePr>
@@ -27353,9 +27709,9 @@
       </w:tcPr>
     </w:tblStylePr>
   </w:style>
-  <w:style w:type="table" w:styleId="113">
+  <w:style w:type="table" w:styleId="934">
     <w:name w:val="List Table 7 Colorful - Accent 3"/>
-    <w:basedOn w:val="759"/>
+    <w:basedOn w:val="993"/>
     <w:uiPriority w:val="99"/>
     <w:pPr>
       <w:pBdr/>
@@ -27454,11 +27810,11 @@
         <w:tblBorders/>
       </w:tblPr>
       <w:tcPr>
-        <w:shd w:color="ffffff"/>
-        <w:tcBorders>
-          <w:top w:val="none"/>
-          <w:left w:val="none"/>
-          <w:bottom w:val="none"/>
+        <w:shd w:val="clear" w:color="ffffff"/>
+        <w:tcBorders>
+          <w:top w:val="none" w:color="000000" w:sz="4" w:space="0"/>
+          <w:left w:val="none" w:color="000000" w:sz="4" w:space="0"/>
+          <w:bottom w:val="none" w:color="000000" w:sz="4" w:space="0"/>
           <w:right w:val="single" w:color="000000" w:themeColor="accent3" w:themeTint="98" w:sz="4" w:space="0"/>
         </w:tcBorders>
       </w:tcPr>
@@ -27481,10 +27837,10 @@
       <w:tcPr>
         <w:shd w:val="clear" w:color="ffffff" w:themeColor="light1" w:fill="ffffff" w:themeFill="light1"/>
         <w:tcBorders>
-          <w:top w:val="none"/>
-          <w:left w:val="none"/>
+          <w:top w:val="none" w:color="000000" w:sz="4" w:space="0"/>
+          <w:left w:val="none" w:color="000000" w:sz="4" w:space="0"/>
           <w:bottom w:val="single" w:color="000000" w:themeColor="accent3" w:themeTint="98" w:sz="4" w:space="0"/>
-          <w:right w:val="none"/>
+          <w:right w:val="none" w:color="000000" w:sz="4" w:space="0"/>
         </w:tcBorders>
       </w:tcPr>
     </w:tblStylePr>
@@ -27504,12 +27860,12 @@
         <w:tblBorders/>
       </w:tblPr>
       <w:tcPr>
-        <w:shd w:color="ffffff"/>
-        <w:tcBorders>
-          <w:top w:val="none"/>
+        <w:shd w:val="clear" w:color="ffffff"/>
+        <w:tcBorders>
+          <w:top w:val="none" w:color="000000" w:sz="4" w:space="0"/>
           <w:left w:val="single" w:color="000000" w:themeColor="accent3" w:themeTint="98" w:sz="4" w:space="0"/>
-          <w:bottom w:val="none"/>
-          <w:right w:val="none"/>
+          <w:bottom w:val="none" w:color="000000" w:sz="4" w:space="0"/>
+          <w:right w:val="none" w:color="000000" w:sz="4" w:space="0"/>
         </w:tcBorders>
       </w:tcPr>
     </w:tblStylePr>
@@ -27532,9 +27888,9 @@
         <w:shd w:val="clear" w:color="ffffff" w:themeColor="light1" w:fill="ffffff" w:themeFill="light1"/>
         <w:tcBorders>
           <w:top w:val="single" w:color="000000" w:themeColor="accent3" w:themeTint="98" w:sz="4" w:space="0"/>
-          <w:left w:val="none"/>
-          <w:bottom w:val="none"/>
-          <w:right w:val="none"/>
+          <w:left w:val="none" w:color="000000" w:sz="4" w:space="0"/>
+          <w:bottom w:val="none" w:color="000000" w:sz="4" w:space="0"/>
+          <w:right w:val="none" w:color="000000" w:sz="4" w:space="0"/>
         </w:tcBorders>
       </w:tcPr>
     </w:tblStylePr>
@@ -27609,9 +27965,9 @@
       </w:tcPr>
     </w:tblStylePr>
   </w:style>
-  <w:style w:type="table" w:styleId="114">
+  <w:style w:type="table" w:styleId="935">
     <w:name w:val="List Table 7 Colorful - Accent 4"/>
-    <w:basedOn w:val="759"/>
+    <w:basedOn w:val="993"/>
     <w:uiPriority w:val="99"/>
     <w:pPr>
       <w:pBdr/>
@@ -27710,11 +28066,11 @@
         <w:tblBorders/>
       </w:tblPr>
       <w:tcPr>
-        <w:shd w:color="ffffff"/>
-        <w:tcBorders>
-          <w:top w:val="none"/>
-          <w:left w:val="none"/>
-          <w:bottom w:val="none"/>
+        <w:shd w:val="clear" w:color="ffffff"/>
+        <w:tcBorders>
+          <w:top w:val="none" w:color="000000" w:sz="4" w:space="0"/>
+          <w:left w:val="none" w:color="000000" w:sz="4" w:space="0"/>
+          <w:bottom w:val="none" w:color="000000" w:sz="4" w:space="0"/>
           <w:right w:val="single" w:color="000000" w:themeColor="accent4" w:themeTint="9A" w:sz="4" w:space="0"/>
         </w:tcBorders>
       </w:tcPr>
@@ -27737,10 +28093,10 @@
       <w:tcPr>
         <w:shd w:val="clear" w:color="ffffff" w:themeColor="light1" w:fill="ffffff" w:themeFill="light1"/>
         <w:tcBorders>
-          <w:top w:val="none"/>
-          <w:left w:val="none"/>
+          <w:top w:val="none" w:color="000000" w:sz="4" w:space="0"/>
+          <w:left w:val="none" w:color="000000" w:sz="4" w:space="0"/>
           <w:bottom w:val="single" w:color="000000" w:themeColor="accent4" w:themeTint="9A" w:sz="4" w:space="0"/>
-          <w:right w:val="none"/>
+          <w:right w:val="none" w:color="000000" w:sz="4" w:space="0"/>
         </w:tcBorders>
       </w:tcPr>
     </w:tblStylePr>
@@ -27760,12 +28116,12 @@
         <w:tblBorders/>
       </w:tblPr>
       <w:tcPr>
-        <w:shd w:color="ffffff"/>
-        <w:tcBorders>
-          <w:top w:val="none"/>
+        <w:shd w:val="clear" w:color="ffffff"/>
+        <w:tcBorders>
+          <w:top w:val="none" w:color="000000" w:sz="4" w:space="0"/>
           <w:left w:val="single" w:color="000000" w:themeColor="accent4" w:themeTint="9A" w:sz="4" w:space="0"/>
-          <w:bottom w:val="none"/>
-          <w:right w:val="none"/>
+          <w:bottom w:val="none" w:color="000000" w:sz="4" w:space="0"/>
+          <w:right w:val="none" w:color="000000" w:sz="4" w:space="0"/>
         </w:tcBorders>
       </w:tcPr>
     </w:tblStylePr>
@@ -27788,9 +28144,9 @@
         <w:shd w:val="clear" w:color="ffffff" w:themeColor="light1" w:fill="ffffff" w:themeFill="light1"/>
         <w:tcBorders>
           <w:top w:val="single" w:color="000000" w:themeColor="accent4" w:themeTint="9A" w:sz="4" w:space="0"/>
-          <w:left w:val="none"/>
-          <w:bottom w:val="none"/>
-          <w:right w:val="none"/>
+          <w:left w:val="none" w:color="000000" w:sz="4" w:space="0"/>
+          <w:bottom w:val="none" w:color="000000" w:sz="4" w:space="0"/>
+          <w:right w:val="none" w:color="000000" w:sz="4" w:space="0"/>
         </w:tcBorders>
       </w:tcPr>
     </w:tblStylePr>
@@ -27865,9 +28221,9 @@
       </w:tcPr>
     </w:tblStylePr>
   </w:style>
-  <w:style w:type="table" w:styleId="115">
+  <w:style w:type="table" w:styleId="936">
     <w:name w:val="List Table 7 Colorful - Accent 5"/>
-    <w:basedOn w:val="759"/>
+    <w:basedOn w:val="993"/>
     <w:uiPriority w:val="99"/>
     <w:pPr>
       <w:pBdr/>
@@ -27966,11 +28322,11 @@
         <w:tblBorders/>
       </w:tblPr>
       <w:tcPr>
-        <w:shd w:color="ffffff"/>
-        <w:tcBorders>
-          <w:top w:val="none"/>
-          <w:left w:val="none"/>
-          <w:bottom w:val="none"/>
+        <w:shd w:val="clear" w:color="ffffff"/>
+        <w:tcBorders>
+          <w:top w:val="none" w:color="000000" w:sz="4" w:space="0"/>
+          <w:left w:val="none" w:color="000000" w:sz="4" w:space="0"/>
+          <w:bottom w:val="none" w:color="000000" w:sz="4" w:space="0"/>
           <w:right w:val="single" w:color="000000" w:themeColor="accent5" w:themeTint="9A" w:sz="4" w:space="0"/>
         </w:tcBorders>
       </w:tcPr>
@@ -27993,10 +28349,10 @@
       <w:tcPr>
         <w:shd w:val="clear" w:color="ffffff" w:themeColor="light1" w:fill="ffffff" w:themeFill="light1"/>
         <w:tcBorders>
-          <w:top w:val="none"/>
-          <w:left w:val="none"/>
+          <w:top w:val="none" w:color="000000" w:sz="4" w:space="0"/>
+          <w:left w:val="none" w:color="000000" w:sz="4" w:space="0"/>
           <w:bottom w:val="single" w:color="000000" w:themeColor="accent5" w:themeTint="9A" w:sz="4" w:space="0"/>
-          <w:right w:val="none"/>
+          <w:right w:val="none" w:color="000000" w:sz="4" w:space="0"/>
         </w:tcBorders>
       </w:tcPr>
     </w:tblStylePr>
@@ -28016,12 +28372,12 @@
         <w:tblBorders/>
       </w:tblPr>
       <w:tcPr>
-        <w:shd w:color="ffffff"/>
-        <w:tcBorders>
-          <w:top w:val="none"/>
+        <w:shd w:val="clear" w:color="ffffff"/>
+        <w:tcBorders>
+          <w:top w:val="none" w:color="000000" w:sz="4" w:space="0"/>
           <w:left w:val="single" w:color="000000" w:themeColor="accent5" w:themeTint="9A" w:sz="4" w:space="0"/>
-          <w:bottom w:val="none"/>
-          <w:right w:val="none"/>
+          <w:bottom w:val="none" w:color="000000" w:sz="4" w:space="0"/>
+          <w:right w:val="none" w:color="000000" w:sz="4" w:space="0"/>
         </w:tcBorders>
       </w:tcPr>
     </w:tblStylePr>
@@ -28044,9 +28400,9 @@
         <w:shd w:val="clear" w:color="ffffff" w:themeColor="light1" w:fill="ffffff" w:themeFill="light1"/>
         <w:tcBorders>
           <w:top w:val="single" w:color="000000" w:themeColor="accent5" w:themeTint="9A" w:sz="4" w:space="0"/>
-          <w:left w:val="none"/>
-          <w:bottom w:val="none"/>
-          <w:right w:val="none"/>
+          <w:left w:val="none" w:color="000000" w:sz="4" w:space="0"/>
+          <w:bottom w:val="none" w:color="000000" w:sz="4" w:space="0"/>
+          <w:right w:val="none" w:color="000000" w:sz="4" w:space="0"/>
         </w:tcBorders>
       </w:tcPr>
     </w:tblStylePr>
@@ -28121,9 +28477,9 @@
       </w:tcPr>
     </w:tblStylePr>
   </w:style>
-  <w:style w:type="table" w:styleId="116">
+  <w:style w:type="table" w:styleId="937">
     <w:name w:val="List Table 7 Colorful - Accent 6"/>
-    <w:basedOn w:val="759"/>
+    <w:basedOn w:val="993"/>
     <w:uiPriority w:val="99"/>
     <w:pPr>
       <w:pBdr/>
@@ -28222,11 +28578,11 @@
         <w:tblBorders/>
       </w:tblPr>
       <w:tcPr>
-        <w:shd w:color="ffffff"/>
-        <w:tcBorders>
-          <w:top w:val="none"/>
-          <w:left w:val="none"/>
-          <w:bottom w:val="none"/>
+        <w:shd w:val="clear" w:color="ffffff"/>
+        <w:tcBorders>
+          <w:top w:val="none" w:color="000000" w:sz="4" w:space="0"/>
+          <w:left w:val="none" w:color="000000" w:sz="4" w:space="0"/>
+          <w:bottom w:val="none" w:color="000000" w:sz="4" w:space="0"/>
           <w:right w:val="single" w:color="000000" w:themeColor="accent6" w:themeTint="98" w:sz="4" w:space="0"/>
         </w:tcBorders>
       </w:tcPr>
@@ -28249,10 +28605,10 @@
       <w:tcPr>
         <w:shd w:val="clear" w:color="ffffff" w:themeColor="light1" w:fill="ffffff" w:themeFill="light1"/>
         <w:tcBorders>
-          <w:top w:val="none"/>
-          <w:left w:val="none"/>
+          <w:top w:val="none" w:color="000000" w:sz="4" w:space="0"/>
+          <w:left w:val="none" w:color="000000" w:sz="4" w:space="0"/>
           <w:bottom w:val="single" w:color="000000" w:themeColor="accent6" w:themeTint="98" w:sz="4" w:space="0"/>
-          <w:right w:val="none"/>
+          <w:right w:val="none" w:color="000000" w:sz="4" w:space="0"/>
         </w:tcBorders>
       </w:tcPr>
     </w:tblStylePr>
@@ -28272,12 +28628,12 @@
         <w:tblBorders/>
       </w:tblPr>
       <w:tcPr>
-        <w:shd w:color="ffffff"/>
-        <w:tcBorders>
-          <w:top w:val="none"/>
+        <w:shd w:val="clear" w:color="ffffff"/>
+        <w:tcBorders>
+          <w:top w:val="none" w:color="000000" w:sz="4" w:space="0"/>
           <w:left w:val="single" w:color="000000" w:themeColor="accent6" w:themeTint="98" w:sz="4" w:space="0"/>
-          <w:bottom w:val="none"/>
-          <w:right w:val="none"/>
+          <w:bottom w:val="none" w:color="000000" w:sz="4" w:space="0"/>
+          <w:right w:val="none" w:color="000000" w:sz="4" w:space="0"/>
         </w:tcBorders>
       </w:tcPr>
     </w:tblStylePr>
@@ -28300,9 +28656,9 @@
         <w:shd w:val="clear" w:color="ffffff" w:themeColor="light1" w:fill="ffffff" w:themeFill="light1"/>
         <w:tcBorders>
           <w:top w:val="single" w:color="000000" w:themeColor="accent6" w:themeTint="98" w:sz="4" w:space="0"/>
-          <w:left w:val="none"/>
-          <w:bottom w:val="none"/>
-          <w:right w:val="none"/>
+          <w:left w:val="none" w:color="000000" w:sz="4" w:space="0"/>
+          <w:bottom w:val="none" w:color="000000" w:sz="4" w:space="0"/>
+          <w:right w:val="none" w:color="000000" w:sz="4" w:space="0"/>
         </w:tcBorders>
       </w:tcPr>
     </w:tblStylePr>
@@ -28377,9 +28733,9 @@
       </w:tcPr>
     </w:tblStylePr>
   </w:style>
-  <w:style w:type="table" w:styleId="117">
+  <w:style w:type="table" w:styleId="938">
     <w:name w:val="Lined - Accent"/>
-    <w:basedOn w:val="759"/>
+    <w:basedOn w:val="993"/>
     <w:uiPriority w:val="99"/>
     <w:pPr>
       <w:pBdr/>
@@ -28614,9 +28970,9 @@
       </w:tcPr>
     </w:tblStylePr>
   </w:style>
-  <w:style w:type="table" w:styleId="118">
+  <w:style w:type="table" w:styleId="939">
     <w:name w:val="Lined - Accent 1"/>
-    <w:basedOn w:val="759"/>
+    <w:basedOn w:val="993"/>
     <w:uiPriority w:val="99"/>
     <w:pPr>
       <w:pBdr/>
@@ -28851,9 +29207,9 @@
       </w:tcPr>
     </w:tblStylePr>
   </w:style>
-  <w:style w:type="table" w:styleId="119">
+  <w:style w:type="table" w:styleId="940">
     <w:name w:val="Lined - Accent 2"/>
-    <w:basedOn w:val="759"/>
+    <w:basedOn w:val="993"/>
     <w:uiPriority w:val="99"/>
     <w:pPr>
       <w:pBdr/>
@@ -29088,9 +29444,9 @@
       </w:tcPr>
     </w:tblStylePr>
   </w:style>
-  <w:style w:type="table" w:styleId="120">
+  <w:style w:type="table" w:styleId="941">
     <w:name w:val="Lined - Accent 3"/>
-    <w:basedOn w:val="759"/>
+    <w:basedOn w:val="993"/>
     <w:uiPriority w:val="99"/>
     <w:pPr>
       <w:pBdr/>
@@ -29325,9 +29681,9 @@
       </w:tcPr>
     </w:tblStylePr>
   </w:style>
-  <w:style w:type="table" w:styleId="121">
+  <w:style w:type="table" w:styleId="942">
     <w:name w:val="Lined - Accent 4"/>
-    <w:basedOn w:val="759"/>
+    <w:basedOn w:val="993"/>
     <w:uiPriority w:val="99"/>
     <w:pPr>
       <w:pBdr/>
@@ -29562,9 +29918,9 @@
       </w:tcPr>
     </w:tblStylePr>
   </w:style>
-  <w:style w:type="table" w:styleId="122">
+  <w:style w:type="table" w:styleId="943">
     <w:name w:val="Lined - Accent 5"/>
-    <w:basedOn w:val="759"/>
+    <w:basedOn w:val="993"/>
     <w:uiPriority w:val="99"/>
     <w:pPr>
       <w:pBdr/>
@@ -29799,9 +30155,9 @@
       </w:tcPr>
     </w:tblStylePr>
   </w:style>
-  <w:style w:type="table" w:styleId="123">
+  <w:style w:type="table" w:styleId="944">
     <w:name w:val="Lined - Accent 6"/>
-    <w:basedOn w:val="759"/>
+    <w:basedOn w:val="993"/>
     <w:uiPriority w:val="99"/>
     <w:pPr>
       <w:pBdr/>
@@ -30036,9 +30392,9 @@
       </w:tcPr>
     </w:tblStylePr>
   </w:style>
-  <w:style w:type="table" w:styleId="124">
+  <w:style w:type="table" w:styleId="945">
     <w:name w:val="Bordered &amp; Lined - Accent"/>
-    <w:basedOn w:val="759"/>
+    <w:basedOn w:val="993"/>
     <w:uiPriority w:val="99"/>
     <w:pPr>
       <w:pBdr/>
@@ -30280,9 +30636,9 @@
       </w:tcPr>
     </w:tblStylePr>
   </w:style>
-  <w:style w:type="table" w:styleId="125">
+  <w:style w:type="table" w:styleId="946">
     <w:name w:val="Bordered &amp; Lined - Accent 1"/>
-    <w:basedOn w:val="759"/>
+    <w:basedOn w:val="993"/>
     <w:uiPriority w:val="99"/>
     <w:pPr>
       <w:pBdr/>
@@ -30524,9 +30880,9 @@
       </w:tcPr>
     </w:tblStylePr>
   </w:style>
-  <w:style w:type="table" w:styleId="126">
+  <w:style w:type="table" w:styleId="947">
     <w:name w:val="Bordered &amp; Lined - Accent 2"/>
-    <w:basedOn w:val="759"/>
+    <w:basedOn w:val="993"/>
     <w:uiPriority w:val="99"/>
     <w:pPr>
       <w:pBdr/>
@@ -30768,9 +31124,9 @@
       </w:tcPr>
     </w:tblStylePr>
   </w:style>
-  <w:style w:type="table" w:styleId="127">
+  <w:style w:type="table" w:styleId="948">
     <w:name w:val="Bordered &amp; Lined - Accent 3"/>
-    <w:basedOn w:val="759"/>
+    <w:basedOn w:val="993"/>
     <w:uiPriority w:val="99"/>
     <w:pPr>
       <w:pBdr/>
@@ -31012,9 +31368,9 @@
       </w:tcPr>
     </w:tblStylePr>
   </w:style>
-  <w:style w:type="table" w:styleId="128">
+  <w:style w:type="table" w:styleId="949">
     <w:name w:val="Bordered &amp; Lined - Accent 4"/>
-    <w:basedOn w:val="759"/>
+    <w:basedOn w:val="993"/>
     <w:uiPriority w:val="99"/>
     <w:pPr>
       <w:pBdr/>
@@ -31256,9 +31612,9 @@
       </w:tcPr>
     </w:tblStylePr>
   </w:style>
-  <w:style w:type="table" w:styleId="129">
+  <w:style w:type="table" w:styleId="950">
     <w:name w:val="Bordered &amp; Lined - Accent 5"/>
-    <w:basedOn w:val="759"/>
+    <w:basedOn w:val="993"/>
     <w:uiPriority w:val="99"/>
     <w:pPr>
       <w:pBdr/>
@@ -31500,9 +31856,9 @@
       </w:tcPr>
     </w:tblStylePr>
   </w:style>
-  <w:style w:type="table" w:styleId="130">
+  <w:style w:type="table" w:styleId="951">
     <w:name w:val="Bordered &amp; Lined - Accent 6"/>
-    <w:basedOn w:val="759"/>
+    <w:basedOn w:val="993"/>
     <w:uiPriority w:val="99"/>
     <w:pPr>
       <w:pBdr/>
@@ -31744,9 +32100,9 @@
       </w:tcPr>
     </w:tblStylePr>
   </w:style>
-  <w:style w:type="table" w:styleId="131">
+  <w:style w:type="table" w:styleId="952">
     <w:name w:val="Bordered"/>
-    <w:basedOn w:val="759"/>
+    <w:basedOn w:val="993"/>
     <w:uiPriority w:val="99"/>
     <w:pPr>
       <w:pBdr/>
@@ -31975,9 +32331,9 @@
       </w:tcPr>
     </w:tblStylePr>
   </w:style>
-  <w:style w:type="table" w:styleId="132">
+  <w:style w:type="table" w:styleId="953">
     <w:name w:val="Bordered - Accent 1"/>
-    <w:basedOn w:val="759"/>
+    <w:basedOn w:val="993"/>
     <w:uiPriority w:val="99"/>
     <w:pPr>
       <w:pBdr/>
@@ -32206,9 +32562,9 @@
       </w:tcPr>
     </w:tblStylePr>
   </w:style>
-  <w:style w:type="table" w:styleId="133">
+  <w:style w:type="table" w:styleId="954">
     <w:name w:val="Bordered - Accent 2"/>
-    <w:basedOn w:val="759"/>
+    <w:basedOn w:val="993"/>
     <w:uiPriority w:val="99"/>
     <w:pPr>
       <w:pBdr/>
@@ -32437,9 +32793,9 @@
       </w:tcPr>
     </w:tblStylePr>
   </w:style>
-  <w:style w:type="table" w:styleId="134">
+  <w:style w:type="table" w:styleId="955">
     <w:name w:val="Bordered - Accent 3"/>
-    <w:basedOn w:val="759"/>
+    <w:basedOn w:val="993"/>
     <w:uiPriority w:val="99"/>
     <w:pPr>
       <w:pBdr/>
@@ -32668,9 +33024,9 @@
       </w:tcPr>
     </w:tblStylePr>
   </w:style>
-  <w:style w:type="table" w:styleId="135">
+  <w:style w:type="table" w:styleId="956">
     <w:name w:val="Bordered - Accent 4"/>
-    <w:basedOn w:val="759"/>
+    <w:basedOn w:val="993"/>
     <w:uiPriority w:val="99"/>
     <w:pPr>
       <w:pBdr/>
@@ -32899,9 +33255,9 @@
       </w:tcPr>
     </w:tblStylePr>
   </w:style>
-  <w:style w:type="table" w:styleId="136">
+  <w:style w:type="table" w:styleId="957">
     <w:name w:val="Bordered - Accent 5"/>
-    <w:basedOn w:val="759"/>
+    <w:basedOn w:val="993"/>
     <w:uiPriority w:val="99"/>
     <w:pPr>
       <w:pBdr/>
@@ -33130,9 +33486,9 @@
       </w:tcPr>
     </w:tblStylePr>
   </w:style>
-  <w:style w:type="table" w:styleId="137">
+  <w:style w:type="table" w:styleId="958">
     <w:name w:val="Bordered - Accent 6"/>
-    <w:basedOn w:val="759"/>
+    <w:basedOn w:val="993"/>
     <w:uiPriority w:val="99"/>
     <w:pPr>
       <w:pBdr/>
@@ -33361,10 +33717,10 @@
       </w:tcPr>
     </w:tblStylePr>
   </w:style>
-  <w:style w:type="paragraph" w:styleId="181">
+  <w:style w:type="paragraph" w:styleId="959">
     <w:name w:val="footnote text"/>
-    <w:basedOn w:val="744"/>
-    <w:link w:val="182"/>
+    <w:basedOn w:val="978"/>
+    <w:link w:val="960"/>
     <w:uiPriority w:val="99"/>
     <w:semiHidden/>
     <w:unhideWhenUsed/>
@@ -33378,10 +33734,10 @@
       <w:szCs w:val="20"/>
     </w:rPr>
   </w:style>
-  <w:style w:type="character" w:styleId="182">
+  <w:style w:type="character" w:styleId="960">
     <w:name w:val="Footnote Text Char"/>
-    <w:basedOn w:val="758"/>
-    <w:link w:val="181"/>
+    <w:basedOn w:val="992"/>
+    <w:link w:val="959"/>
     <w:uiPriority w:val="99"/>
     <w:semiHidden/>
     <w:pPr>
@@ -33394,9 +33750,9 @@
       <w:szCs w:val="20"/>
     </w:rPr>
   </w:style>
-  <w:style w:type="character" w:styleId="183">
+  <w:style w:type="character" w:styleId="961">
     <w:name w:val="footnote reference"/>
-    <w:basedOn w:val="758"/>
+    <w:basedOn w:val="992"/>
     <w:uiPriority w:val="99"/>
     <w:semiHidden/>
     <w:unhideWhenUsed/>
@@ -33409,10 +33765,10 @@
       <w:vertAlign w:val="superscript"/>
     </w:rPr>
   </w:style>
-  <w:style w:type="paragraph" w:styleId="184">
+  <w:style w:type="paragraph" w:styleId="962">
     <w:name w:val="endnote text"/>
-    <w:basedOn w:val="744"/>
-    <w:link w:val="185"/>
+    <w:basedOn w:val="978"/>
+    <w:link w:val="963"/>
     <w:uiPriority w:val="99"/>
     <w:semiHidden/>
     <w:unhideWhenUsed/>
@@ -33426,10 +33782,10 @@
       <w:szCs w:val="20"/>
     </w:rPr>
   </w:style>
-  <w:style w:type="character" w:styleId="185">
+  <w:style w:type="character" w:styleId="963">
     <w:name w:val="Endnote Text Char"/>
-    <w:basedOn w:val="758"/>
-    <w:link w:val="184"/>
+    <w:basedOn w:val="992"/>
+    <w:link w:val="962"/>
     <w:uiPriority w:val="99"/>
     <w:semiHidden/>
     <w:pPr>
@@ -33442,9 +33798,9 @@
       <w:szCs w:val="20"/>
     </w:rPr>
   </w:style>
-  <w:style w:type="character" w:styleId="186">
+  <w:style w:type="character" w:styleId="964">
     <w:name w:val="endnote reference"/>
-    <w:basedOn w:val="758"/>
+    <w:basedOn w:val="992"/>
     <w:uiPriority w:val="99"/>
     <w:semiHidden/>
     <w:unhideWhenUsed/>
@@ -33457,9 +33813,9 @@
       <w:vertAlign w:val="superscript"/>
     </w:rPr>
   </w:style>
-  <w:style w:type="character" w:styleId="187">
+  <w:style w:type="character" w:styleId="965">
     <w:name w:val="Hyperlink"/>
-    <w:basedOn w:val="758"/>
+    <w:basedOn w:val="992"/>
     <w:uiPriority w:val="99"/>
     <w:unhideWhenUsed/>
     <w:pPr>
@@ -33472,9 +33828,9 @@
       <w:u w:val="single"/>
     </w:rPr>
   </w:style>
-  <w:style w:type="character" w:styleId="188">
+  <w:style w:type="character" w:styleId="966">
     <w:name w:val="FollowedHyperlink"/>
-    <w:basedOn w:val="758"/>
+    <w:basedOn w:val="992"/>
     <w:uiPriority w:val="99"/>
     <w:semiHidden/>
     <w:unhideWhenUsed/>
@@ -33488,10 +33844,10 @@
       <w:u w:val="single"/>
     </w:rPr>
   </w:style>
-  <w:style w:type="paragraph" w:styleId="189">
+  <w:style w:type="paragraph" w:styleId="967">
     <w:name w:val="toc 1"/>
-    <w:basedOn w:val="744"/>
-    <w:next w:val="744"/>
+    <w:basedOn w:val="978"/>
+    <w:next w:val="978"/>
     <w:uiPriority w:val="39"/>
     <w:unhideWhenUsed/>
     <w:pPr>
@@ -33500,10 +33856,10 @@
       <w:ind/>
     </w:pPr>
   </w:style>
-  <w:style w:type="paragraph" w:styleId="190">
+  <w:style w:type="paragraph" w:styleId="968">
     <w:name w:val="toc 2"/>
-    <w:basedOn w:val="744"/>
-    <w:next w:val="744"/>
+    <w:basedOn w:val="978"/>
+    <w:next w:val="978"/>
     <w:uiPriority w:val="39"/>
     <w:unhideWhenUsed/>
     <w:pPr>
@@ -33512,10 +33868,10 @@
       <w:ind w:left="220"/>
     </w:pPr>
   </w:style>
-  <w:style w:type="paragraph" w:styleId="191">
+  <w:style w:type="paragraph" w:styleId="969">
     <w:name w:val="toc 3"/>
-    <w:basedOn w:val="744"/>
-    <w:next w:val="744"/>
+    <w:basedOn w:val="978"/>
+    <w:next w:val="978"/>
     <w:uiPriority w:val="39"/>
     <w:unhideWhenUsed/>
     <w:pPr>
@@ -33524,10 +33880,10 @@
       <w:ind w:left="440"/>
     </w:pPr>
   </w:style>
-  <w:style w:type="paragraph" w:styleId="192">
+  <w:style w:type="paragraph" w:styleId="970">
     <w:name w:val="toc 4"/>
-    <w:basedOn w:val="744"/>
-    <w:next w:val="744"/>
+    <w:basedOn w:val="978"/>
+    <w:next w:val="978"/>
     <w:uiPriority w:val="39"/>
     <w:unhideWhenUsed/>
     <w:pPr>
@@ -33536,10 +33892,10 @@
       <w:ind w:left="660"/>
     </w:pPr>
   </w:style>
-  <w:style w:type="paragraph" w:styleId="193">
+  <w:style w:type="paragraph" w:styleId="971">
     <w:name w:val="toc 5"/>
-    <w:basedOn w:val="744"/>
-    <w:next w:val="744"/>
+    <w:basedOn w:val="978"/>
+    <w:next w:val="978"/>
     <w:uiPriority w:val="39"/>
     <w:unhideWhenUsed/>
     <w:pPr>
@@ -33548,10 +33904,10 @@
       <w:ind w:left="880"/>
     </w:pPr>
   </w:style>
-  <w:style w:type="paragraph" w:styleId="194">
+  <w:style w:type="paragraph" w:styleId="972">
     <w:name w:val="toc 6"/>
-    <w:basedOn w:val="744"/>
-    <w:next w:val="744"/>
+    <w:basedOn w:val="978"/>
+    <w:next w:val="978"/>
     <w:uiPriority w:val="39"/>
     <w:unhideWhenUsed/>
     <w:pPr>
@@ -33560,10 +33916,10 @@
       <w:ind w:left="1100"/>
     </w:pPr>
   </w:style>
-  <w:style w:type="paragraph" w:styleId="195">
+  <w:style w:type="paragraph" w:styleId="973">
     <w:name w:val="toc 7"/>
-    <w:basedOn w:val="744"/>
-    <w:next w:val="744"/>
+    <w:basedOn w:val="978"/>
+    <w:next w:val="978"/>
     <w:uiPriority w:val="39"/>
     <w:unhideWhenUsed/>
     <w:pPr>
@@ -33572,10 +33928,10 @@
       <w:ind w:left="1320"/>
     </w:pPr>
   </w:style>
-  <w:style w:type="paragraph" w:styleId="196">
+  <w:style w:type="paragraph" w:styleId="974">
     <w:name w:val="toc 8"/>
-    <w:basedOn w:val="744"/>
-    <w:next w:val="744"/>
+    <w:basedOn w:val="978"/>
+    <w:next w:val="978"/>
     <w:uiPriority w:val="39"/>
     <w:unhideWhenUsed/>
     <w:pPr>
@@ -33584,10 +33940,10 @@
       <w:ind w:left="1540"/>
     </w:pPr>
   </w:style>
-  <w:style w:type="paragraph" w:styleId="197">
+  <w:style w:type="paragraph" w:styleId="975">
     <w:name w:val="toc 9"/>
-    <w:basedOn w:val="744"/>
-    <w:next w:val="744"/>
+    <w:basedOn w:val="978"/>
+    <w:next w:val="978"/>
     <w:uiPriority w:val="39"/>
     <w:unhideWhenUsed/>
     <w:pPr>
@@ -33596,9 +33952,9 @@
       <w:ind w:left="1760"/>
     </w:pPr>
   </w:style>
-  <w:style w:type="character" w:styleId="198">
+  <w:style w:type="character" w:styleId="976">
     <w:name w:val="Placeholder Text"/>
-    <w:basedOn w:val="758"/>
+    <w:basedOn w:val="992"/>
     <w:uiPriority w:val="99"/>
     <w:semiHidden/>
     <w:pPr>
@@ -33610,10 +33966,10 @@
       <w:color w:val="666666"/>
     </w:rPr>
   </w:style>
-  <w:style w:type="paragraph" w:styleId="209">
+  <w:style w:type="paragraph" w:styleId="977">
     <w:name w:val="table of figures"/>
-    <w:basedOn w:val="744"/>
-    <w:next w:val="744"/>
+    <w:basedOn w:val="978"/>
+    <w:next w:val="978"/>
     <w:uiPriority w:val="99"/>
     <w:unhideWhenUsed/>
     <w:pPr>
@@ -33622,7 +33978,7 @@
       <w:ind/>
     </w:pPr>
   </w:style>
-  <w:style w:type="paragraph" w:styleId="744" w:default="1">
+  <w:style w:type="paragraph" w:styleId="978" w:default="1">
     <w:name w:val="Normal"/>
     <w:qFormat/>
     <w:pPr>
@@ -33631,10 +33987,10 @@
       <w:ind/>
     </w:pPr>
   </w:style>
-  <w:style w:type="paragraph" w:styleId="745">
+  <w:style w:type="paragraph" w:styleId="979">
     <w:name w:val="Header"/>
-    <w:basedOn w:val="744"/>
-    <w:link w:val="746"/>
+    <w:basedOn w:val="978"/>
+    <w:link w:val="980"/>
     <w:uiPriority w:val="99"/>
     <w:unhideWhenUsed/>
     <w:pPr>
@@ -33647,10 +34003,10 @@
       <w:ind/>
     </w:pPr>
   </w:style>
-  <w:style w:type="character" w:styleId="746" w:customStyle="1">
+  <w:style w:type="character" w:styleId="980" w:customStyle="1">
     <w:name w:val="Header Char"/>
-    <w:basedOn w:val="758"/>
-    <w:link w:val="745"/>
+    <w:basedOn w:val="992"/>
+    <w:link w:val="979"/>
     <w:uiPriority w:val="99"/>
     <w:pPr>
       <w:pBdr/>
@@ -33658,10 +34014,10 @@
       <w:ind/>
     </w:pPr>
   </w:style>
-  <w:style w:type="paragraph" w:styleId="747">
+  <w:style w:type="paragraph" w:styleId="981">
     <w:name w:val="Footer"/>
-    <w:basedOn w:val="744"/>
-    <w:link w:val="748"/>
+    <w:basedOn w:val="978"/>
+    <w:link w:val="982"/>
     <w:uiPriority w:val="99"/>
     <w:unhideWhenUsed/>
     <w:pPr>
@@ -33674,10 +34030,10 @@
       <w:ind/>
     </w:pPr>
   </w:style>
-  <w:style w:type="character" w:styleId="748" w:customStyle="1">
+  <w:style w:type="character" w:styleId="982" w:customStyle="1">
     <w:name w:val="Footer Char"/>
-    <w:basedOn w:val="758"/>
-    <w:link w:val="747"/>
+    <w:basedOn w:val="992"/>
+    <w:link w:val="981"/>
     <w:uiPriority w:val="99"/>
     <w:pPr>
       <w:pBdr/>
@@ -33685,11 +34041,11 @@
       <w:ind/>
     </w:pPr>
   </w:style>
-  <w:style w:type="paragraph" w:styleId="749">
+  <w:style w:type="paragraph" w:styleId="983">
     <w:name w:val="Heading 1"/>
-    <w:basedOn w:val="744"/>
-    <w:next w:val="744"/>
-    <w:link w:val="762"/>
+    <w:basedOn w:val="978"/>
+    <w:next w:val="978"/>
+    <w:link w:val="996"/>
     <w:uiPriority w:val="9"/>
     <w:qFormat/>
     <w:pPr>
@@ -33709,11 +34065,11 @@
       <w:szCs w:val="28"/>
     </w:rPr>
   </w:style>
-  <w:style w:type="paragraph" w:styleId="750">
+  <w:style w:type="paragraph" w:styleId="984">
     <w:name w:val="Heading 2"/>
-    <w:basedOn w:val="744"/>
-    <w:next w:val="744"/>
-    <w:link w:val="763"/>
+    <w:basedOn w:val="978"/>
+    <w:next w:val="978"/>
+    <w:link w:val="997"/>
     <w:uiPriority w:val="9"/>
     <w:unhideWhenUsed/>
     <w:qFormat/>
@@ -33734,11 +34090,11 @@
       <w:szCs w:val="26"/>
     </w:rPr>
   </w:style>
-  <w:style w:type="paragraph" w:styleId="751">
+  <w:style w:type="paragraph" w:styleId="985">
     <w:name w:val="Heading 3"/>
-    <w:basedOn w:val="744"/>
-    <w:next w:val="744"/>
-    <w:link w:val="764"/>
+    <w:basedOn w:val="978"/>
+    <w:next w:val="978"/>
+    <w:link w:val="998"/>
     <w:uiPriority w:val="9"/>
     <w:unhideWhenUsed/>
     <w:qFormat/>
@@ -33757,11 +34113,11 @@
       <w:color w:val="4f81bd" w:themeColor="accent1"/>
     </w:rPr>
   </w:style>
-  <w:style w:type="paragraph" w:styleId="752">
+  <w:style w:type="paragraph" w:styleId="986">
     <w:name w:val="Heading 4"/>
-    <w:basedOn w:val="744"/>
-    <w:next w:val="744"/>
-    <w:link w:val="792"/>
+    <w:basedOn w:val="978"/>
+    <w:next w:val="978"/>
+    <w:link w:val="1026"/>
     <w:uiPriority w:val="9"/>
     <w:semiHidden/>
     <w:unhideWhenUsed/>
@@ -33783,11 +34139,11 @@
       <w:color w:val="4f81bd" w:themeColor="accent1"/>
     </w:rPr>
   </w:style>
-  <w:style w:type="paragraph" w:styleId="753">
+  <w:style w:type="paragraph" w:styleId="987">
     <w:name w:val="Heading 5"/>
-    <w:basedOn w:val="744"/>
-    <w:next w:val="744"/>
-    <w:link w:val="793"/>
+    <w:basedOn w:val="978"/>
+    <w:next w:val="978"/>
+    <w:link w:val="1027"/>
     <w:uiPriority w:val="9"/>
     <w:semiHidden/>
     <w:unhideWhenUsed/>
@@ -33805,11 +34161,11 @@
       <w:color w:val="243f60" w:themeColor="accent1" w:themeShade="7F"/>
     </w:rPr>
   </w:style>
-  <w:style w:type="paragraph" w:styleId="754">
+  <w:style w:type="paragraph" w:styleId="988">
     <w:name w:val="Heading 6"/>
-    <w:basedOn w:val="744"/>
-    <w:next w:val="744"/>
-    <w:link w:val="794"/>
+    <w:basedOn w:val="978"/>
+    <w:next w:val="978"/>
+    <w:link w:val="1028"/>
     <w:uiPriority w:val="9"/>
     <w:semiHidden/>
     <w:unhideWhenUsed/>
@@ -33829,11 +34185,11 @@
       <w:color w:val="243f60" w:themeColor="accent1" w:themeShade="7F"/>
     </w:rPr>
   </w:style>
-  <w:style w:type="paragraph" w:styleId="755">
+  <w:style w:type="paragraph" w:styleId="989">
     <w:name w:val="Heading 7"/>
-    <w:basedOn w:val="744"/>
-    <w:next w:val="744"/>
-    <w:link w:val="795"/>
+    <w:basedOn w:val="978"/>
+    <w:next w:val="978"/>
+    <w:link w:val="1029"/>
     <w:uiPriority w:val="9"/>
     <w:semiHidden/>
     <w:unhideWhenUsed/>
@@ -33853,11 +34209,11 @@
       <w:color w:val="404040" w:themeColor="text1" w:themeTint="BF"/>
     </w:rPr>
   </w:style>
-  <w:style w:type="paragraph" w:styleId="756">
+  <w:style w:type="paragraph" w:styleId="990">
     <w:name w:val="Heading 8"/>
-    <w:basedOn w:val="744"/>
-    <w:next w:val="744"/>
-    <w:link w:val="796"/>
+    <w:basedOn w:val="978"/>
+    <w:next w:val="978"/>
+    <w:link w:val="1030"/>
     <w:uiPriority w:val="9"/>
     <w:semiHidden/>
     <w:unhideWhenUsed/>
@@ -33877,11 +34233,11 @@
       <w:szCs w:val="20"/>
     </w:rPr>
   </w:style>
-  <w:style w:type="paragraph" w:styleId="757">
+  <w:style w:type="paragraph" w:styleId="991">
     <w:name w:val="Heading 9"/>
-    <w:basedOn w:val="744"/>
-    <w:next w:val="744"/>
-    <w:link w:val="797"/>
+    <w:basedOn w:val="978"/>
+    <w:next w:val="978"/>
+    <w:link w:val="1031"/>
     <w:uiPriority w:val="9"/>
     <w:semiHidden/>
     <w:unhideWhenUsed/>
@@ -33903,7 +34259,7 @@
       <w:szCs w:val="20"/>
     </w:rPr>
   </w:style>
-  <w:style w:type="character" w:styleId="758" w:default="1">
+  <w:style w:type="character" w:styleId="992" w:default="1">
     <w:name w:val="Default Paragraph Font"/>
     <w:uiPriority w:val="1"/>
     <w:semiHidden/>
@@ -33914,7 +34270,7 @@
       <w:ind/>
     </w:pPr>
   </w:style>
-  <w:style w:type="table" w:styleId="759" w:default="1">
+  <w:style w:type="table" w:styleId="993" w:default="1">
     <w:name w:val="Normal Table"/>
     <w:uiPriority w:val="99"/>
     <w:semiHidden/>
@@ -34107,7 +34463,7 @@
       </w:tcPr>
     </w:tblStylePr>
   </w:style>
-  <w:style w:type="numbering" w:styleId="760" w:default="1">
+  <w:style w:type="numbering" w:styleId="994" w:default="1">
     <w:name w:val="No List"/>
     <w:uiPriority w:val="99"/>
     <w:semiHidden/>
@@ -34118,7 +34474,7 @@
       <w:ind/>
     </w:pPr>
   </w:style>
-  <w:style w:type="paragraph" w:styleId="761">
+  <w:style w:type="paragraph" w:styleId="995">
     <w:name w:val="No Spacing"/>
     <w:uiPriority w:val="1"/>
     <w:qFormat/>
@@ -34128,10 +34484,10 @@
       <w:ind/>
     </w:pPr>
   </w:style>
-  <w:style w:type="character" w:styleId="762" w:customStyle="1">
+  <w:style w:type="character" w:styleId="996" w:customStyle="1">
     <w:name w:val="Heading 1 Char"/>
-    <w:basedOn w:val="758"/>
-    <w:link w:val="749"/>
+    <w:basedOn w:val="992"/>
+    <w:link w:val="983"/>
     <w:uiPriority w:val="9"/>
     <w:pPr>
       <w:pBdr/>
@@ -34147,10 +34503,10 @@
       <w:szCs w:val="28"/>
     </w:rPr>
   </w:style>
-  <w:style w:type="character" w:styleId="763" w:customStyle="1">
+  <w:style w:type="character" w:styleId="997" w:customStyle="1">
     <w:name w:val="Heading 2 Char"/>
-    <w:basedOn w:val="758"/>
-    <w:link w:val="750"/>
+    <w:basedOn w:val="992"/>
+    <w:link w:val="984"/>
     <w:uiPriority w:val="9"/>
     <w:pPr>
       <w:pBdr/>
@@ -34166,10 +34522,10 @@
       <w:szCs w:val="26"/>
     </w:rPr>
   </w:style>
-  <w:style w:type="character" w:styleId="764" w:customStyle="1">
+  <w:style w:type="character" w:styleId="998" w:customStyle="1">
     <w:name w:val="Heading 3 Char"/>
-    <w:basedOn w:val="758"/>
-    <w:link w:val="751"/>
+    <w:basedOn w:val="992"/>
+    <w:link w:val="985"/>
     <w:uiPriority w:val="9"/>
     <w:pPr>
       <w:pBdr/>
@@ -34183,11 +34539,11 @@
       <w:color w:val="4f81bd" w:themeColor="accent1"/>
     </w:rPr>
   </w:style>
-  <w:style w:type="paragraph" w:styleId="765">
+  <w:style w:type="paragraph" w:styleId="999">
     <w:name w:val="Title"/>
-    <w:basedOn w:val="744"/>
-    <w:next w:val="744"/>
-    <w:link w:val="766"/>
+    <w:basedOn w:val="978"/>
+    <w:next w:val="978"/>
+    <w:link w:val="1000"/>
     <w:uiPriority w:val="10"/>
     <w:qFormat/>
     <w:pPr>
@@ -34206,10 +34562,10 @@
       <w:szCs w:val="52"/>
     </w:rPr>
   </w:style>
-  <w:style w:type="character" w:styleId="766" w:customStyle="1">
+  <w:style w:type="character" w:styleId="1000" w:customStyle="1">
     <w:name w:val="Title Char"/>
-    <w:basedOn w:val="758"/>
-    <w:link w:val="765"/>
+    <w:basedOn w:val="992"/>
+    <w:link w:val="999"/>
     <w:uiPriority w:val="10"/>
     <w:pPr>
       <w:pBdr/>
@@ -34224,11 +34580,11 @@
       <w:szCs w:val="52"/>
     </w:rPr>
   </w:style>
-  <w:style w:type="paragraph" w:styleId="767">
+  <w:style w:type="paragraph" w:styleId="1001">
     <w:name w:val="Subtitle"/>
-    <w:basedOn w:val="744"/>
-    <w:next w:val="744"/>
-    <w:link w:val="768"/>
+    <w:basedOn w:val="978"/>
+    <w:next w:val="978"/>
+    <w:link w:val="1002"/>
     <w:uiPriority w:val="11"/>
     <w:qFormat/>
     <w:pPr>
@@ -34249,10 +34605,10 @@
       <w:szCs w:val="24"/>
     </w:rPr>
   </w:style>
-  <w:style w:type="character" w:styleId="768" w:customStyle="1">
+  <w:style w:type="character" w:styleId="1002" w:customStyle="1">
     <w:name w:val="Subtitle Char"/>
-    <w:basedOn w:val="758"/>
-    <w:link w:val="767"/>
+    <w:basedOn w:val="992"/>
+    <w:link w:val="1001"/>
     <w:uiPriority w:val="11"/>
     <w:pPr>
       <w:pBdr/>
@@ -34269,9 +34625,9 @@
       <w:szCs w:val="24"/>
     </w:rPr>
   </w:style>
-  <w:style w:type="paragraph" w:styleId="769">
+  <w:style w:type="paragraph" w:styleId="1003">
     <w:name w:val="List Paragraph"/>
-    <w:basedOn w:val="744"/>
+    <w:basedOn w:val="978"/>
     <w:uiPriority w:val="34"/>
     <w:qFormat/>
     <w:pPr>
@@ -34281,10 +34637,10 @@
       <w:contextualSpacing w:val="true"/>
     </w:pPr>
   </w:style>
-  <w:style w:type="paragraph" w:styleId="770">
+  <w:style w:type="paragraph" w:styleId="1004">
     <w:name w:val="Body Text"/>
-    <w:basedOn w:val="744"/>
-    <w:link w:val="771"/>
+    <w:basedOn w:val="978"/>
+    <w:link w:val="1005"/>
     <w:uiPriority w:val="99"/>
     <w:unhideWhenUsed/>
     <w:pPr>
@@ -34293,10 +34649,10 @@
       <w:ind/>
     </w:pPr>
   </w:style>
-  <w:style w:type="character" w:styleId="771" w:customStyle="1">
+  <w:style w:type="character" w:styleId="1005" w:customStyle="1">
     <w:name w:val="Body Text Char"/>
-    <w:basedOn w:val="758"/>
-    <w:link w:val="770"/>
+    <w:basedOn w:val="992"/>
+    <w:link w:val="1004"/>
     <w:uiPriority w:val="99"/>
     <w:pPr>
       <w:pBdr/>
@@ -34304,10 +34660,10 @@
       <w:ind/>
     </w:pPr>
   </w:style>
-  <w:style w:type="paragraph" w:styleId="772">
+  <w:style w:type="paragraph" w:styleId="1006">
     <w:name w:val="Body Text 2"/>
-    <w:basedOn w:val="744"/>
-    <w:link w:val="773"/>
+    <w:basedOn w:val="978"/>
+    <w:link w:val="1007"/>
     <w:uiPriority w:val="99"/>
     <w:unhideWhenUsed/>
     <w:pPr>
@@ -34316,10 +34672,10 @@
       <w:ind/>
     </w:pPr>
   </w:style>
-  <w:style w:type="character" w:styleId="773" w:customStyle="1">
+  <w:style w:type="character" w:styleId="1007" w:customStyle="1">
     <w:name w:val="Body Text 2 Char"/>
-    <w:basedOn w:val="758"/>
-    <w:link w:val="772"/>
+    <w:basedOn w:val="992"/>
+    <w:link w:val="1006"/>
     <w:uiPriority w:val="99"/>
     <w:pPr>
       <w:pBdr/>
@@ -34327,10 +34683,10 @@
       <w:ind/>
     </w:pPr>
   </w:style>
-  <w:style w:type="paragraph" w:styleId="774">
+  <w:style w:type="paragraph" w:styleId="1008">
     <w:name w:val="Body Text 3"/>
-    <w:basedOn w:val="744"/>
-    <w:link w:val="775"/>
+    <w:basedOn w:val="978"/>
+    <w:link w:val="1009"/>
     <w:uiPriority w:val="99"/>
     <w:unhideWhenUsed/>
     <w:pPr>
@@ -34343,10 +34699,10 @@
       <w:szCs w:val="16"/>
     </w:rPr>
   </w:style>
-  <w:style w:type="character" w:styleId="775" w:customStyle="1">
+  <w:style w:type="character" w:styleId="1009" w:customStyle="1">
     <w:name w:val="Body Text 3 Char"/>
-    <w:basedOn w:val="758"/>
-    <w:link w:val="774"/>
+    <w:basedOn w:val="992"/>
+    <w:link w:val="1008"/>
     <w:uiPriority w:val="99"/>
     <w:pPr>
       <w:pBdr/>
@@ -34358,9 +34714,9 @@
       <w:szCs w:val="16"/>
     </w:rPr>
   </w:style>
-  <w:style w:type="paragraph" w:styleId="776">
+  <w:style w:type="paragraph" w:styleId="1010">
     <w:name w:val="List"/>
-    <w:basedOn w:val="744"/>
+    <w:basedOn w:val="978"/>
     <w:uiPriority w:val="99"/>
     <w:unhideWhenUsed/>
     <w:pPr>
@@ -34370,9 +34726,9 @@
       <w:contextualSpacing w:val="true"/>
     </w:pPr>
   </w:style>
-  <w:style w:type="paragraph" w:styleId="777">
+  <w:style w:type="paragraph" w:styleId="1011">
     <w:name w:val="List 2"/>
-    <w:basedOn w:val="744"/>
+    <w:basedOn w:val="978"/>
     <w:uiPriority w:val="99"/>
     <w:unhideWhenUsed/>
     <w:pPr>
@@ -34382,9 +34738,9 @@
       <w:contextualSpacing w:val="true"/>
     </w:pPr>
   </w:style>
-  <w:style w:type="paragraph" w:styleId="778">
+  <w:style w:type="paragraph" w:styleId="1012">
     <w:name w:val="List 3"/>
-    <w:basedOn w:val="744"/>
+    <w:basedOn w:val="978"/>
     <w:uiPriority w:val="99"/>
     <w:unhideWhenUsed/>
     <w:pPr>
@@ -34394,9 +34750,9 @@
       <w:contextualSpacing w:val="true"/>
     </w:pPr>
   </w:style>
-  <w:style w:type="paragraph" w:styleId="779">
+  <w:style w:type="paragraph" w:styleId="1013">
     <w:name w:val="List Bullet"/>
-    <w:basedOn w:val="744"/>
+    <w:basedOn w:val="978"/>
     <w:uiPriority w:val="99"/>
     <w:unhideWhenUsed/>
     <w:pPr>
@@ -34409,9 +34765,9 @@
       <w:contextualSpacing w:val="true"/>
     </w:pPr>
   </w:style>
-  <w:style w:type="paragraph" w:styleId="780">
+  <w:style w:type="paragraph" w:styleId="1014">
     <w:name w:val="List Bullet 2"/>
-    <w:basedOn w:val="744"/>
+    <w:basedOn w:val="978"/>
     <w:uiPriority w:val="99"/>
     <w:unhideWhenUsed/>
     <w:pPr>
@@ -34424,9 +34780,9 @@
       <w:contextualSpacing w:val="true"/>
     </w:pPr>
   </w:style>
-  <w:style w:type="paragraph" w:styleId="781">
+  <w:style w:type="paragraph" w:styleId="1015">
     <w:name w:val="List Bullet 3"/>
-    <w:basedOn w:val="744"/>
+    <w:basedOn w:val="978"/>
     <w:uiPriority w:val="99"/>
     <w:unhideWhenUsed/>
     <w:pPr>
@@ -34439,9 +34795,9 @@
       <w:contextualSpacing w:val="true"/>
     </w:pPr>
   </w:style>
-  <w:style w:type="paragraph" w:styleId="782">
+  <w:style w:type="paragraph" w:styleId="1016">
     <w:name w:val="List Number"/>
-    <w:basedOn w:val="744"/>
+    <w:basedOn w:val="978"/>
     <w:uiPriority w:val="99"/>
     <w:unhideWhenUsed/>
     <w:pPr>
@@ -34454,9 +34810,9 @@
       <w:contextualSpacing w:val="true"/>
     </w:pPr>
   </w:style>
-  <w:style w:type="paragraph" w:styleId="783">
+  <w:style w:type="paragraph" w:styleId="1017">
     <w:name w:val="List Number 2"/>
-    <w:basedOn w:val="744"/>
+    <w:basedOn w:val="978"/>
     <w:uiPriority w:val="99"/>
     <w:unhideWhenUsed/>
     <w:pPr>
@@ -34469,9 +34825,9 @@
       <w:contextualSpacing w:val="true"/>
     </w:pPr>
   </w:style>
-  <w:style w:type="paragraph" w:styleId="784">
+  <w:style w:type="paragraph" w:styleId="1018">
     <w:name w:val="List Number 3"/>
-    <w:basedOn w:val="744"/>
+    <w:basedOn w:val="978"/>
     <w:uiPriority w:val="99"/>
     <w:unhideWhenUsed/>
     <w:pPr>
@@ -34484,9 +34840,9 @@
       <w:contextualSpacing w:val="true"/>
     </w:pPr>
   </w:style>
-  <w:style w:type="paragraph" w:styleId="785">
+  <w:style w:type="paragraph" w:styleId="1019">
     <w:name w:val="List Continue"/>
-    <w:basedOn w:val="744"/>
+    <w:basedOn w:val="978"/>
     <w:uiPriority w:val="99"/>
     <w:unhideWhenUsed/>
     <w:pPr>
@@ -34496,9 +34852,9 @@
       <w:contextualSpacing w:val="true"/>
     </w:pPr>
   </w:style>
-  <w:style w:type="paragraph" w:styleId="786">
+  <w:style w:type="paragraph" w:styleId="1020">
     <w:name w:val="List Continue 2"/>
-    <w:basedOn w:val="744"/>
+    <w:basedOn w:val="978"/>
     <w:uiPriority w:val="99"/>
     <w:unhideWhenUsed/>
     <w:pPr>
@@ -34508,9 +34864,9 @@
       <w:contextualSpacing w:val="true"/>
     </w:pPr>
   </w:style>
-  <w:style w:type="paragraph" w:styleId="787">
+  <w:style w:type="paragraph" w:styleId="1021">
     <w:name w:val="List Continue 3"/>
-    <w:basedOn w:val="744"/>
+    <w:basedOn w:val="978"/>
     <w:uiPriority w:val="99"/>
     <w:unhideWhenUsed/>
     <w:pPr>
@@ -34520,9 +34876,9 @@
       <w:contextualSpacing w:val="true"/>
     </w:pPr>
   </w:style>
-  <w:style w:type="paragraph" w:styleId="788">
+  <w:style w:type="paragraph" w:styleId="1022">
     <w:name w:val="macro"/>
-    <w:link w:val="789"/>
+    <w:link w:val="1023"/>
     <w:uiPriority w:val="99"/>
     <w:unhideWhenUsed/>
     <w:pPr>
@@ -34545,10 +34901,10 @@
       <w:szCs w:val="20"/>
     </w:rPr>
   </w:style>
-  <w:style w:type="character" w:styleId="789" w:customStyle="1">
+  <w:style w:type="character" w:styleId="1023" w:customStyle="1">
     <w:name w:val="Macro Text Char"/>
-    <w:basedOn w:val="758"/>
-    <w:link w:val="788"/>
+    <w:basedOn w:val="992"/>
+    <w:link w:val="1022"/>
     <w:uiPriority w:val="99"/>
     <w:pPr>
       <w:pBdr/>
@@ -34561,11 +34917,11 @@
       <w:szCs w:val="20"/>
     </w:rPr>
   </w:style>
-  <w:style w:type="paragraph" w:styleId="790">
+  <w:style w:type="paragraph" w:styleId="1024">
     <w:name w:val="Quote"/>
-    <w:basedOn w:val="744"/>
-    <w:next w:val="744"/>
-    <w:link w:val="791"/>
+    <w:basedOn w:val="978"/>
+    <w:next w:val="978"/>
+    <w:link w:val="1025"/>
     <w:uiPriority w:val="29"/>
     <w:qFormat/>
     <w:pPr>
@@ -34579,10 +34935,10 @@
       <w:color w:val="000000" w:themeColor="text1"/>
     </w:rPr>
   </w:style>
-  <w:style w:type="character" w:styleId="791" w:customStyle="1">
+  <w:style w:type="character" w:styleId="1025" w:customStyle="1">
     <w:name w:val="Quote Char"/>
-    <w:basedOn w:val="758"/>
-    <w:link w:val="790"/>
+    <w:basedOn w:val="992"/>
+    <w:link w:val="1024"/>
     <w:uiPriority w:val="29"/>
     <w:pPr>
       <w:pBdr/>
@@ -34595,10 +34951,10 @@
       <w:color w:val="000000" w:themeColor="text1"/>
     </w:rPr>
   </w:style>
-  <w:style w:type="character" w:styleId="792" w:customStyle="1">
+  <w:style w:type="character" w:styleId="1026" w:customStyle="1">
     <w:name w:val="Heading 4 Char"/>
-    <w:basedOn w:val="758"/>
-    <w:link w:val="752"/>
+    <w:basedOn w:val="992"/>
+    <w:link w:val="986"/>
     <w:uiPriority w:val="9"/>
     <w:semiHidden/>
     <w:pPr>
@@ -34615,10 +34971,10 @@
       <w:color w:val="4f81bd" w:themeColor="accent1"/>
     </w:rPr>
   </w:style>
-  <w:style w:type="character" w:styleId="793" w:customStyle="1">
+  <w:style w:type="character" w:styleId="1027" w:customStyle="1">
     <w:name w:val="Heading 5 Char"/>
-    <w:basedOn w:val="758"/>
-    <w:link w:val="753"/>
+    <w:basedOn w:val="992"/>
+    <w:link w:val="987"/>
     <w:uiPriority w:val="9"/>
     <w:semiHidden/>
     <w:pPr>
@@ -34631,10 +34987,10 @@
       <w:color w:val="243f60" w:themeColor="accent1" w:themeShade="7F"/>
     </w:rPr>
   </w:style>
-  <w:style w:type="character" w:styleId="794" w:customStyle="1">
+  <w:style w:type="character" w:styleId="1028" w:customStyle="1">
     <w:name w:val="Heading 6 Char"/>
-    <w:basedOn w:val="758"/>
-    <w:link w:val="754"/>
+    <w:basedOn w:val="992"/>
+    <w:link w:val="988"/>
     <w:uiPriority w:val="9"/>
     <w:semiHidden/>
     <w:pPr>
@@ -34649,10 +35005,10 @@
       <w:color w:val="243f60" w:themeColor="accent1" w:themeShade="7F"/>
     </w:rPr>
   </w:style>
-  <w:style w:type="character" w:styleId="795" w:customStyle="1">
+  <w:style w:type="character" w:styleId="1029" w:customStyle="1">
     <w:name w:val="Heading 7 Char"/>
-    <w:basedOn w:val="758"/>
-    <w:link w:val="755"/>
+    <w:basedOn w:val="992"/>
+    <w:link w:val="989"/>
     <w:uiPriority w:val="9"/>
     <w:semiHidden/>
     <w:pPr>
@@ -34667,10 +35023,10 @@
       <w:color w:val="404040" w:themeColor="text1" w:themeTint="BF"/>
     </w:rPr>
   </w:style>
-  <w:style w:type="character" w:styleId="796" w:customStyle="1">
+  <w:style w:type="character" w:styleId="1030" w:customStyle="1">
     <w:name w:val="Heading 8 Char"/>
-    <w:basedOn w:val="758"/>
-    <w:link w:val="756"/>
+    <w:basedOn w:val="992"/>
+    <w:link w:val="990"/>
     <w:uiPriority w:val="9"/>
     <w:semiHidden/>
     <w:pPr>
@@ -34685,10 +35041,10 @@
       <w:szCs w:val="20"/>
     </w:rPr>
   </w:style>
-  <w:style w:type="character" w:styleId="797" w:customStyle="1">
+  <w:style w:type="character" w:styleId="1031" w:customStyle="1">
     <w:name w:val="Heading 9 Char"/>
-    <w:basedOn w:val="758"/>
-    <w:link w:val="757"/>
+    <w:basedOn w:val="992"/>
+    <w:link w:val="991"/>
     <w:uiPriority w:val="9"/>
     <w:semiHidden/>
     <w:pPr>
@@ -34705,10 +35061,10 @@
       <w:szCs w:val="20"/>
     </w:rPr>
   </w:style>
-  <w:style w:type="paragraph" w:styleId="798">
+  <w:style w:type="paragraph" w:styleId="1032">
     <w:name w:val="Caption"/>
-    <w:basedOn w:val="744"/>
-    <w:next w:val="744"/>
+    <w:basedOn w:val="978"/>
+    <w:next w:val="978"/>
     <w:uiPriority w:val="35"/>
     <w:semiHidden/>
     <w:unhideWhenUsed/>
@@ -34726,9 +35082,9 @@
       <w:szCs w:val="18"/>
     </w:rPr>
   </w:style>
-  <w:style w:type="character" w:styleId="799">
+  <w:style w:type="character" w:styleId="1033">
     <w:name w:val="Strong"/>
-    <w:basedOn w:val="758"/>
+    <w:basedOn w:val="992"/>
     <w:uiPriority w:val="22"/>
     <w:qFormat/>
     <w:pPr>
@@ -34741,9 +35097,9 @@
       <w:bCs/>
     </w:rPr>
   </w:style>
-  <w:style w:type="character" w:styleId="800">
+  <w:style w:type="character" w:styleId="1034">
     <w:name w:val="Emphasis"/>
-    <w:basedOn w:val="758"/>
+    <w:basedOn w:val="992"/>
     <w:uiPriority w:val="20"/>
     <w:qFormat/>
     <w:pPr>
@@ -34756,11 +35112,11 @@
       <w:iCs/>
     </w:rPr>
   </w:style>
-  <w:style w:type="paragraph" w:styleId="801">
+  <w:style w:type="paragraph" w:styleId="1035">
     <w:name w:val="Intense Quote"/>
-    <w:basedOn w:val="744"/>
-    <w:next w:val="744"/>
-    <w:link w:val="802"/>
+    <w:basedOn w:val="978"/>
+    <w:next w:val="978"/>
+    <w:link w:val="1036"/>
     <w:uiPriority w:val="30"/>
     <w:qFormat/>
     <w:pPr>
@@ -34778,10 +35134,10 @@
       <w:color w:val="4f81bd" w:themeColor="accent1"/>
     </w:rPr>
   </w:style>
-  <w:style w:type="character" w:styleId="802" w:customStyle="1">
+  <w:style w:type="character" w:styleId="1036" w:customStyle="1">
     <w:name w:val="Intense Quote Char"/>
-    <w:basedOn w:val="758"/>
-    <w:link w:val="801"/>
+    <w:basedOn w:val="992"/>
+    <w:link w:val="1035"/>
     <w:uiPriority w:val="30"/>
     <w:pPr>
       <w:pBdr/>
@@ -34796,9 +35152,9 @@
       <w:color w:val="4f81bd" w:themeColor="accent1"/>
     </w:rPr>
   </w:style>
-  <w:style w:type="character" w:styleId="803">
+  <w:style w:type="character" w:styleId="1037">
     <w:name w:val="Subtle Emphasis"/>
-    <w:basedOn w:val="758"/>
+    <w:basedOn w:val="992"/>
     <w:uiPriority w:val="19"/>
     <w:qFormat/>
     <w:pPr>
@@ -34812,9 +35168,9 @@
       <w:color w:val="808080" w:themeColor="text1" w:themeTint="7F"/>
     </w:rPr>
   </w:style>
-  <w:style w:type="character" w:styleId="804">
+  <w:style w:type="character" w:styleId="1038">
     <w:name w:val="Intense Emphasis"/>
-    <w:basedOn w:val="758"/>
+    <w:basedOn w:val="992"/>
     <w:uiPriority w:val="21"/>
     <w:qFormat/>
     <w:pPr>
@@ -34830,9 +35186,9 @@
       <w:color w:val="4f81bd" w:themeColor="accent1"/>
     </w:rPr>
   </w:style>
-  <w:style w:type="character" w:styleId="805">
+  <w:style w:type="character" w:styleId="1039">
     <w:name w:val="Subtle Reference"/>
-    <w:basedOn w:val="758"/>
+    <w:basedOn w:val="992"/>
     <w:uiPriority w:val="31"/>
     <w:qFormat/>
     <w:pPr>
@@ -34846,9 +35202,9 @@
       <w:u w:val="single"/>
     </w:rPr>
   </w:style>
-  <w:style w:type="character" w:styleId="806">
+  <w:style w:type="character" w:styleId="1040">
     <w:name w:val="Intense Reference"/>
-    <w:basedOn w:val="758"/>
+    <w:basedOn w:val="992"/>
     <w:uiPriority w:val="32"/>
     <w:qFormat/>
     <w:pPr>
@@ -34865,9 +35221,9 @@
       <w:u w:val="single"/>
     </w:rPr>
   </w:style>
-  <w:style w:type="character" w:styleId="807">
+  <w:style w:type="character" w:styleId="1041">
     <w:name w:val="Book Title"/>
-    <w:basedOn w:val="758"/>
+    <w:basedOn w:val="992"/>
     <w:uiPriority w:val="33"/>
     <w:qFormat/>
     <w:pPr>
@@ -34882,10 +35238,10 @@
       <w:spacing w:val="5"/>
     </w:rPr>
   </w:style>
-  <w:style w:type="paragraph" w:styleId="808">
+  <w:style w:type="paragraph" w:styleId="1042">
     <w:name w:val="TOC Heading"/>
-    <w:basedOn w:val="749"/>
-    <w:next w:val="744"/>
+    <w:basedOn w:val="983"/>
+    <w:next w:val="978"/>
     <w:uiPriority w:val="39"/>
     <w:semiHidden/>
     <w:unhideWhenUsed/>
@@ -34897,9 +35253,9 @@
       <w:outlineLvl w:val="9"/>
     </w:pPr>
   </w:style>
-  <w:style w:type="table" w:styleId="809">
+  <w:style w:type="table" w:styleId="1043">
     <w:name w:val="Table Grid"/>
-    <w:basedOn w:val="759"/>
+    <w:basedOn w:val="993"/>
     <w:uiPriority w:val="59"/>
     <w:pPr>
       <w:pBdr/>
@@ -35096,9 +35452,9 @@
       </w:tcPr>
     </w:tblStylePr>
   </w:style>
-  <w:style w:type="table" w:styleId="810">
+  <w:style w:type="table" w:styleId="1044">
     <w:name w:val="Light Shading"/>
-    <w:basedOn w:val="759"/>
+    <w:basedOn w:val="993"/>
     <w:uiPriority w:val="60"/>
     <w:pPr>
       <w:pBdr/>
@@ -35330,9 +35686,9 @@
       </w:tcPr>
     </w:tblStylePr>
   </w:style>
-  <w:style w:type="table" w:styleId="811">
+  <w:style w:type="table" w:styleId="1045">
     <w:name w:val="Light Shading Accent 1"/>
-    <w:basedOn w:val="759"/>
+    <w:basedOn w:val="993"/>
     <w:uiPriority w:val="60"/>
     <w:pPr>
       <w:pBdr/>
@@ -35564,9 +35920,9 @@
       </w:tcPr>
     </w:tblStylePr>
   </w:style>
-  <w:style w:type="table" w:styleId="812">
+  <w:style w:type="table" w:styleId="1046">
     <w:name w:val="Light Shading Accent 2"/>
-    <w:basedOn w:val="759"/>
+    <w:basedOn w:val="993"/>
     <w:uiPriority w:val="60"/>
     <w:pPr>
       <w:pBdr/>
@@ -35798,9 +36154,9 @@
       </w:tcPr>
     </w:tblStylePr>
   </w:style>
-  <w:style w:type="table" w:styleId="813">
+  <w:style w:type="table" w:styleId="1047">
     <w:name w:val="Light Shading Accent 3"/>
-    <w:basedOn w:val="759"/>
+    <w:basedOn w:val="993"/>
     <w:uiPriority w:val="60"/>
     <w:pPr>
       <w:pBdr/>
@@ -36032,9 +36388,9 @@
       </w:tcPr>
     </w:tblStylePr>
   </w:style>
-  <w:style w:type="table" w:styleId="814">
+  <w:style w:type="table" w:styleId="1048">
     <w:name w:val="Light Shading Accent 4"/>
-    <w:basedOn w:val="759"/>
+    <w:basedOn w:val="993"/>
     <w:uiPriority w:val="60"/>
     <w:pPr>
       <w:pBdr/>
@@ -36266,9 +36622,9 @@
       </w:tcPr>
     </w:tblStylePr>
   </w:style>
-  <w:style w:type="table" w:styleId="815">
+  <w:style w:type="table" w:styleId="1049">
     <w:name w:val="Light Shading Accent 5"/>
-    <w:basedOn w:val="759"/>
+    <w:basedOn w:val="993"/>
     <w:uiPriority w:val="60"/>
     <w:pPr>
       <w:pBdr/>
@@ -36500,9 +36856,9 @@
       </w:tcPr>
     </w:tblStylePr>
   </w:style>
-  <w:style w:type="table" w:styleId="816">
+  <w:style w:type="table" w:styleId="1050">
     <w:name w:val="Light Shading Accent 6"/>
-    <w:basedOn w:val="759"/>
+    <w:basedOn w:val="993"/>
     <w:uiPriority w:val="60"/>
     <w:pPr>
       <w:pBdr/>
@@ -36734,9 +37090,9 @@
       </w:tcPr>
     </w:tblStylePr>
   </w:style>
-  <w:style w:type="table" w:styleId="817">
+  <w:style w:type="table" w:styleId="1051">
     <w:name w:val="Light List"/>
-    <w:basedOn w:val="759"/>
+    <w:basedOn w:val="993"/>
     <w:uiPriority w:val="61"/>
     <w:pPr>
       <w:pBdr/>
@@ -36966,9 +37322,9 @@
       </w:tcPr>
     </w:tblStylePr>
   </w:style>
-  <w:style w:type="table" w:styleId="818">
+  <w:style w:type="table" w:styleId="1052">
     <w:name w:val="Light List Accent 1"/>
-    <w:basedOn w:val="759"/>
+    <w:basedOn w:val="993"/>
     <w:uiPriority w:val="61"/>
     <w:pPr>
       <w:pBdr/>
@@ -37198,9 +37554,9 @@
       </w:tcPr>
     </w:tblStylePr>
   </w:style>
-  <w:style w:type="table" w:styleId="819">
+  <w:style w:type="table" w:styleId="1053">
     <w:name w:val="Light List Accent 2"/>
-    <w:basedOn w:val="759"/>
+    <w:basedOn w:val="993"/>
     <w:uiPriority w:val="61"/>
     <w:pPr>
       <w:pBdr/>
@@ -37430,9 +37786,9 @@
       </w:tcPr>
     </w:tblStylePr>
   </w:style>
-  <w:style w:type="table" w:styleId="820">
+  <w:style w:type="table" w:styleId="1054">
     <w:name w:val="Light List Accent 3"/>
-    <w:basedOn w:val="759"/>
+    <w:basedOn w:val="993"/>
     <w:uiPriority w:val="61"/>
     <w:pPr>
       <w:pBdr/>
@@ -37662,9 +38018,9 @@
       </w:tcPr>
     </w:tblStylePr>
   </w:style>
-  <w:style w:type="table" w:styleId="821">
+  <w:style w:type="table" w:styleId="1055">
     <w:name w:val="Light List Accent 4"/>
-    <w:basedOn w:val="759"/>
+    <w:basedOn w:val="993"/>
     <w:uiPriority w:val="61"/>
     <w:pPr>
       <w:pBdr/>
@@ -37894,9 +38250,9 @@
       </w:tcPr>
     </w:tblStylePr>
   </w:style>
-  <w:style w:type="table" w:styleId="822">
+  <w:style w:type="table" w:styleId="1056">
     <w:name w:val="Light List Accent 5"/>
-    <w:basedOn w:val="759"/>
+    <w:basedOn w:val="993"/>
     <w:uiPriority w:val="61"/>
     <w:pPr>
       <w:pBdr/>
@@ -38126,9 +38482,9 @@
       </w:tcPr>
     </w:tblStylePr>
   </w:style>
-  <w:style w:type="table" w:styleId="823">
+  <w:style w:type="table" w:styleId="1057">
     <w:name w:val="Light List Accent 6"/>
-    <w:basedOn w:val="759"/>
+    <w:basedOn w:val="993"/>
     <w:uiPriority w:val="61"/>
     <w:pPr>
       <w:pBdr/>
@@ -38358,9 +38714,9 @@
       </w:tcPr>
     </w:tblStylePr>
   </w:style>
-  <w:style w:type="table" w:styleId="824">
+  <w:style w:type="table" w:styleId="1058">
     <w:name w:val="Light Grid"/>
-    <w:basedOn w:val="759"/>
+    <w:basedOn w:val="993"/>
     <w:uiPriority w:val="62"/>
     <w:pPr>
       <w:pBdr/>
@@ -38611,9 +38967,9 @@
       </w:tcPr>
     </w:tblStylePr>
   </w:style>
-  <w:style w:type="table" w:styleId="825">
+  <w:style w:type="table" w:styleId="1059">
     <w:name w:val="Light Grid Accent 1"/>
-    <w:basedOn w:val="759"/>
+    <w:basedOn w:val="993"/>
     <w:uiPriority w:val="62"/>
     <w:pPr>
       <w:pBdr/>
@@ -38864,9 +39220,9 @@
       </w:tcPr>
     </w:tblStylePr>
   </w:style>
-  <w:style w:type="table" w:styleId="826">
+  <w:style w:type="table" w:styleId="1060">
     <w:name w:val="Light Grid Accent 2"/>
-    <w:basedOn w:val="759"/>
+    <w:basedOn w:val="993"/>
     <w:uiPriority w:val="62"/>
     <w:pPr>
       <w:pBdr/>
@@ -39117,9 +39473,9 @@
       </w:tcPr>
     </w:tblStylePr>
   </w:style>
-  <w:style w:type="table" w:styleId="827">
+  <w:style w:type="table" w:styleId="1061">
     <w:name w:val="Light Grid Accent 3"/>
-    <w:basedOn w:val="759"/>
+    <w:basedOn w:val="993"/>
     <w:uiPriority w:val="62"/>
     <w:pPr>
       <w:pBdr/>
@@ -39370,9 +39726,9 @@
       </w:tcPr>
     </w:tblStylePr>
   </w:style>
-  <w:style w:type="table" w:styleId="828">
+  <w:style w:type="table" w:styleId="1062">
     <w:name w:val="Light Grid Accent 4"/>
-    <w:basedOn w:val="759"/>
+    <w:basedOn w:val="993"/>
     <w:uiPriority w:val="62"/>
     <w:pPr>
       <w:pBdr/>
@@ -39623,9 +39979,9 @@
       </w:tcPr>
     </w:tblStylePr>
   </w:style>
-  <w:style w:type="table" w:styleId="829">
+  <w:style w:type="table" w:styleId="1063">
     <w:name w:val="Light Grid Accent 5"/>
-    <w:basedOn w:val="759"/>
+    <w:basedOn w:val="993"/>
     <w:uiPriority w:val="62"/>
     <w:pPr>
       <w:pBdr/>
@@ -39876,9 +40232,9 @@
       </w:tcPr>
     </w:tblStylePr>
   </w:style>
-  <w:style w:type="table" w:styleId="830">
+  <w:style w:type="table" w:styleId="1064">
     <w:name w:val="Light Grid Accent 6"/>
-    <w:basedOn w:val="759"/>
+    <w:basedOn w:val="993"/>
     <w:uiPriority w:val="62"/>
     <w:pPr>
       <w:pBdr/>
@@ -40129,9 +40485,9 @@
       </w:tcPr>
     </w:tblStylePr>
   </w:style>
-  <w:style w:type="table" w:styleId="831">
+  <w:style w:type="table" w:styleId="1065">
     <w:name w:val="Medium Shading 1"/>
-    <w:basedOn w:val="759"/>
+    <w:basedOn w:val="993"/>
     <w:uiPriority w:val="63"/>
     <w:pPr>
       <w:pBdr/>
@@ -40359,9 +40715,9 @@
       </w:tcPr>
     </w:tblStylePr>
   </w:style>
-  <w:style w:type="table" w:styleId="832">
+  <w:style w:type="table" w:styleId="1066">
     <w:name w:val="Medium Shading 1 Accent 1"/>
-    <w:basedOn w:val="759"/>
+    <w:basedOn w:val="993"/>
     <w:uiPriority w:val="63"/>
     <w:pPr>
       <w:pBdr/>
@@ -40589,9 +40945,9 @@
       </w:tcPr>
     </w:tblStylePr>
   </w:style>
-  <w:style w:type="table" w:styleId="833">
+  <w:style w:type="table" w:styleId="1067">
     <w:name w:val="Medium Shading 1 Accent 2"/>
-    <w:basedOn w:val="759"/>
+    <w:basedOn w:val="993"/>
     <w:uiPriority w:val="63"/>
     <w:pPr>
       <w:pBdr/>
@@ -40819,9 +41175,9 @@
       </w:tcPr>
     </w:tblStylePr>
   </w:style>
-  <w:style w:type="table" w:styleId="834">
+  <w:style w:type="table" w:styleId="1068">
     <w:name w:val="Medium Shading 1 Accent 3"/>
-    <w:basedOn w:val="759"/>
+    <w:basedOn w:val="993"/>
     <w:uiPriority w:val="63"/>
     <w:pPr>
       <w:pBdr/>
@@ -41049,9 +41405,9 @@
       </w:tcPr>
     </w:tblStylePr>
   </w:style>
-  <w:style w:type="table" w:styleId="835">
+  <w:style w:type="table" w:styleId="1069">
     <w:name w:val="Medium Shading 1 Accent 4"/>
-    <w:basedOn w:val="759"/>
+    <w:basedOn w:val="993"/>
     <w:uiPriority w:val="63"/>
     <w:pPr>
       <w:pBdr/>
@@ -41279,9 +41635,9 @@
       </w:tcPr>
     </w:tblStylePr>
   </w:style>
-  <w:style w:type="table" w:styleId="836">
+  <w:style w:type="table" w:styleId="1070">
     <w:name w:val="Medium Shading 1 Accent 5"/>
-    <w:basedOn w:val="759"/>
+    <w:basedOn w:val="993"/>
     <w:uiPriority w:val="63"/>
     <w:pPr>
       <w:pBdr/>
@@ -41509,9 +41865,9 @@
       </w:tcPr>
     </w:tblStylePr>
   </w:style>
-  <w:style w:type="table" w:styleId="837">
+  <w:style w:type="table" w:styleId="1071">
     <w:name w:val="Medium Shading 1 Accent 6"/>
-    <w:basedOn w:val="759"/>
+    <w:basedOn w:val="993"/>
     <w:uiPriority w:val="63"/>
     <w:pPr>
       <w:pBdr/>
@@ -41739,9 +42095,9 @@
       </w:tcPr>
     </w:tblStylePr>
   </w:style>
-  <w:style w:type="table" w:styleId="838">
+  <w:style w:type="table" w:styleId="1072">
     <w:name w:val="Medium Shading 2"/>
-    <w:basedOn w:val="759"/>
+    <w:basedOn w:val="993"/>
     <w:uiPriority w:val="64"/>
     <w:pPr>
       <w:pBdr/>
@@ -41994,9 +42350,9 @@
       </w:tcPr>
     </w:tblStylePr>
   </w:style>
-  <w:style w:type="table" w:styleId="839">
+  <w:style w:type="table" w:styleId="1073">
     <w:name w:val="Medium Shading 2 Accent 1"/>
-    <w:basedOn w:val="759"/>
+    <w:basedOn w:val="993"/>
     <w:uiPriority w:val="64"/>
     <w:pPr>
       <w:pBdr/>
@@ -42249,9 +42605,9 @@
       </w:tcPr>
     </w:tblStylePr>
   </w:style>
-  <w:style w:type="table" w:styleId="840">
+  <w:style w:type="table" w:styleId="1074">
     <w:name w:val="Medium Shading 2 Accent 2"/>
-    <w:basedOn w:val="759"/>
+    <w:basedOn w:val="993"/>
     <w:uiPriority w:val="64"/>
     <w:pPr>
       <w:pBdr/>
@@ -42504,9 +42860,9 @@
       </w:tcPr>
     </w:tblStylePr>
   </w:style>
-  <w:style w:type="table" w:styleId="841">
+  <w:style w:type="table" w:styleId="1075">
     <w:name w:val="Medium Shading 2 Accent 3"/>
-    <w:basedOn w:val="759"/>
+    <w:basedOn w:val="993"/>
     <w:uiPriority w:val="64"/>
     <w:pPr>
       <w:pBdr/>
@@ -42759,9 +43115,9 @@
       </w:tcPr>
     </w:tblStylePr>
   </w:style>
-  <w:style w:type="table" w:styleId="842">
+  <w:style w:type="table" w:styleId="1076">
     <w:name w:val="Medium Shading 2 Accent 4"/>
-    <w:basedOn w:val="759"/>
+    <w:basedOn w:val="993"/>
     <w:uiPriority w:val="64"/>
     <w:pPr>
       <w:pBdr/>
@@ -43014,9 +43370,9 @@
       </w:tcPr>
     </w:tblStylePr>
   </w:style>
-  <w:style w:type="table" w:styleId="843">
+  <w:style w:type="table" w:styleId="1077">
     <w:name w:val="Medium Shading 2 Accent 5"/>
-    <w:basedOn w:val="759"/>
+    <w:basedOn w:val="993"/>
     <w:uiPriority w:val="64"/>
     <w:pPr>
       <w:pBdr/>
@@ -43269,9 +43625,9 @@
       </w:tcPr>
     </w:tblStylePr>
   </w:style>
-  <w:style w:type="table" w:styleId="844">
+  <w:style w:type="table" w:styleId="1078">
     <w:name w:val="Medium Shading 2 Accent 6"/>
-    <w:basedOn w:val="759"/>
+    <w:basedOn w:val="993"/>
     <w:uiPriority w:val="64"/>
     <w:pPr>
       <w:pBdr/>
@@ -43524,9 +43880,9 @@
       </w:tcPr>
     </w:tblStylePr>
   </w:style>
-  <w:style w:type="table" w:styleId="845">
+  <w:style w:type="table" w:styleId="1079">
     <w:name w:val="Medium List 1"/>
-    <w:basedOn w:val="759"/>
+    <w:basedOn w:val="993"/>
     <w:uiPriority w:val="65"/>
     <w:pPr>
       <w:pBdr/>
@@ -43751,9 +44107,9 @@
       </w:tcPr>
     </w:tblStylePr>
   </w:style>
-  <w:style w:type="table" w:styleId="846">
+  <w:style w:type="table" w:styleId="1080">
     <w:name w:val="Medium List 1 Accent 1"/>
-    <w:basedOn w:val="759"/>
+    <w:basedOn w:val="993"/>
     <w:uiPriority w:val="65"/>
     <w:pPr>
       <w:pBdr/>
@@ -43978,9 +44334,9 @@
       </w:tcPr>
     </w:tblStylePr>
   </w:style>
-  <w:style w:type="table" w:styleId="847">
+  <w:style w:type="table" w:styleId="1081">
     <w:name w:val="Medium List 1 Accent 2"/>
-    <w:basedOn w:val="759"/>
+    <w:basedOn w:val="993"/>
     <w:uiPriority w:val="65"/>
     <w:pPr>
       <w:pBdr/>
@@ -44205,9 +44561,9 @@
       </w:tcPr>
     </w:tblStylePr>
   </w:style>
-  <w:style w:type="table" w:styleId="848">
+  <w:style w:type="table" w:styleId="1082">
     <w:name w:val="Medium List 1 Accent 3"/>
-    <w:basedOn w:val="759"/>
+    <w:basedOn w:val="993"/>
     <w:uiPriority w:val="65"/>
     <w:pPr>
       <w:pBdr/>
@@ -44432,9 +44788,9 @@
       </w:tcPr>
     </w:tblStylePr>
   </w:style>
-  <w:style w:type="table" w:styleId="849">
+  <w:style w:type="table" w:styleId="1083">
     <w:name w:val="Medium List 1 Accent 4"/>
-    <w:basedOn w:val="759"/>
+    <w:basedOn w:val="993"/>
     <w:uiPriority w:val="65"/>
     <w:pPr>
       <w:pBdr/>
@@ -44659,9 +45015,9 @@
       </w:tcPr>
     </w:tblStylePr>
   </w:style>
-  <w:style w:type="table" w:styleId="850">
+  <w:style w:type="table" w:styleId="1084">
     <w:name w:val="Medium List 1 Accent 5"/>
-    <w:basedOn w:val="759"/>
+    <w:basedOn w:val="993"/>
     <w:uiPriority w:val="65"/>
     <w:pPr>
       <w:pBdr/>
@@ -44886,9 +45242,9 @@
       </w:tcPr>
     </w:tblStylePr>
   </w:style>
-  <w:style w:type="table" w:styleId="851">
+  <w:style w:type="table" w:styleId="1085">
     <w:name w:val="Medium List 1 Accent 6"/>
-    <w:basedOn w:val="759"/>
+    <w:basedOn w:val="993"/>
     <w:uiPriority w:val="65"/>
     <w:pPr>
       <w:pBdr/>
@@ -45113,9 +45469,9 @@
       </w:tcPr>
     </w:tblStylePr>
   </w:style>
-  <w:style w:type="table" w:styleId="852">
+  <w:style w:type="table" w:styleId="1086">
     <w:name w:val="Medium List 2"/>
-    <w:basedOn w:val="759"/>
+    <w:basedOn w:val="993"/>
     <w:uiPriority w:val="66"/>
     <w:pPr>
       <w:pBdr/>
@@ -45355,9 +45711,9 @@
       </w:tcPr>
     </w:tblStylePr>
   </w:style>
-  <w:style w:type="table" w:styleId="853">
+  <w:style w:type="table" w:styleId="1087">
     <w:name w:val="Medium List 2 Accent 1"/>
-    <w:basedOn w:val="759"/>
+    <w:basedOn w:val="993"/>
     <w:uiPriority w:val="66"/>
     <w:pPr>
       <w:pBdr/>
@@ -45597,9 +45953,9 @@
       </w:tcPr>
     </w:tblStylePr>
   </w:style>
-  <w:style w:type="table" w:styleId="854">
+  <w:style w:type="table" w:styleId="1088">
     <w:name w:val="Medium List 2 Accent 2"/>
-    <w:basedOn w:val="759"/>
+    <w:basedOn w:val="993"/>
     <w:uiPriority w:val="66"/>
     <w:pPr>
       <w:pBdr/>
@@ -45839,9 +46195,9 @@
       </w:tcPr>
     </w:tblStylePr>
   </w:style>
-  <w:style w:type="table" w:styleId="855">
+  <w:style w:type="table" w:styleId="1089">
     <w:name w:val="Medium List 2 Accent 3"/>
-    <w:basedOn w:val="759"/>
+    <w:basedOn w:val="993"/>
     <w:uiPriority w:val="66"/>
     <w:pPr>
       <w:pBdr/>
@@ -46081,9 +46437,9 @@
       </w:tcPr>
     </w:tblStylePr>
   </w:style>
-  <w:style w:type="table" w:styleId="856">
+  <w:style w:type="table" w:styleId="1090">
     <w:name w:val="Medium List 2 Accent 4"/>
-    <w:basedOn w:val="759"/>
+    <w:basedOn w:val="993"/>
     <w:uiPriority w:val="66"/>
     <w:pPr>
       <w:pBdr/>
@@ -46323,9 +46679,9 @@
       </w:tcPr>
     </w:tblStylePr>
   </w:style>
-  <w:style w:type="table" w:styleId="857">
+  <w:style w:type="table" w:styleId="1091">
     <w:name w:val="Medium List 2 Accent 5"/>
-    <w:basedOn w:val="759"/>
+    <w:basedOn w:val="993"/>
     <w:uiPriority w:val="66"/>
     <w:pPr>
       <w:pBdr/>
@@ -46565,9 +46921,9 @@
       </w:tcPr>
     </w:tblStylePr>
   </w:style>
-  <w:style w:type="table" w:styleId="858">
+  <w:style w:type="table" w:styleId="1092">
     <w:name w:val="Medium List 2 Accent 6"/>
-    <w:basedOn w:val="759"/>
+    <w:basedOn w:val="993"/>
     <w:uiPriority w:val="66"/>
     <w:pPr>
       <w:pBdr/>
@@ -46807,9 +47163,9 @@
       </w:tcPr>
     </w:tblStylePr>
   </w:style>
-  <w:style w:type="table" w:styleId="859">
+  <w:style w:type="table" w:styleId="1093">
     <w:name w:val="Medium Grid 1"/>
-    <w:basedOn w:val="759"/>
+    <w:basedOn w:val="993"/>
     <w:uiPriority w:val="67"/>
     <w:pPr>
       <w:pBdr/>
@@ -47029,9 +47385,9 @@
       </w:tcPr>
     </w:tblStylePr>
   </w:style>
-  <w:style w:type="table" w:styleId="860">
+  <w:style w:type="table" w:styleId="1094">
     <w:name w:val="Medium Grid 1 Accent 1"/>
-    <w:basedOn w:val="759"/>
+    <w:basedOn w:val="993"/>
     <w:uiPriority w:val="67"/>
     <w:pPr>
       <w:pBdr/>
@@ -47251,9 +47607,9 @@
       </w:tcPr>
     </w:tblStylePr>
   </w:style>
-  <w:style w:type="table" w:styleId="861">
+  <w:style w:type="table" w:styleId="1095">
     <w:name w:val="Medium Grid 1 Accent 2"/>
-    <w:basedOn w:val="759"/>
+    <w:basedOn w:val="993"/>
     <w:uiPriority w:val="67"/>
     <w:pPr>
       <w:pBdr/>
@@ -47473,9 +47829,9 @@
       </w:tcPr>
     </w:tblStylePr>
   </w:style>
-  <w:style w:type="table" w:styleId="862">
+  <w:style w:type="table" w:styleId="1096">
     <w:name w:val="Medium Grid 1 Accent 3"/>
-    <w:basedOn w:val="759"/>
+    <w:basedOn w:val="993"/>
     <w:uiPriority w:val="67"/>
     <w:pPr>
       <w:pBdr/>
@@ -47695,9 +48051,9 @@
       </w:tcPr>
     </w:tblStylePr>
   </w:style>
-  <w:style w:type="table" w:styleId="863">
+  <w:style w:type="table" w:styleId="1097">
     <w:name w:val="Medium Grid 1 Accent 4"/>
-    <w:basedOn w:val="759"/>
+    <w:basedOn w:val="993"/>
     <w:uiPriority w:val="67"/>
     <w:pPr>
       <w:pBdr/>
@@ -47917,9 +48273,9 @@
       </w:tcPr>
     </w:tblStylePr>
   </w:style>
-  <w:style w:type="table" w:styleId="864">
+  <w:style w:type="table" w:styleId="1098">
     <w:name w:val="Medium Grid 1 Accent 5"/>
-    <w:basedOn w:val="759"/>
+    <w:basedOn w:val="993"/>
     <w:uiPriority w:val="67"/>
     <w:pPr>
       <w:pBdr/>
@@ -48139,9 +48495,9 @@
       </w:tcPr>
     </w:tblStylePr>
   </w:style>
-  <w:style w:type="table" w:styleId="865">
+  <w:style w:type="table" w:styleId="1099">
     <w:name w:val="Medium Grid 1 Accent 6"/>
-    <w:basedOn w:val="759"/>
+    <w:basedOn w:val="993"/>
     <w:uiPriority w:val="67"/>
     <w:pPr>
       <w:pBdr/>
@@ -48361,9 +48717,9 @@
       </w:tcPr>
     </w:tblStylePr>
   </w:style>
-  <w:style w:type="table" w:styleId="866">
+  <w:style w:type="table" w:styleId="1100">
     <w:name w:val="Medium Grid 2"/>
-    <w:basedOn w:val="759"/>
+    <w:basedOn w:val="993"/>
     <w:uiPriority w:val="68"/>
     <w:pPr>
       <w:pBdr/>
@@ -48609,9 +48965,9 @@
       </w:tcPr>
     </w:tblStylePr>
   </w:style>
-  <w:style w:type="table" w:styleId="867">
+  <w:style w:type="table" w:styleId="1101">
     <w:name w:val="Medium Grid 2 Accent 1"/>
-    <w:basedOn w:val="759"/>
+    <w:basedOn w:val="993"/>
     <w:uiPriority w:val="68"/>
     <w:pPr>
       <w:pBdr/>
@@ -48857,9 +49213,9 @@
       </w:tcPr>
     </w:tblStylePr>
   </w:style>
-  <w:style w:type="table" w:styleId="868">
+  <w:style w:type="table" w:styleId="1102">
     <w:name w:val="Medium Grid 2 Accent 2"/>
-    <w:basedOn w:val="759"/>
+    <w:basedOn w:val="993"/>
     <w:uiPriority w:val="68"/>
     <w:pPr>
       <w:pBdr/>
@@ -49105,9 +49461,9 @@
       </w:tcPr>
     </w:tblStylePr>
   </w:style>
-  <w:style w:type="table" w:styleId="869">
+  <w:style w:type="table" w:styleId="1103">
     <w:name w:val="Medium Grid 2 Accent 3"/>
-    <w:basedOn w:val="759"/>
+    <w:basedOn w:val="993"/>
     <w:uiPriority w:val="68"/>
     <w:pPr>
       <w:pBdr/>
@@ -49353,9 +49709,9 @@
       </w:tcPr>
     </w:tblStylePr>
   </w:style>
-  <w:style w:type="table" w:styleId="870">
+  <w:style w:type="table" w:styleId="1104">
     <w:name w:val="Medium Grid 2 Accent 4"/>
-    <w:basedOn w:val="759"/>
+    <w:basedOn w:val="993"/>
     <w:uiPriority w:val="68"/>
     <w:pPr>
       <w:pBdr/>
@@ -49601,9 +49957,9 @@
       </w:tcPr>
     </w:tblStylePr>
   </w:style>
-  <w:style w:type="table" w:styleId="871">
+  <w:style w:type="table" w:styleId="1105">
     <w:name w:val="Medium Grid 2 Accent 5"/>
-    <w:basedOn w:val="759"/>
+    <w:basedOn w:val="993"/>
     <w:uiPriority w:val="68"/>
     <w:pPr>
       <w:pBdr/>
@@ -49849,9 +50205,9 @@
       </w:tcPr>
     </w:tblStylePr>
   </w:style>
-  <w:style w:type="table" w:styleId="872">
+  <w:style w:type="table" w:styleId="1106">
     <w:name w:val="Medium Grid 2 Accent 6"/>
-    <w:basedOn w:val="759"/>
+    <w:basedOn w:val="993"/>
     <w:uiPriority w:val="68"/>
     <w:pPr>
       <w:pBdr/>
@@ -50097,9 +50453,9 @@
       </w:tcPr>
     </w:tblStylePr>
   </w:style>
-  <w:style w:type="table" w:styleId="873">
+  <w:style w:type="table" w:styleId="1107">
     <w:name w:val="Medium Grid 3"/>
-    <w:basedOn w:val="759"/>
+    <w:basedOn w:val="993"/>
     <w:uiPriority w:val="69"/>
     <w:pPr>
       <w:pBdr/>
@@ -50361,9 +50717,9 @@
       </w:tcPr>
     </w:tblStylePr>
   </w:style>
-  <w:style w:type="table" w:styleId="874">
+  <w:style w:type="table" w:styleId="1108">
     <w:name w:val="Medium Grid 3 Accent 1"/>
-    <w:basedOn w:val="759"/>
+    <w:basedOn w:val="993"/>
     <w:uiPriority w:val="69"/>
     <w:pPr>
       <w:pBdr/>
@@ -50625,9 +50981,9 @@
       </w:tcPr>
     </w:tblStylePr>
   </w:style>
-  <w:style w:type="table" w:styleId="875">
+  <w:style w:type="table" w:styleId="1109">
     <w:name w:val="Medium Grid 3 Accent 2"/>
-    <w:basedOn w:val="759"/>
+    <w:basedOn w:val="993"/>
     <w:uiPriority w:val="69"/>
     <w:pPr>
       <w:pBdr/>
@@ -50889,9 +51245,9 @@
       </w:tcPr>
     </w:tblStylePr>
   </w:style>
-  <w:style w:type="table" w:styleId="876">
+  <w:style w:type="table" w:styleId="1110">
     <w:name w:val="Medium Grid 3 Accent 3"/>
-    <w:basedOn w:val="759"/>
+    <w:basedOn w:val="993"/>
     <w:uiPriority w:val="69"/>
     <w:pPr>
       <w:pBdr/>
@@ -51153,9 +51509,9 @@
       </w:tcPr>
     </w:tblStylePr>
   </w:style>
-  <w:style w:type="table" w:styleId="877">
+  <w:style w:type="table" w:styleId="1111">
     <w:name w:val="Medium Grid 3 Accent 4"/>
-    <w:basedOn w:val="759"/>
+    <w:basedOn w:val="993"/>
     <w:uiPriority w:val="69"/>
     <w:pPr>
       <w:pBdr/>
@@ -51417,9 +51773,9 @@
       </w:tcPr>
     </w:tblStylePr>
   </w:style>
-  <w:style w:type="table" w:styleId="878">
+  <w:style w:type="table" w:styleId="1112">
     <w:name w:val="Medium Grid 3 Accent 5"/>
-    <w:basedOn w:val="759"/>
+    <w:basedOn w:val="993"/>
     <w:uiPriority w:val="69"/>
     <w:pPr>
       <w:pBdr/>
@@ -51681,9 +52037,9 @@
       </w:tcPr>
     </w:tblStylePr>
   </w:style>
-  <w:style w:type="table" w:styleId="879">
+  <w:style w:type="table" w:styleId="1113">
     <w:name w:val="Medium Grid 3 Accent 6"/>
-    <w:basedOn w:val="759"/>
+    <w:basedOn w:val="993"/>
     <w:uiPriority w:val="69"/>
     <w:pPr>
       <w:pBdr/>
@@ -51945,9 +52301,9 @@
       </w:tcPr>
     </w:tblStylePr>
   </w:style>
-  <w:style w:type="table" w:styleId="880">
+  <w:style w:type="table" w:styleId="1114">
     <w:name w:val="Dark List"/>
-    <w:basedOn w:val="759"/>
+    <w:basedOn w:val="993"/>
     <w:uiPriority w:val="70"/>
     <w:pPr>
       <w:pBdr/>
@@ -52183,9 +52539,9 @@
       </w:tcPr>
     </w:tblStylePr>
   </w:style>
-  <w:style w:type="table" w:styleId="881">
+  <w:style w:type="table" w:styleId="1115">
     <w:name w:val="Dark List Accent 1"/>
-    <w:basedOn w:val="759"/>
+    <w:basedOn w:val="993"/>
     <w:uiPriority w:val="70"/>
     <w:pPr>
       <w:pBdr/>
@@ -52421,9 +52777,9 @@
       </w:tcPr>
     </w:tblStylePr>
   </w:style>
-  <w:style w:type="table" w:styleId="882">
+  <w:style w:type="table" w:styleId="1116">
     <w:name w:val="Dark List Accent 2"/>
-    <w:basedOn w:val="759"/>
+    <w:basedOn w:val="993"/>
     <w:uiPriority w:val="70"/>
     <w:pPr>
       <w:pBdr/>
@@ -52659,9 +53015,9 @@
       </w:tcPr>
     </w:tblStylePr>
   </w:style>
-  <w:style w:type="table" w:styleId="883">
+  <w:style w:type="table" w:styleId="1117">
     <w:name w:val="Dark List Accent 3"/>
-    <w:basedOn w:val="759"/>
+    <w:basedOn w:val="993"/>
     <w:uiPriority w:val="70"/>
     <w:pPr>
       <w:pBdr/>
@@ -52897,9 +53253,9 @@
       </w:tcPr>
     </w:tblStylePr>
   </w:style>
-  <w:style w:type="table" w:styleId="884">
+  <w:style w:type="table" w:styleId="1118">
     <w:name w:val="Dark List Accent 4"/>
-    <w:basedOn w:val="759"/>
+    <w:basedOn w:val="993"/>
     <w:uiPriority w:val="70"/>
     <w:pPr>
       <w:pBdr/>
@@ -53135,9 +53491,9 @@
       </w:tcPr>
     </w:tblStylePr>
   </w:style>
-  <w:style w:type="table" w:styleId="885">
+  <w:style w:type="table" w:styleId="1119">
     <w:name w:val="Dark List Accent 5"/>
-    <w:basedOn w:val="759"/>
+    <w:basedOn w:val="993"/>
     <w:uiPriority w:val="70"/>
     <w:pPr>
       <w:pBdr/>
@@ -53373,9 +53729,9 @@
       </w:tcPr>
     </w:tblStylePr>
   </w:style>
-  <w:style w:type="table" w:styleId="886">
+  <w:style w:type="table" w:styleId="1120">
     <w:name w:val="Dark List Accent 6"/>
-    <w:basedOn w:val="759"/>
+    <w:basedOn w:val="993"/>
     <w:uiPriority w:val="70"/>
     <w:pPr>
       <w:pBdr/>
@@ -53611,9 +53967,9 @@
       </w:tcPr>
     </w:tblStylePr>
   </w:style>
-  <w:style w:type="table" w:styleId="887">
+  <w:style w:type="table" w:styleId="1121">
     <w:name w:val="Colorful Shading"/>
-    <w:basedOn w:val="759"/>
+    <w:basedOn w:val="993"/>
     <w:uiPriority w:val="71"/>
     <w:pPr>
       <w:pBdr/>
@@ -53860,9 +54216,9 @@
       </w:tcPr>
     </w:tblStylePr>
   </w:style>
-  <w:style w:type="table" w:styleId="888">
+  <w:style w:type="table" w:styleId="1122">
     <w:name w:val="Colorful Shading Accent 1"/>
-    <w:basedOn w:val="759"/>
+    <w:basedOn w:val="993"/>
     <w:uiPriority w:val="71"/>
     <w:pPr>
       <w:pBdr/>
@@ -54109,9 +54465,9 @@
       </w:tcPr>
     </w:tblStylePr>
   </w:style>
-  <w:style w:type="table" w:styleId="889">
+  <w:style w:type="table" w:styleId="1123">
     <w:name w:val="Colorful Shading Accent 2"/>
-    <w:basedOn w:val="759"/>
+    <w:basedOn w:val="993"/>
     <w:uiPriority w:val="71"/>
     <w:pPr>
       <w:pBdr/>
@@ -54358,9 +54714,9 @@
       </w:tcPr>
     </w:tblStylePr>
   </w:style>
-  <w:style w:type="table" w:styleId="890">
+  <w:style w:type="table" w:styleId="1124">
     <w:name w:val="Colorful Shading Accent 3"/>
-    <w:basedOn w:val="759"/>
+    <w:basedOn w:val="993"/>
     <w:uiPriority w:val="71"/>
     <w:pPr>
       <w:pBdr/>
@@ -54601,9 +54957,9 @@
       </w:tcPr>
     </w:tblStylePr>
   </w:style>
-  <w:style w:type="table" w:styleId="891">
+  <w:style w:type="table" w:styleId="1125">
     <w:name w:val="Colorful Shading Accent 4"/>
-    <w:basedOn w:val="759"/>
+    <w:basedOn w:val="993"/>
     <w:uiPriority w:val="71"/>
     <w:pPr>
       <w:pBdr/>
@@ -54850,9 +55206,9 @@
       </w:tcPr>
     </w:tblStylePr>
   </w:style>
-  <w:style w:type="table" w:styleId="892">
+  <w:style w:type="table" w:styleId="1126">
     <w:name w:val="Colorful Shading Accent 5"/>
-    <w:basedOn w:val="759"/>
+    <w:basedOn w:val="993"/>
     <w:uiPriority w:val="71"/>
     <w:pPr>
       <w:pBdr/>
@@ -55099,9 +55455,9 @@
       </w:tcPr>
     </w:tblStylePr>
   </w:style>
-  <w:style w:type="table" w:styleId="893">
+  <w:style w:type="table" w:styleId="1127">
     <w:name w:val="Colorful Shading Accent 6"/>
-    <w:basedOn w:val="759"/>
+    <w:basedOn w:val="993"/>
     <w:uiPriority w:val="71"/>
     <w:pPr>
       <w:pBdr/>
@@ -55348,9 +55704,9 @@
       </w:tcPr>
     </w:tblStylePr>
   </w:style>
-  <w:style w:type="table" w:styleId="894">
+  <w:style w:type="table" w:styleId="1128">
     <w:name w:val="Colorful List"/>
-    <w:basedOn w:val="759"/>
+    <w:basedOn w:val="993"/>
     <w:uiPriority w:val="72"/>
     <w:pPr>
       <w:pBdr/>
@@ -55577,9 +55933,9 @@
       </w:tcPr>
     </w:tblStylePr>
   </w:style>
-  <w:style w:type="table" w:styleId="895">
+  <w:style w:type="table" w:styleId="1129">
     <w:name w:val="Colorful List Accent 1"/>
-    <w:basedOn w:val="759"/>
+    <w:basedOn w:val="993"/>
     <w:uiPriority w:val="72"/>
     <w:pPr>
       <w:pBdr/>
@@ -55806,9 +56162,9 @@
       </w:tcPr>
     </w:tblStylePr>
   </w:style>
-  <w:style w:type="table" w:styleId="896">
+  <w:style w:type="table" w:styleId="1130">
     <w:name w:val="Colorful List Accent 2"/>
-    <w:basedOn w:val="759"/>
+    <w:basedOn w:val="993"/>
     <w:uiPriority w:val="72"/>
     <w:pPr>
       <w:pBdr/>
@@ -56035,9 +56391,9 @@
       </w:tcPr>
     </w:tblStylePr>
   </w:style>
-  <w:style w:type="table" w:styleId="897">
+  <w:style w:type="table" w:styleId="1131">
     <w:name w:val="Colorful List Accent 3"/>
-    <w:basedOn w:val="759"/>
+    <w:basedOn w:val="993"/>
     <w:uiPriority w:val="72"/>
     <w:pPr>
       <w:pBdr/>
@@ -56264,9 +56620,9 @@
       </w:tcPr>
     </w:tblStylePr>
   </w:style>
-  <w:style w:type="table" w:styleId="898">
+  <w:style w:type="table" w:styleId="1132">
     <w:name w:val="Colorful List Accent 4"/>
-    <w:basedOn w:val="759"/>
+    <w:basedOn w:val="993"/>
     <w:uiPriority w:val="72"/>
     <w:pPr>
       <w:pBdr/>
@@ -56493,9 +56849,9 @@
       </w:tcPr>
     </w:tblStylePr>
   </w:style>
-  <w:style w:type="table" w:styleId="899">
+  <w:style w:type="table" w:styleId="1133">
     <w:name w:val="Colorful List Accent 5"/>
-    <w:basedOn w:val="759"/>
+    <w:basedOn w:val="993"/>
     <w:uiPriority w:val="72"/>
     <w:pPr>
       <w:pBdr/>
@@ -56722,9 +57078,9 @@
       </w:tcPr>
     </w:tblStylePr>
   </w:style>
-  <w:style w:type="table" w:styleId="900">
+  <w:style w:type="table" w:styleId="1134">
     <w:name w:val="Colorful List Accent 6"/>
-    <w:basedOn w:val="759"/>
+    <w:basedOn w:val="993"/>
     <w:uiPriority w:val="72"/>
     <w:pPr>
       <w:pBdr/>
@@ -56951,9 +57307,9 @@
       </w:tcPr>
     </w:tblStylePr>
   </w:style>
-  <w:style w:type="table" w:styleId="901">
+  <w:style w:type="table" w:styleId="1135">
     <w:name w:val="Colorful Grid"/>
-    <w:basedOn w:val="759"/>
+    <w:basedOn w:val="993"/>
     <w:uiPriority w:val="73"/>
     <w:pPr>
       <w:pBdr/>
@@ -57172,9 +57528,9 @@
       </w:tcPr>
     </w:tblStylePr>
   </w:style>
-  <w:style w:type="table" w:styleId="902">
+  <w:style w:type="table" w:styleId="1136">
     <w:name w:val="Colorful Grid Accent 1"/>
-    <w:basedOn w:val="759"/>
+    <w:basedOn w:val="993"/>
     <w:uiPriority w:val="73"/>
     <w:pPr>
       <w:pBdr/>
@@ -57393,9 +57749,9 @@
       </w:tcPr>
     </w:tblStylePr>
   </w:style>
-  <w:style w:type="table" w:styleId="903">
+  <w:style w:type="table" w:styleId="1137">
     <w:name w:val="Colorful Grid Accent 2"/>
-    <w:basedOn w:val="759"/>
+    <w:basedOn w:val="993"/>
     <w:uiPriority w:val="73"/>
     <w:pPr>
       <w:pBdr/>
@@ -57614,9 +57970,9 @@
       </w:tcPr>
     </w:tblStylePr>
   </w:style>
-  <w:style w:type="table" w:styleId="904">
+  <w:style w:type="table" w:styleId="1138">
     <w:name w:val="Colorful Grid Accent 3"/>
-    <w:basedOn w:val="759"/>
+    <w:basedOn w:val="993"/>
     <w:uiPriority w:val="73"/>
     <w:pPr>
       <w:pBdr/>
@@ -57835,9 +58191,9 @@
       </w:tcPr>
     </w:tblStylePr>
   </w:style>
-  <w:style w:type="table" w:styleId="905">
+  <w:style w:type="table" w:styleId="1139">
     <w:name w:val="Colorful Grid Accent 4"/>
-    <w:basedOn w:val="759"/>
+    <w:basedOn w:val="993"/>
     <w:uiPriority w:val="73"/>
     <w:pPr>
       <w:pBdr/>
@@ -58056,9 +58412,9 @@
       </w:tcPr>
     </w:tblStylePr>
   </w:style>
-  <w:style w:type="table" w:styleId="906">
+  <w:style w:type="table" w:styleId="1140">
     <w:name w:val="Colorful Grid Accent 5"/>
-    <w:basedOn w:val="759"/>
+    <w:basedOn w:val="993"/>
     <w:uiPriority w:val="73"/>
     <w:pPr>
       <w:pBdr/>
@@ -58277,9 +58633,9 @@
       </w:tcPr>
     </w:tblStylePr>
   </w:style>
-  <w:style w:type="table" w:styleId="907">
+  <w:style w:type="table" w:styleId="1141">
     <w:name w:val="Colorful Grid Accent 6"/>
-    <w:basedOn w:val="759"/>
+    <w:basedOn w:val="993"/>
     <w:uiPriority w:val="73"/>
     <w:pPr>
       <w:pBdr/>
@@ -58498,9 +58854,9 @@
       </w:tcPr>
     </w:tblStylePr>
   </w:style>
-  <w:style w:type="paragraph" w:styleId="1_183" w:customStyle="1">
+  <w:style w:type="paragraph" w:styleId="1142" w:customStyle="1">
     <w:name w:val="x_msonormal"/>
-    <w:basedOn w:val="829"/>
+    <w:basedOn w:val="1063"/>
     <w:pPr>
       <w:keepNext w:val="false"/>
       <w:keepLines w:val="false"/>
@@ -58514,7 +58870,7 @@
         <w:right w:val="none" w:color="000000" w:sz="4" w:space="0"/>
         <w:between w:val="none" w:color="000000" w:sz="4" w:space="0"/>
       </w:pBdr>
-      <w:shd w:val="nil" w:color="000000"/>
+      <w:shd w:val="nil"/>
       <w:bidi w:val="false"/>
       <w:spacing w:after="0" w:afterAutospacing="0" w:before="0" w:beforeAutospacing="0" w:line="240" w:lineRule="auto"/>
       <w:ind w:right="0" w:firstLine="0" w:left="0"/>
@@ -58808,7 +59164,7 @@
 </file>
 
 <file path=customXml/itemProps1.xml><?xml version="1.0" encoding="utf-8"?>
-<ds:datastoreItem xmlns:ds="http://schemas.openxmlformats.org/officeDocument/2006/customXml" ds:itemID="ef278816-ec6f-a645-907d-7f25aecb1d4a">
+<ds:datastoreItem xmlns:ds="http://schemas.openxmlformats.org/officeDocument/2006/customXml" ds:itemID="EF278816-EC6F-A645-907D-7F25AECB1D4A">
   <ds:schemaRefs>
     <ds:schemaRef ds:uri="http://schemas.openxmlformats.org/officeDocument/2006/bibliography"/>
   </ds:schemaRefs>
